--- a/Parte 02/Bússola de Valor - Relatório TCC - Curso de Banco de Dados.docx
+++ b/Parte 02/Bússola de Valor - Relatório TCC - Curso de Banco de Dados.docx
@@ -23,7 +23,7 @@
             <v:stroke joinstyle="miter"/>
             <v:path gradientshapeok="t" o:connecttype="rect"/>
           </v:shapetype>
-          <v:shape id="_x0000_s2051" o:spid="_x0000_s2051" type="#_x0000_t202" style="position:absolute;margin-left:-3.45pt;margin-top:22pt;width:521pt;height:335.5pt;z-index:1;visibility:visible;mso-wrap-style:square;mso-wrap-distance-left:9.05pt;mso-wrap-distance-top:3.6pt;mso-wrap-distance-right:9.05pt;mso-wrap-distance-bottom:3.6pt;mso-position-horizontal:absolute;mso-position-horizontal-relative:text;mso-position-vertical:absolute;mso-position-vertical-relative:text;v-text-anchor:top" o:gfxdata="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" o:allowincell="f" stroked="f">
+          <v:shape id="_x0000_s2051" type="#_x0000_t202" style="position:absolute;margin-left:-3.45pt;margin-top:22pt;width:521pt;height:335.5pt;z-index:1;visibility:visible;mso-wrap-style:square;mso-wrap-distance-left:9.05pt;mso-wrap-distance-top:3.6pt;mso-wrap-distance-right:9.05pt;mso-wrap-distance-bottom:3.6pt;mso-position-horizontal:absolute;mso-position-horizontal-relative:text;mso-position-vertical:absolute;mso-position-vertical-relative:text;v-text-anchor:top" o:gfxdata="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" o:allowincell="f" stroked="f">
             <v:textbox inset="7.25pt,3.65pt,7.25pt,3.65pt">
               <w:txbxContent>
                 <w:tbl>
@@ -245,18 +245,8 @@
                             <w:szCs w:val="22"/>
                             <w:lang w:val="es-ES"/>
                           </w:rPr>
-                          <w:t xml:space="preserve">, </w:t>
+                          <w:t>, streamlit</w:t>
                         </w:r>
-                        <w:proofErr w:type="spellStart"/>
-                        <w:r>
-                          <w:rPr>
-                            <w:sz w:val="22"/>
-                            <w:szCs w:val="22"/>
-                            <w:lang w:val="es-ES"/>
-                          </w:rPr>
-                          <w:t>streamlit</w:t>
-                        </w:r>
-                        <w:proofErr w:type="spellEnd"/>
                       </w:p>
                     </w:tc>
                   </w:tr>
@@ -440,13 +430,6 @@
     </w:p>
     <w:p>
       <w:pPr>
-        <w:rPr>
-          <w:lang w:val="pt-BR"/>
-        </w:rPr>
-      </w:pPr>
-    </w:p>
-    <w:p>
-      <w:pPr>
         <w:ind w:firstLine="204"/>
         <w:rPr>
           <w:lang w:val="pt-BR"/>
@@ -533,11 +516,193 @@
         </w:rPr>
         <w:t>Motivação</w:t>
       </w:r>
+    </w:p>
+    <w:p>
+      <w:pPr>
+        <w:pBdr>
+          <w:top w:val="none" w:sz="4" w:space="0" w:color="000000"/>
+          <w:left w:val="none" w:sz="4" w:space="0" w:color="000000"/>
+          <w:bottom w:val="none" w:sz="4" w:space="0" w:color="000000"/>
+          <w:right w:val="none" w:sz="4" w:space="0" w:color="000000"/>
+        </w:pBdr>
+        <w:ind w:firstLine="204"/>
+        <w:rPr>
+          <w:lang w:val="pt-BR"/>
+        </w:rPr>
+      </w:pPr>
       <w:r>
         <w:rPr>
           <w:lang w:val="pt-BR"/>
         </w:rPr>
-        <w:t xml:space="preserve"> (mlehorar a motivação, falar sobre minha tragetorio)</w:t>
+        <w:t>A motivação para o desenvolvimento da "Bússola de Valor" é multifacetada, combinando um propósito prático com um desafio técnico e uma filosofia de preservação de capital:</w:t>
+      </w:r>
+    </w:p>
+    <w:p>
+      <w:pPr>
+        <w:pBdr>
+          <w:top w:val="none" w:sz="4" w:space="0" w:color="000000"/>
+          <w:left w:val="none" w:sz="4" w:space="0" w:color="000000"/>
+          <w:bottom w:val="none" w:sz="4" w:space="0" w:color="000000"/>
+          <w:right w:val="none" w:sz="4" w:space="0" w:color="000000"/>
+        </w:pBdr>
+        <w:ind w:firstLine="204"/>
+        <w:rPr>
+          <w:lang w:val="pt-BR"/>
+        </w:rPr>
+      </w:pPr>
+    </w:p>
+    <w:p>
+      <w:pPr>
+        <w:numPr>
+          <w:ilvl w:val="0"/>
+          <w:numId w:val="103"/>
+        </w:numPr>
+        <w:pBdr>
+          <w:top w:val="none" w:sz="4" w:space="0" w:color="000000"/>
+          <w:left w:val="none" w:sz="4" w:space="0" w:color="000000"/>
+          <w:bottom w:val="none" w:sz="4" w:space="0" w:color="000000"/>
+          <w:right w:val="none" w:sz="4" w:space="0" w:color="000000"/>
+        </w:pBdr>
+        <w:rPr>
+          <w:lang w:val="pt-BR"/>
+        </w:rPr>
+      </w:pPr>
+      <w:r>
+        <w:rPr>
+          <w:b/>
+          <w:bCs/>
+          <w:lang w:val="pt-BR"/>
+        </w:rPr>
+        <w:t>Auxiliar investidores pessoa física:</w:t>
+      </w:r>
+      <w:r>
+        <w:rPr>
+          <w:lang w:val="pt-BR"/>
+        </w:rPr>
+        <w:t> O objetivo é identificar ações que combinam boa geração de dividendos com fundamentos robustos, apoiando a alocação de portfólios orientados à renda de forma sistemática e eficiente.</w:t>
+      </w:r>
+    </w:p>
+    <w:p>
+      <w:pPr>
+        <w:numPr>
+          <w:ilvl w:val="0"/>
+          <w:numId w:val="103"/>
+        </w:numPr>
+        <w:pBdr>
+          <w:top w:val="none" w:sz="4" w:space="0" w:color="000000"/>
+          <w:left w:val="none" w:sz="4" w:space="0" w:color="000000"/>
+          <w:bottom w:val="none" w:sz="4" w:space="0" w:color="000000"/>
+          <w:right w:val="none" w:sz="4" w:space="0" w:color="000000"/>
+        </w:pBdr>
+        <w:rPr>
+          <w:lang w:val="pt-BR"/>
+        </w:rPr>
+      </w:pPr>
+      <w:r>
+        <w:rPr>
+          <w:b/>
+          <w:bCs/>
+          <w:lang w:val="pt-BR"/>
+        </w:rPr>
+        <w:t>Evitar perdas de capital:</w:t>
+      </w:r>
+      <w:r>
+        <w:rPr>
+          <w:lang w:val="pt-BR"/>
+        </w:rPr>
+        <w:t> Uma motivação central é criar um "filtro de qualidade" que ajude o investidor a evitar empresas com indicadores péssimos, minimizando ao máximo o risco de perda de capital, um princípio fundamental do </w:t>
+      </w:r>
+      <w:r>
+        <w:rPr>
+          <w:i/>
+          <w:iCs/>
+          <w:lang w:val="pt-BR"/>
+        </w:rPr>
+        <w:t>value investing</w:t>
+      </w:r>
+      <w:r>
+        <w:rPr>
+          <w:lang w:val="pt-BR"/>
+        </w:rPr>
+        <w:t>.</w:t>
+      </w:r>
+    </w:p>
+    <w:p>
+      <w:pPr>
+        <w:numPr>
+          <w:ilvl w:val="0"/>
+          <w:numId w:val="103"/>
+        </w:numPr>
+        <w:pBdr>
+          <w:top w:val="none" w:sz="4" w:space="0" w:color="000000"/>
+          <w:left w:val="none" w:sz="4" w:space="0" w:color="000000"/>
+          <w:bottom w:val="none" w:sz="4" w:space="0" w:color="000000"/>
+          <w:right w:val="none" w:sz="4" w:space="0" w:color="000000"/>
+        </w:pBdr>
+        <w:rPr>
+          <w:lang w:val="pt-BR"/>
+        </w:rPr>
+      </w:pPr>
+      <w:r>
+        <w:rPr>
+          <w:b/>
+          <w:bCs/>
+          <w:lang w:val="pt-BR"/>
+        </w:rPr>
+        <w:t>Integrar conhecimento clássico e tecnologia:</w:t>
+      </w:r>
+      <w:r>
+        <w:rPr>
+          <w:lang w:val="pt-BR"/>
+        </w:rPr>
+        <w:t> O projeto busca unir os conceitos de investidores consagrados, como Décio Bazin, Benjamin Graham, Warren Buffett e Luiz Barsi, com práticas modernas de engenharia de dados, como pipelines de ETL, data warehousing e dashboards interativos.</w:t>
+      </w:r>
+    </w:p>
+    <w:p>
+      <w:pPr>
+        <w:pBdr>
+          <w:top w:val="none" w:sz="4" w:space="0" w:color="000000"/>
+          <w:left w:val="none" w:sz="4" w:space="0" w:color="000000"/>
+          <w:bottom w:val="none" w:sz="4" w:space="0" w:color="000000"/>
+          <w:right w:val="none" w:sz="4" w:space="0" w:color="000000"/>
+        </w:pBdr>
+        <w:rPr>
+          <w:lang w:val="pt-BR"/>
+        </w:rPr>
+      </w:pPr>
+    </w:p>
+    <w:p>
+      <w:pPr>
+        <w:pBdr>
+          <w:top w:val="none" w:sz="4" w:space="0" w:color="000000"/>
+          <w:left w:val="none" w:sz="4" w:space="0" w:color="000000"/>
+          <w:bottom w:val="none" w:sz="4" w:space="0" w:color="000000"/>
+          <w:right w:val="none" w:sz="4" w:space="0" w:color="000000"/>
+        </w:pBdr>
+        <w:ind w:firstLine="204"/>
+        <w:rPr>
+          <w:lang w:val="pt-BR"/>
+        </w:rPr>
+      </w:pPr>
+      <w:r>
+        <w:rPr>
+          <w:lang w:val="pt-BR"/>
+        </w:rPr>
+        <w:t>É crucial ressaltar que a "Bússola de Valor" </w:t>
+      </w:r>
+      <w:r>
+        <w:rPr>
+          <w:b/>
+          <w:bCs/>
+          <w:lang w:val="pt-BR"/>
+        </w:rPr>
+        <w:t>não é uma recomendação de compra ou venda</w:t>
+      </w:r>
+      <w:r>
+        <w:rPr>
+          <w:lang w:val="pt-BR"/>
+        </w:rPr>
+        <w:t>. Ela funciona como uma ferramenta de apoio para análise e estudo, projetada para otimizar o tempo do investidor e fornecer uma base quantitativa sólida para que ele possa tomar suas próprias decisões de investimento com mais segurança e informação.</w:t>
       </w:r>
     </w:p>
     <w:p>
@@ -567,12 +732,6 @@
           <w:lang w:val="pt-BR"/>
         </w:rPr>
       </w:pPr>
-      <w:r>
-        <w:rPr>
-          <w:lang w:val="pt-BR"/>
-        </w:rPr>
-        <w:t>A motivação para o desenvolvimento da "Bússola de Valor" é dupla, combinando um propósito prático com um desafio técnico:</w:t>
-      </w:r>
     </w:p>
     <w:p>
       <w:pPr>
@@ -590,61 +749,31 @@
     </w:p>
     <w:p>
       <w:pPr>
-        <w:pStyle w:val="ListParagraph"/>
-        <w:numPr>
-          <w:ilvl w:val="0"/>
-          <w:numId w:val="75"/>
-        </w:numPr>
         <w:pBdr>
           <w:top w:val="none" w:sz="4" w:space="0" w:color="000000"/>
           <w:left w:val="none" w:sz="4" w:space="0" w:color="000000"/>
           <w:bottom w:val="none" w:sz="4" w:space="0" w:color="000000"/>
           <w:right w:val="none" w:sz="4" w:space="0" w:color="000000"/>
         </w:pBdr>
-        <w:rPr>
-          <w:lang w:val="pt-BR"/>
-        </w:rPr>
-      </w:pPr>
-      <w:r>
-        <w:rPr>
-          <w:lang w:val="pt-BR"/>
-        </w:rPr>
-        <w:t>Auxiliar investidores pessoa física a identificar ações que combinam boa geração de dividendos com fundamentos robustos, apoiando a alocação de portfólios orientados à renda de forma sistemática e eficiente.</w:t>
-      </w:r>
+        <w:ind w:left="360"/>
+        <w:rPr>
+          <w:lang w:val="pt-BR"/>
+        </w:rPr>
+      </w:pPr>
     </w:p>
     <w:p>
       <w:pPr>
-        <w:pStyle w:val="ListParagraph"/>
-        <w:numPr>
-          <w:ilvl w:val="0"/>
-          <w:numId w:val="75"/>
-        </w:numPr>
         <w:pBdr>
           <w:top w:val="none" w:sz="4" w:space="0" w:color="000000"/>
           <w:left w:val="none" w:sz="4" w:space="0" w:color="000000"/>
           <w:bottom w:val="none" w:sz="4" w:space="0" w:color="000000"/>
           <w:right w:val="none" w:sz="4" w:space="0" w:color="000000"/>
         </w:pBdr>
-        <w:rPr>
-          <w:lang w:val="pt-BR"/>
-        </w:rPr>
-      </w:pPr>
-      <w:r>
-        <w:rPr>
-          <w:lang w:val="pt-BR"/>
-        </w:rPr>
-        <w:t>Integrar conceitos de investidores clássicos, como Décio Bazin, Benjamin Graham, Warren Buffett e Luiz Barsi, com práticas modernas de engenharia de dados, como pipelines de ETL, data warehousing e dashboards interativos.</w:t>
-      </w:r>
-    </w:p>
-    <w:p>
-      <w:pPr>
-        <w:pStyle w:val="Ttulo2"/>
-      </w:pPr>
-      <w:proofErr w:type="spellStart"/>
-      <w:r>
-        <w:t>Materiais</w:t>
-      </w:r>
-      <w:proofErr w:type="spellEnd"/>
+        <w:ind w:left="360"/>
+        <w:rPr>
+          <w:lang w:val="pt-BR"/>
+        </w:rPr>
+      </w:pPr>
     </w:p>
     <w:p>
       <w:pPr>
@@ -654,10 +783,22 @@
           <w:bottom w:val="none" w:sz="4" w:space="0" w:color="000000"/>
           <w:right w:val="none" w:sz="4" w:space="0" w:color="000000"/>
         </w:pBdr>
-        <w:rPr>
-          <w:lang w:val="pt-BR"/>
-        </w:rPr>
-      </w:pPr>
+        <w:ind w:left="360"/>
+        <w:rPr>
+          <w:lang w:val="pt-BR"/>
+        </w:rPr>
+      </w:pPr>
+    </w:p>
+    <w:p>
+      <w:pPr>
+        <w:pStyle w:val="Ttulo2"/>
+      </w:pPr>
+      <w:proofErr w:type="spellStart"/>
+      <w:r>
+        <w:lastRenderedPageBreak/>
+        <w:t>Materiais</w:t>
+      </w:r>
+      <w:proofErr w:type="spellEnd"/>
     </w:p>
     <w:p>
       <w:pPr>
@@ -677,6 +818,19 @@
         </w:rPr>
         <w:t>Este trabalho foi realizado utilizando os seguintes recursos tecnológicos e bibliotecas de software:</w:t>
       </w:r>
+    </w:p>
+    <w:p>
+      <w:pPr>
+        <w:pBdr>
+          <w:top w:val="none" w:sz="4" w:space="0" w:color="000000"/>
+          <w:left w:val="none" w:sz="4" w:space="0" w:color="000000"/>
+          <w:bottom w:val="none" w:sz="4" w:space="0" w:color="000000"/>
+          <w:right w:val="none" w:sz="4" w:space="0" w:color="000000"/>
+        </w:pBdr>
+        <w:rPr>
+          <w:lang w:val="pt-BR"/>
+        </w:rPr>
+      </w:pPr>
     </w:p>
     <w:p>
       <w:pPr>
@@ -851,7 +1005,6 @@
       </w:pPr>
       <w:proofErr w:type="spellStart"/>
       <w:r>
-        <w:lastRenderedPageBreak/>
         <w:t>Metodologia</w:t>
       </w:r>
       <w:proofErr w:type="spellEnd"/>
@@ -872,19 +1025,6 @@
           <w:bottom w:val="none" w:sz="4" w:space="0" w:color="000000"/>
           <w:right w:val="none" w:sz="4" w:space="0" w:color="000000"/>
         </w:pBdr>
-        <w:rPr>
-          <w:lang w:val="pt-BR"/>
-        </w:rPr>
-      </w:pPr>
-    </w:p>
-    <w:p>
-      <w:pPr>
-        <w:pBdr>
-          <w:top w:val="none" w:sz="4" w:space="0" w:color="000000"/>
-          <w:left w:val="none" w:sz="4" w:space="0" w:color="000000"/>
-          <w:bottom w:val="none" w:sz="4" w:space="0" w:color="000000"/>
-          <w:right w:val="none" w:sz="4" w:space="0" w:color="000000"/>
-        </w:pBdr>
         <w:ind w:firstLine="204"/>
         <w:rPr>
           <w:lang w:val="pt-BR"/>
@@ -1069,6 +1209,7 @@
     <w:p>
       <w:pPr>
         <w:pStyle w:val="Caption"/>
+        <w:jc w:val="center"/>
       </w:pPr>
       <w:r>
         <w:rPr>
@@ -1094,7 +1235,7 @@
             <v:path o:extrusionok="f" gradientshapeok="t" o:connecttype="rect"/>
             <o:lock v:ext="edit" aspectratio="t"/>
           </v:shapetype>
-          <v:shape id="_x0000_i1027" type="#_x0000_t75" style="width:516pt;height:363pt">
+          <v:shape id="_x0000_i1053" type="#_x0000_t75" style="width:414.7pt;height:291.75pt">
             <v:imagedata r:id="rId10" o:title=""/>
           </v:shape>
         </w:pict>
@@ -1132,10 +1273,7 @@
         <w:fldChar w:fldCharType="end"/>
       </w:r>
       <w:r>
-        <w:t xml:space="preserve">. </w:t>
-      </w:r>
-      <w:r>
-        <w:t>Pipeline de dados</w:t>
+        <w:t>. Pipeline de dados</w:t>
       </w:r>
     </w:p>
     <w:p>
@@ -1197,10 +1335,19 @@
     </w:p>
     <w:p>
       <w:pPr>
-        <w:rPr>
-          <w:lang w:val="pt-BR"/>
-        </w:rPr>
-      </w:pPr>
+        <w:pStyle w:val="Text"/>
+        <w:rPr>
+          <w:color w:val="000000"/>
+          <w:lang w:val="pt-BR"/>
+        </w:rPr>
+      </w:pPr>
+      <w:r>
+        <w:rPr>
+          <w:color w:val="000000"/>
+          <w:lang w:val="pt-BR"/>
+        </w:rPr>
+        <w:t>Para construir uma base de dados abrangente, o sistema integra dados de múltiplas fontes, cada uma com uma finalidade específica:</w:t>
+      </w:r>
     </w:p>
     <w:p>
       <w:pPr>
@@ -1210,13 +1357,6 @@
           <w:lang w:val="pt-BR"/>
         </w:rPr>
       </w:pPr>
-      <w:r>
-        <w:rPr>
-          <w:color w:val="000000"/>
-          <w:lang w:val="pt-BR"/>
-        </w:rPr>
-        <w:t>Para construir uma base de dados abrangente, o sistema integra dados de múltiplas fontes, cada uma com uma finalidade específica:</w:t>
-      </w:r>
     </w:p>
     <w:p>
       <w:pPr>
@@ -1282,7 +1422,6 @@
       </w:r>
       <w:proofErr w:type="spellEnd"/>
     </w:p>
-    <w:p/>
     <w:p>
       <w:pPr>
         <w:pStyle w:val="ListParagraph"/>
@@ -1395,7 +1534,6 @@
       </w:r>
       <w:proofErr w:type="spellEnd"/>
     </w:p>
-    <w:p/>
     <w:p>
       <w:pPr>
         <w:pStyle w:val="Text"/>
@@ -1411,6 +1549,15 @@
         </w:rPr>
         <w:t>A modelagem do score é o núcleo intelectual do projeto, traduzindo a filosofia de investimentos em um sistema de pontuação quantitativo:</w:t>
       </w:r>
+    </w:p>
+    <w:p>
+      <w:pPr>
+        <w:pStyle w:val="Text"/>
+        <w:rPr>
+          <w:color w:val="000000"/>
+          <w:lang w:val="pt-BR"/>
+        </w:rPr>
+      </w:pPr>
     </w:p>
     <w:p>
       <w:pPr>
@@ -1491,6 +1638,15 @@
     <w:p>
       <w:pPr>
         <w:pStyle w:val="Text"/>
+        <w:rPr>
+          <w:color w:val="000000"/>
+          <w:lang w:val="pt-BR"/>
+        </w:rPr>
+      </w:pPr>
+    </w:p>
+    <w:p>
+      <w:pPr>
+        <w:pStyle w:val="Text"/>
         <w:numPr>
           <w:ilvl w:val="0"/>
           <w:numId w:val="83"/>
@@ -1523,38 +1679,6 @@
         <w:lastRenderedPageBreak/>
         <w:t>Desenvolvimento</w:t>
       </w:r>
-    </w:p>
-    <w:p>
-      <w:pPr>
-        <w:pStyle w:val="Text"/>
-        <w:ind w:firstLine="0"/>
-        <w:rPr>
-          <w:lang w:val="pt-BR"/>
-        </w:rPr>
-      </w:pPr>
-    </w:p>
-    <w:p>
-      <w:pPr>
-        <w:pStyle w:val="Text"/>
-        <w:ind w:firstLine="0"/>
-        <w:rPr>
-          <w:lang w:val="pt-BR"/>
-        </w:rPr>
-      </w:pPr>
-      <w:r>
-        <w:rPr>
-          <w:lang w:val="pt-BR"/>
-        </w:rPr>
-        <w:t>DIAGRAMA NESTE TOPICO III</w:t>
-      </w:r>
-    </w:p>
-    <w:p>
-      <w:pPr>
-        <w:pStyle w:val="Text"/>
-        <w:rPr>
-          <w:lang w:val="pt-BR"/>
-        </w:rPr>
-      </w:pPr>
     </w:p>
     <w:p>
       <w:pPr>
@@ -1573,7 +1697,6 @@
         <w:t xml:space="preserve"> do Sistema</w:t>
       </w:r>
     </w:p>
-    <w:p/>
     <w:p>
       <w:pPr>
         <w:pStyle w:val="ListParagraph"/>
@@ -1594,6 +1717,21 @@
         </w:rPr>
         <w:t>A arquitetura da solução foi projetada em camadas para garantir um fluxo de dados desacoplado, manutenível e performático, desde a coleta até a visualização. O sistema é composto por três componentes principais: o pipeline de engenharia de dados, o data warehouse e a aplicação de visualização.</w:t>
       </w:r>
+    </w:p>
+    <w:p>
+      <w:pPr>
+        <w:pStyle w:val="ListParagraph"/>
+        <w:pBdr>
+          <w:top w:val="none" w:sz="4" w:space="0" w:color="000000"/>
+          <w:left w:val="none" w:sz="4" w:space="0" w:color="000000"/>
+          <w:bottom w:val="none" w:sz="4" w:space="0" w:color="000000"/>
+          <w:right w:val="none" w:sz="4" w:space="0" w:color="000000"/>
+        </w:pBdr>
+        <w:ind w:left="0" w:firstLine="204"/>
+        <w:rPr>
+          <w:lang w:val="pt-BR"/>
+        </w:rPr>
+      </w:pPr>
     </w:p>
     <w:p>
       <w:pPr>
@@ -2028,17 +2166,33 @@
           <w:right w:val="none" w:sz="4" w:space="0" w:color="000000"/>
         </w:pBdr>
         <w:rPr>
-          <w:lang w:val="pt-BR"/>
-        </w:rPr>
-      </w:pPr>
-      <w:r>
-        <w:rPr>
           <w:b/>
           <w:bCs/>
           <w:lang w:val="pt-BR"/>
         </w:rPr>
+      </w:pPr>
+      <w:r>
+        <w:rPr>
+          <w:b/>
+          <w:bCs/>
+          <w:lang w:val="pt-BR"/>
+        </w:rPr>
         <w:t>Fluxo de Dados:</w:t>
       </w:r>
+    </w:p>
+    <w:p>
+      <w:pPr>
+        <w:pStyle w:val="ListParagraph"/>
+        <w:pBdr>
+          <w:top w:val="none" w:sz="4" w:space="0" w:color="000000"/>
+          <w:left w:val="none" w:sz="4" w:space="0" w:color="000000"/>
+          <w:bottom w:val="none" w:sz="4" w:space="0" w:color="000000"/>
+          <w:right w:val="none" w:sz="4" w:space="0" w:color="000000"/>
+        </w:pBdr>
+        <w:rPr>
+          <w:lang w:val="pt-BR"/>
+        </w:rPr>
+      </w:pPr>
     </w:p>
     <w:p>
       <w:pPr>
@@ -2215,7 +2369,7 @@
         </w:rPr>
         <w:lastRenderedPageBreak/>
         <w:pict w14:anchorId="286CD253">
-          <v:shape id="_x0000_i1039" type="#_x0000_t75" style="width:413.25pt;height:397.5pt">
+          <v:shape id="_x0000_i1030" type="#_x0000_t75" style="width:296.9pt;height:285.65pt">
             <v:imagedata r:id="rId16" o:title=""/>
           </v:shape>
         </w:pict>
@@ -2233,13 +2387,7 @@
         <w:rPr>
           <w:lang w:val="pt-BR"/>
         </w:rPr>
-        <w:t xml:space="preserve">Figura </w:t>
-      </w:r>
-      <w:r>
-        <w:rPr>
-          <w:lang w:val="pt-BR"/>
-        </w:rPr>
-        <w:t>2. Arquitetura e Processamento d</w:t>
+        <w:t>Figura 2. Arquitetura e Processamento d</w:t>
       </w:r>
       <w:r>
         <w:rPr>
@@ -2275,13 +2423,6 @@
     </w:p>
     <w:p>
       <w:pPr>
-        <w:rPr>
-          <w:lang w:val="pt-BR"/>
-        </w:rPr>
-      </w:pPr>
-    </w:p>
-    <w:p>
-      <w:pPr>
         <w:ind w:firstLine="204"/>
         <w:rPr>
           <w:lang w:val="pt-BR"/>
@@ -2291,14 +2432,36 @@
         <w:rPr>
           <w:lang w:val="pt-BR"/>
         </w:rPr>
-        <w:t>O sistema de pontuação foi desenhado para refletir uma filosofia de investimento balanceada, traduzindo critérios fundamentalistas em um modelo quantitativo. A pontuação máxima é de 1000 pontos, distribuídos em categorias que avaliam diferentes dimensões da saúde financeira e do potencial de uma empresa.</w:t>
+        <w:t>O sistema de pontuação foi desenhado para refletir uma filosofia de investimento balanceada, traduzindo critérios fundamentalistas em um modelo quantitativo. A pontuação máxima teórica é de </w:t>
+      </w:r>
+      <w:r>
+        <w:rPr>
+          <w:b/>
+          <w:bCs/>
+          <w:lang w:val="pt-BR"/>
+        </w:rPr>
+        <w:t>1000 pontos</w:t>
+      </w:r>
+      <w:r>
+        <w:rPr>
+          <w:lang w:val="pt-BR"/>
+        </w:rPr>
+        <w:t>, distribuídos em categorias que avaliam diferentes dimensões da saúde financeira e do potencial de uma empresa. A soma dos pontos máximos de cada categoria totaliza exatamente 1000, conforme detalhado abaixo:</w:t>
       </w:r>
     </w:p>
     <w:p>
       <w:pPr>
+        <w:ind w:firstLine="204"/>
+        <w:rPr>
+          <w:lang w:val="pt-BR"/>
+        </w:rPr>
+      </w:pPr>
+    </w:p>
+    <w:p>
+      <w:pPr>
         <w:numPr>
           <w:ilvl w:val="0"/>
-          <w:numId w:val="87"/>
+          <w:numId w:val="93"/>
         </w:numPr>
         <w:rPr>
           <w:lang w:val="pt-BR"/>
@@ -2310,7 +2473,7 @@
           <w:bCs/>
           <w:lang w:val="pt-BR"/>
         </w:rPr>
-        <w:t>Dividendos (até 200 pts):</w:t>
+        <w:t>Dividendos (200 pts):</w:t>
       </w:r>
       <w:r>
         <w:rPr>
@@ -2323,7 +2486,7 @@
       <w:pPr>
         <w:numPr>
           <w:ilvl w:val="0"/>
-          <w:numId w:val="87"/>
+          <w:numId w:val="93"/>
         </w:numPr>
         <w:rPr>
           <w:lang w:val="pt-BR"/>
@@ -2335,7 +2498,7 @@
           <w:bCs/>
           <w:lang w:val="pt-BR"/>
         </w:rPr>
-        <w:t>Valuation (até 180 pts):</w:t>
+        <w:t>Valuation (180 pts):</w:t>
       </w:r>
       <w:r>
         <w:rPr>
@@ -2348,7 +2511,7 @@
       <w:pPr>
         <w:numPr>
           <w:ilvl w:val="0"/>
-          <w:numId w:val="87"/>
+          <w:numId w:val="93"/>
         </w:numPr>
         <w:rPr>
           <w:lang w:val="pt-BR"/>
@@ -2360,7 +2523,32 @@
           <w:bCs/>
           <w:lang w:val="pt-BR"/>
         </w:rPr>
-        <w:t>Saúde Financeira (até 130 pts):</w:t>
+        <w:t>Critérios de Mercado (140 pts):</w:t>
+      </w:r>
+      <w:r>
+        <w:rPr>
+          <w:lang w:val="pt-BR"/>
+        </w:rPr>
+        <w:t> Engloba fatores de liquidez, volatilidade, capitalização e geração de caixa. A pontuação é distribuída entre a Liquidez Média Diária (até 35 pts), o Beta (volatilidade, até 35 pts), o Market Cap (até 35 pts) e o Free Cash Flow Yield (FCF Yield, até 35 pts).</w:t>
+      </w:r>
+    </w:p>
+    <w:p>
+      <w:pPr>
+        <w:numPr>
+          <w:ilvl w:val="0"/>
+          <w:numId w:val="93"/>
+        </w:numPr>
+        <w:rPr>
+          <w:lang w:val="pt-BR"/>
+        </w:rPr>
+      </w:pPr>
+      <w:r>
+        <w:rPr>
+          <w:b/>
+          <w:bCs/>
+          <w:lang w:val="pt-BR"/>
+        </w:rPr>
+        <w:t>Saúde Financeira (130 pts):</w:t>
       </w:r>
       <w:r>
         <w:rPr>
@@ -2373,7 +2561,7 @@
       <w:pPr>
         <w:numPr>
           <w:ilvl w:val="0"/>
-          <w:numId w:val="87"/>
+          <w:numId w:val="93"/>
         </w:numPr>
         <w:rPr>
           <w:lang w:val="pt-BR"/>
@@ -2385,8 +2573,7 @@
           <w:bCs/>
           <w:lang w:val="pt-BR"/>
         </w:rPr>
-        <w:lastRenderedPageBreak/>
-        <w:t>Rentabilidade (até 110 pts):</w:t>
+        <w:t>Rentabilidade (110 pts):</w:t>
       </w:r>
       <w:r>
         <w:rPr>
@@ -2399,7 +2586,7 @@
       <w:pPr>
         <w:numPr>
           <w:ilvl w:val="0"/>
-          <w:numId w:val="87"/>
+          <w:numId w:val="93"/>
         </w:numPr>
         <w:rPr>
           <w:lang w:val="pt-BR"/>
@@ -2411,20 +2598,34 @@
           <w:bCs/>
           <w:lang w:val="pt-BR"/>
         </w:rPr>
-        <w:t>Crescimento (até 100 pts):</w:t>
+        <w:t>Crescimento, Sentimento e Timing (180 pts):</w:t>
       </w:r>
       <w:r>
         <w:rPr>
           <w:lang w:val="pt-BR"/>
         </w:rPr>
-        <w:t> Avalia a capacidade da empresa de expandir suas receitas e lucros ao longo do tempo, um indicador de sua vitalidade e potencial de valorização futura.</w:t>
+        <w:t> Avalia a capacidade da empresa de expandir suas receitas (até 50 pts), o sentimento de analistas (até 60 pts) e o ciclo de mercado para identificar o </w:t>
+      </w:r>
+      <w:r>
+        <w:rPr>
+          <w:i/>
+          <w:iCs/>
+          <w:lang w:val="pt-BR"/>
+        </w:rPr>
+        <w:t>timing</w:t>
+      </w:r>
+      <w:r>
+        <w:rPr>
+          <w:lang w:val="pt-BR"/>
+        </w:rPr>
+        <w:t> de compra ou venda (até 70 pts).</w:t>
       </w:r>
     </w:p>
     <w:p>
       <w:pPr>
         <w:numPr>
           <w:ilvl w:val="0"/>
-          <w:numId w:val="87"/>
+          <w:numId w:val="93"/>
         </w:numPr>
         <w:rPr>
           <w:lang w:val="pt-BR"/>
@@ -2436,47 +2637,42 @@
           <w:bCs/>
           <w:lang w:val="pt-BR"/>
         </w:rPr>
-        <w:t>Critérios de Graham (até 100 pts):</w:t>
+        <w:t>Critérios de Graham (150 pts):</w:t>
       </w:r>
       <w:r>
         <w:rPr>
           <w:lang w:val="pt-BR"/>
         </w:rPr>
-        <w:t> Incorpora a filosofia de Benjamin Graham, atribuindo pontos para empresas que atendem a critérios de estabilidade, tamanho, saúde financeira e histórico de dividendos, buscando uma "margem de segurança".</w:t>
+        <w:t> Incorpora a filosofia de Benjamin Graham, calculando a "margem de segurança" com base no preço justo. A pontuação pode chegar a 150 pontos para ativos com grande desconto.</w:t>
       </w:r>
     </w:p>
     <w:p>
       <w:pPr>
-        <w:numPr>
-          <w:ilvl w:val="0"/>
-          <w:numId w:val="87"/>
-        </w:numPr>
-        <w:rPr>
-          <w:lang w:val="pt-BR"/>
-        </w:rPr>
-      </w:pPr>
+        <w:rPr>
+          <w:lang w:val="pt-BR"/>
+        </w:rPr>
+      </w:pPr>
+      <w:r>
+        <w:rPr>
+          <w:lang w:val="pt-BR"/>
+        </w:rPr>
+        <w:lastRenderedPageBreak/>
+        <w:t>A distribuição soma </w:t>
+      </w:r>
       <w:r>
         <w:rPr>
           <w:b/>
           <w:bCs/>
           <w:lang w:val="pt-BR"/>
         </w:rPr>
-        <w:t>Critérios de Mercado (até 180 pts):</w:t>
+        <w:t>1000 pontos</w:t>
       </w:r>
       <w:r>
         <w:rPr>
           <w:lang w:val="pt-BR"/>
         </w:rPr>
-        <w:t> Engloba fatores de liquidez, volatilidade e percepção de mercado. A pontuação considera a Liquidez Média Diária, o Beta (volatilidade em relação ao mercado) e o Free Cash Flow Yield (FCF Yield), premiando ativos líquidos, menos voláteis e com forte geração de caixa.</w:t>
+        <w:t>, fornecendo uma base clara e equilibrada para a avaliação dos ativos.</w:t>
       </w:r>
-    </w:p>
-    <w:p>
-      <w:pPr>
-        <w:ind w:left="720"/>
-        <w:rPr>
-          <w:lang w:val="pt-BR"/>
-        </w:rPr>
-      </w:pPr>
     </w:p>
     <w:p>
       <w:pPr>
@@ -2505,6 +2701,15 @@
     <w:p>
       <w:pPr>
         <w:rPr>
+          <w:b/>
+          <w:bCs/>
+          <w:lang w:val="pt-BR"/>
+        </w:rPr>
+      </w:pPr>
+    </w:p>
+    <w:p>
+      <w:pPr>
+        <w:rPr>
           <w:lang w:val="pt-BR"/>
         </w:rPr>
       </w:pPr>
@@ -2519,7 +2724,7 @@
       <w:pPr>
         <w:numPr>
           <w:ilvl w:val="0"/>
-          <w:numId w:val="90"/>
+          <w:numId w:val="94"/>
         </w:numPr>
         <w:rPr>
           <w:lang w:val="pt-BR"/>
@@ -2544,7 +2749,7 @@
       <w:pPr>
         <w:numPr>
           <w:ilvl w:val="1"/>
-          <w:numId w:val="90"/>
+          <w:numId w:val="94"/>
         </w:numPr>
         <w:rPr>
           <w:lang w:val="pt-BR"/>
@@ -2583,7 +2788,7 @@
       <w:pPr>
         <w:numPr>
           <w:ilvl w:val="1"/>
-          <w:numId w:val="90"/>
+          <w:numId w:val="94"/>
         </w:numPr>
         <w:rPr>
           <w:lang w:val="pt-BR"/>
@@ -2615,38 +2820,14 @@
         <w:rPr>
           <w:lang w:val="pt-BR"/>
         </w:rPr>
-        <w:t xml:space="preserve"> que ele contém. Um setor com um histórico de </w:t>
-      </w:r>
-      <w:r>
-        <w:rPr>
-          <w:lang w:val="pt-BR"/>
-        </w:rPr>
-        <w:t>Recuperação Judicial (</w:t>
-      </w:r>
-      <w:r>
-        <w:rPr>
-          <w:lang w:val="pt-BR"/>
-        </w:rPr>
-        <w:t>RJ</w:t>
-      </w:r>
-      <w:r>
-        <w:rPr>
-          <w:lang w:val="pt-BR"/>
-        </w:rPr>
-        <w:t>)</w:t>
-      </w:r>
-      <w:r>
-        <w:rPr>
-          <w:lang w:val="pt-BR"/>
-        </w:rPr>
-        <w:t xml:space="preserve"> é percebido como mais arriscado, e essa penalidade ajusta a avaliação coletiva para baixo, alertando o investidor sobre uma possível fragilidade estrutural ou cíclica daquele segmento.</w:t>
+        <w:t> que ele contém. Um setor com um histórico de RJs é percebido como mais arriscado, e essa penalidade ajusta a avaliação coletiva para baixo, alertando o investidor sobre uma possível fragilidade estrutural ou cíclica daquele segmento.</w:t>
       </w:r>
     </w:p>
     <w:p>
       <w:pPr>
         <w:numPr>
           <w:ilvl w:val="0"/>
-          <w:numId w:val="90"/>
+          <w:numId w:val="94"/>
         </w:numPr>
         <w:rPr>
           <w:lang w:val="pt-BR"/>
@@ -2671,7 +2852,7 @@
       <w:pPr>
         <w:numPr>
           <w:ilvl w:val="0"/>
-          <w:numId w:val="90"/>
+          <w:numId w:val="94"/>
         </w:numPr>
         <w:rPr>
           <w:lang w:val="pt-BR"/>
@@ -2694,57 +2875,107 @@
     </w:p>
     <w:p>
       <w:pPr>
-        <w:rPr>
-          <w:lang w:val="pt-BR"/>
-        </w:rPr>
-      </w:pPr>
-    </w:p>
-    <w:p>
-      <w:pPr>
-        <w:rPr>
-          <w:lang w:val="pt-BR"/>
-        </w:rPr>
-      </w:pPr>
-    </w:p>
-    <w:p>
-      <w:pPr>
-        <w:rPr>
-          <w:lang w:val="pt-BR"/>
-        </w:rPr>
-      </w:pPr>
-    </w:p>
-    <w:p>
-      <w:pPr>
-        <w:rPr>
-          <w:lang w:val="pt-BR"/>
-        </w:rPr>
-      </w:pPr>
-    </w:p>
-    <w:p>
-      <w:pPr>
-        <w:rPr>
-          <w:color w:val="FF0000"/>
-          <w:sz w:val="32"/>
-          <w:szCs w:val="32"/>
+        <w:jc w:val="center"/>
+        <w:rPr>
           <w:lang w:val="pt-BR"/>
         </w:rPr>
       </w:pPr>
       <w:r>
         <w:rPr>
-          <w:color w:val="FF0000"/>
-          <w:sz w:val="32"/>
-          <w:szCs w:val="32"/>
-          <w:lang w:val="pt-BR"/>
-        </w:rPr>
-        <w:t>FIGURA AQUI</w:t>
+          <w:lang w:val="pt-BR"/>
+        </w:rPr>
+        <w:pict w14:anchorId="3F431E9C">
+          <v:shape id="_x0000_i1035" type="#_x0000_t75" style="width:344.1pt;height:236.55pt">
+            <v:imagedata r:id="rId17" o:title=""/>
+          </v:shape>
+        </w:pict>
       </w:r>
     </w:p>
     <w:p>
       <w:pPr>
-        <w:rPr>
-          <w:color w:val="FF0000"/>
-          <w:sz w:val="32"/>
-          <w:szCs w:val="32"/>
+        <w:pStyle w:val="Caption"/>
+        <w:jc w:val="center"/>
+        <w:rPr>
+          <w:lang w:val="pt-BR"/>
+        </w:rPr>
+      </w:pPr>
+      <w:r>
+        <w:rPr>
+          <w:lang w:val="pt-BR"/>
+        </w:rPr>
+        <w:t xml:space="preserve">Figura </w:t>
+      </w:r>
+      <w:r>
+        <w:rPr>
+          <w:lang w:val="pt-BR"/>
+        </w:rPr>
+        <w:t>3</w:t>
+      </w:r>
+      <w:r>
+        <w:rPr>
+          <w:lang w:val="pt-BR"/>
+        </w:rPr>
+        <w:t>.</w:t>
+      </w:r>
+      <w:r>
+        <w:rPr>
+          <w:lang w:val="pt-BR"/>
+        </w:rPr>
+        <w:t xml:space="preserve"> Equilibrando Pontuação e Penalidades</w:t>
+      </w:r>
+    </w:p>
+    <w:p>
+      <w:pPr>
+        <w:rPr>
+          <w:lang w:val="pt-BR"/>
+        </w:rPr>
+      </w:pPr>
+    </w:p>
+    <w:p>
+      <w:pPr>
+        <w:rPr>
+          <w:lang w:val="pt-BR"/>
+        </w:rPr>
+      </w:pPr>
+    </w:p>
+    <w:p>
+      <w:pPr>
+        <w:rPr>
+          <w:lang w:val="pt-BR"/>
+        </w:rPr>
+      </w:pPr>
+    </w:p>
+    <w:p>
+      <w:pPr>
+        <w:rPr>
+          <w:lang w:val="pt-BR"/>
+        </w:rPr>
+      </w:pPr>
+    </w:p>
+    <w:p>
+      <w:pPr>
+        <w:rPr>
+          <w:lang w:val="pt-BR"/>
+        </w:rPr>
+      </w:pPr>
+    </w:p>
+    <w:p>
+      <w:pPr>
+        <w:rPr>
+          <w:lang w:val="pt-BR"/>
+        </w:rPr>
+      </w:pPr>
+    </w:p>
+    <w:p>
+      <w:pPr>
+        <w:rPr>
+          <w:lang w:val="pt-BR"/>
+        </w:rPr>
+      </w:pPr>
+    </w:p>
+    <w:p>
+      <w:pPr>
+        <w:rPr>
           <w:lang w:val="pt-BR"/>
         </w:rPr>
       </w:pPr>
@@ -2762,6 +2993,7 @@
         </w:rPr>
       </w:pPr>
       <w:r>
+        <w:lastRenderedPageBreak/>
         <w:t xml:space="preserve">Boas </w:t>
       </w:r>
       <w:proofErr w:type="spellStart"/>
@@ -2780,12 +3012,79 @@
     </w:p>
     <w:p>
       <w:pPr>
+        <w:pStyle w:val="ListParagraph"/>
         <w:pBdr>
           <w:top w:val="none" w:sz="4" w:space="0" w:color="000000"/>
           <w:left w:val="none" w:sz="4" w:space="0" w:color="000000"/>
           <w:bottom w:val="none" w:sz="4" w:space="0" w:color="000000"/>
           <w:right w:val="none" w:sz="4" w:space="0" w:color="000000"/>
         </w:pBdr>
+        <w:ind w:left="0" w:firstLine="204"/>
+        <w:rPr>
+          <w:lang w:val="pt-BR"/>
+        </w:rPr>
+      </w:pPr>
+      <w:r>
+        <w:rPr>
+          <w:lang w:val="pt-BR"/>
+        </w:rPr>
+        <w:t>Visando a qualidade, performance e manutenibilidade do código, diversas boas práticas de engenharia de software, banco de dados e desenvolvimento Python foram aplicadas ao longo do projeto:</w:t>
+      </w:r>
+    </w:p>
+    <w:p>
+      <w:pPr>
+        <w:pStyle w:val="ListParagraph"/>
+        <w:pBdr>
+          <w:top w:val="none" w:sz="4" w:space="0" w:color="000000"/>
+          <w:left w:val="none" w:sz="4" w:space="0" w:color="000000"/>
+          <w:bottom w:val="none" w:sz="4" w:space="0" w:color="000000"/>
+          <w:right w:val="none" w:sz="4" w:space="0" w:color="000000"/>
+        </w:pBdr>
+        <w:ind w:left="0"/>
+        <w:rPr>
+          <w:lang w:val="pt-BR"/>
+        </w:rPr>
+      </w:pPr>
+    </w:p>
+    <w:p>
+      <w:pPr>
+        <w:pStyle w:val="ListParagraph"/>
+        <w:pBdr>
+          <w:top w:val="none" w:sz="4" w:space="0" w:color="000000"/>
+          <w:left w:val="none" w:sz="4" w:space="0" w:color="000000"/>
+          <w:bottom w:val="none" w:sz="4" w:space="0" w:color="000000"/>
+          <w:right w:val="none" w:sz="4" w:space="0" w:color="000000"/>
+        </w:pBdr>
+        <w:ind w:left="0" w:firstLine="204"/>
+        <w:rPr>
+          <w:b/>
+          <w:bCs/>
+          <w:lang w:val="pt-BR"/>
+        </w:rPr>
+      </w:pPr>
+      <w:r>
+        <w:rPr>
+          <w:b/>
+          <w:bCs/>
+          <w:lang w:val="pt-BR"/>
+        </w:rPr>
+        <w:t>Boas Práticas em Banco de Dados e Arquitetura de Dados</w:t>
+      </w:r>
+    </w:p>
+    <w:p>
+      <w:pPr>
+        <w:pStyle w:val="ListParagraph"/>
+        <w:pBdr>
+          <w:top w:val="none" w:sz="4" w:space="0" w:color="000000"/>
+          <w:left w:val="none" w:sz="4" w:space="0" w:color="000000"/>
+          <w:bottom w:val="none" w:sz="4" w:space="0" w:color="000000"/>
+          <w:right w:val="none" w:sz="4" w:space="0" w:color="000000"/>
+        </w:pBdr>
+        <w:rPr>
+          <w:b/>
+          <w:bCs/>
+          <w:lang w:val="pt-BR"/>
+        </w:rPr>
       </w:pPr>
     </w:p>
     <w:p>
@@ -2793,7 +3092,7 @@
         <w:pStyle w:val="ListParagraph"/>
         <w:numPr>
           <w:ilvl w:val="0"/>
-          <w:numId w:val="59"/>
+          <w:numId w:val="99"/>
         </w:numPr>
         <w:pBdr>
           <w:top w:val="none" w:sz="4" w:space="0" w:color="000000"/>
@@ -2807,9 +3106,17 @@
       </w:pPr>
       <w:r>
         <w:rPr>
-          <w:lang w:val="pt-BR"/>
-        </w:rPr>
-        <w:t>Carga com cache (@st.cache_data) para acelerar recarregamentos em Streamlit.</w:t>
+          <w:b/>
+          <w:bCs/>
+          <w:lang w:val="pt-BR"/>
+        </w:rPr>
+        <w:t>Arquitetura em Camadas (Land, Trusted, DW):</w:t>
+      </w:r>
+      <w:r>
+        <w:rPr>
+          <w:lang w:val="pt-BR"/>
+        </w:rPr>
+        <w:t> A estruturação do data lake em camadas distintas (land_dw, trusted_dw) antes da carga no Data Warehouse (banco_dw) é uma prática de mercado consolidada. Ela garante a rastreabilidade, permite o reprocessamento de dados de forma isolada e desacopla as etapas de extração, transformação e consumo.</w:t>
       </w:r>
     </w:p>
     <w:p>
@@ -2817,7 +3124,7 @@
         <w:pStyle w:val="ListParagraph"/>
         <w:numPr>
           <w:ilvl w:val="0"/>
-          <w:numId w:val="59"/>
+          <w:numId w:val="99"/>
         </w:numPr>
         <w:pBdr>
           <w:top w:val="none" w:sz="4" w:space="0" w:color="000000"/>
@@ -2831,9 +3138,17 @@
       </w:pPr>
       <w:r>
         <w:rPr>
-          <w:lang w:val="pt-BR"/>
-        </w:rPr>
-        <w:t>Tratamento de tipos numéricos, datas e proteção contra divisão por zero no data_loader.</w:t>
+          <w:b/>
+          <w:bCs/>
+          <w:lang w:val="pt-BR"/>
+        </w:rPr>
+        <w:t>Uso Estratégico de DuckDB e Parquet:</w:t>
+      </w:r>
+      <w:r>
+        <w:rPr>
+          <w:lang w:val="pt-BR"/>
+        </w:rPr>
+        <w:t> A escolha do DuckDB como Data Warehouse analítico local, combinada com o uso do formato Parquet para as camadas intermediárias, otimiza a performance e reduz custos. O Parquet oferece compressão e leitura colunar eficiente, enquanto o DuckDB proporciona consultas analíticas de alta velocidade sem a necessidade de um servidor de banco de dados tradicional.</w:t>
       </w:r>
     </w:p>
     <w:p>
@@ -2841,7 +3156,7 @@
         <w:pStyle w:val="ListParagraph"/>
         <w:numPr>
           <w:ilvl w:val="0"/>
-          <w:numId w:val="59"/>
+          <w:numId w:val="99"/>
         </w:numPr>
         <w:pBdr>
           <w:top w:val="none" w:sz="4" w:space="0" w:color="000000"/>
@@ -2855,50 +3170,297 @@
       </w:pPr>
       <w:r>
         <w:rPr>
-          <w:lang w:val="pt-BR"/>
-        </w:rPr>
-        <w:t>Centralização do acesso a dados no módulo data_loader, que abstrai as consultas SQL ao Data Warehouse.</w:t>
+          <w:b/>
+          <w:bCs/>
+          <w:lang w:val="pt-BR"/>
+        </w:rPr>
+        <w:t>Estratégia de Carga Híbrida (Completa e Incremental):</w:t>
+      </w:r>
+      <w:r>
+        <w:rPr>
+          <w:lang w:val="pt-BR"/>
+        </w:rPr>
+        <w:t> O pipeline adota uma abordagem de carga mista. A maioria das tabelas é recriada a cada execução (CREATE OR REPLACE TABLE), garantindo um estado final consistente e idempotente. No entanto, para tabelas de histórico volumosas (como todos_dividendos), é utilizada uma carga incremental, onde apenas os novos registros são adicionados, otimizando significativamente o tempo de processamento e o uso de recursos.</w:t>
       </w:r>
     </w:p>
     <w:p>
       <w:pPr>
-        <w:pStyle w:val="Text"/>
+        <w:pStyle w:val="ListParagraph"/>
+        <w:numPr>
+          <w:ilvl w:val="0"/>
+          <w:numId w:val="99"/>
+        </w:numPr>
+        <w:pBdr>
+          <w:top w:val="none" w:sz="4" w:space="0" w:color="000000"/>
+          <w:left w:val="none" w:sz="4" w:space="0" w:color="000000"/>
+          <w:bottom w:val="none" w:sz="4" w:space="0" w:color="000000"/>
+          <w:right w:val="none" w:sz="4" w:space="0" w:color="000000"/>
+        </w:pBdr>
+        <w:rPr>
+          <w:lang w:val="pt-BR"/>
+        </w:rPr>
+      </w:pPr>
+      <w:r>
         <w:rPr>
           <w:b/>
           <w:bCs/>
-          <w:sz w:val="28"/>
-          <w:szCs w:val="28"/>
-          <w:lang w:val="pt-BR"/>
-        </w:rPr>
-      </w:pPr>
+          <w:lang w:val="pt-BR"/>
+        </w:rPr>
+        <w:t>Abstração de Acesso a Dados:</w:t>
+      </w:r>
+      <w:r>
+        <w:rPr>
+          <w:lang w:val="pt-BR"/>
+        </w:rPr>
+        <w:t> A centralização de todo o acesso a dados no módulo app/data_loader.py abstrai as consultas SQL do restante da aplicação. Isso desacopla a camada de visualização da camada de dados, facilitando a manutenção e futuras migrações de banco de dados.</w:t>
+      </w:r>
     </w:p>
     <w:p>
       <w:pPr>
-        <w:pStyle w:val="Text"/>
+        <w:pStyle w:val="ListParagraph"/>
+        <w:pBdr>
+          <w:top w:val="none" w:sz="4" w:space="0" w:color="000000"/>
+          <w:left w:val="none" w:sz="4" w:space="0" w:color="000000"/>
+          <w:bottom w:val="none" w:sz="4" w:space="0" w:color="000000"/>
+          <w:right w:val="none" w:sz="4" w:space="0" w:color="000000"/>
+        </w:pBdr>
+        <w:ind w:left="0"/>
+        <w:rPr>
+          <w:lang w:val="pt-BR"/>
+        </w:rPr>
+      </w:pPr>
+    </w:p>
+    <w:p>
+      <w:pPr>
+        <w:pStyle w:val="ListParagraph"/>
+        <w:pBdr>
+          <w:top w:val="none" w:sz="4" w:space="0" w:color="000000"/>
+          <w:left w:val="none" w:sz="4" w:space="0" w:color="000000"/>
+          <w:bottom w:val="none" w:sz="4" w:space="0" w:color="000000"/>
+          <w:right w:val="none" w:sz="4" w:space="0" w:color="000000"/>
+        </w:pBdr>
+        <w:ind w:left="0" w:firstLine="204"/>
         <w:rPr>
           <w:b/>
           <w:bCs/>
-          <w:sz w:val="28"/>
-          <w:szCs w:val="28"/>
-          <w:lang w:val="pt-BR"/>
-        </w:rPr>
-      </w:pPr>
+          <w:lang w:val="pt-BR"/>
+        </w:rPr>
+      </w:pPr>
+      <w:r>
+        <w:rPr>
+          <w:b/>
+          <w:bCs/>
+          <w:lang w:val="pt-BR"/>
+        </w:rPr>
+        <w:t>Boas Práticas em Desenvolvimento Python</w:t>
+      </w:r>
     </w:p>
     <w:p>
       <w:pPr>
-        <w:pStyle w:val="Text"/>
+        <w:pStyle w:val="ListParagraph"/>
+        <w:pBdr>
+          <w:top w:val="none" w:sz="4" w:space="0" w:color="000000"/>
+          <w:left w:val="none" w:sz="4" w:space="0" w:color="000000"/>
+          <w:bottom w:val="none" w:sz="4" w:space="0" w:color="000000"/>
+          <w:right w:val="none" w:sz="4" w:space="0" w:color="000000"/>
+        </w:pBdr>
         <w:rPr>
           <w:b/>
           <w:bCs/>
-          <w:sz w:val="28"/>
-          <w:szCs w:val="28"/>
           <w:lang w:val="pt-BR"/>
         </w:rPr>
       </w:pPr>
     </w:p>
     <w:p>
       <w:pPr>
+        <w:pStyle w:val="ListParagraph"/>
+        <w:numPr>
+          <w:ilvl w:val="0"/>
+          <w:numId w:val="100"/>
+        </w:numPr>
+        <w:pBdr>
+          <w:top w:val="none" w:sz="4" w:space="0" w:color="000000"/>
+          <w:left w:val="none" w:sz="4" w:space="0" w:color="000000"/>
+          <w:bottom w:val="none" w:sz="4" w:space="0" w:color="000000"/>
+          <w:right w:val="none" w:sz="4" w:space="0" w:color="000000"/>
+        </w:pBdr>
+        <w:rPr>
+          <w:lang w:val="pt-BR"/>
+        </w:rPr>
+      </w:pPr>
+      <w:r>
+        <w:rPr>
+          <w:b/>
+          <w:bCs/>
+          <w:lang w:val="pt-BR"/>
+        </w:rPr>
+        <w:t>Modularidade e Separação de Responsabilidades:</w:t>
+      </w:r>
+      <w:r>
+        <w:rPr>
+          <w:lang w:val="pt-BR"/>
+        </w:rPr>
+        <w:t> O código foi organizado em módulos com responsabilidades bem definidas. Por exemplo, o pipeline de ETL está em data_engineer/, a lógica da aplicação em app/, e os componentes de UI em app/components/. Essa estrutura facilita a manutenção, o teste e a evolução do sistema.</w:t>
+      </w:r>
+    </w:p>
+    <w:p>
+      <w:pPr>
+        <w:pStyle w:val="ListParagraph"/>
+        <w:numPr>
+          <w:ilvl w:val="0"/>
+          <w:numId w:val="100"/>
+        </w:numPr>
+        <w:pBdr>
+          <w:top w:val="none" w:sz="4" w:space="0" w:color="000000"/>
+          <w:left w:val="none" w:sz="4" w:space="0" w:color="000000"/>
+          <w:bottom w:val="none" w:sz="4" w:space="0" w:color="000000"/>
+          <w:right w:val="none" w:sz="4" w:space="0" w:color="000000"/>
+        </w:pBdr>
+        <w:rPr>
+          <w:lang w:val="pt-BR"/>
+        </w:rPr>
+      </w:pPr>
+      <w:r>
+        <w:rPr>
+          <w:b/>
+          <w:bCs/>
+          <w:lang w:val="pt-BR"/>
+        </w:rPr>
+        <w:t>Tratamento Robusto de Erros:</w:t>
+      </w:r>
+      <w:r>
+        <w:rPr>
+          <w:lang w:val="pt-BR"/>
+        </w:rPr>
+        <w:t> Os scripts de coleta de dados (data_engineer/08-indicadores.py) implementam blocos try...except para capturar falhas durante as chamadas de API e o processamento de dados. Isso torna o pipeline mais resiliente, permitindo que ele continue a execução mesmo que um ativo específico falhe.</w:t>
+      </w:r>
+    </w:p>
+    <w:p>
+      <w:pPr>
+        <w:pStyle w:val="ListParagraph"/>
+        <w:numPr>
+          <w:ilvl w:val="0"/>
+          <w:numId w:val="100"/>
+        </w:numPr>
+        <w:pBdr>
+          <w:top w:val="none" w:sz="4" w:space="0" w:color="000000"/>
+          <w:left w:val="none" w:sz="4" w:space="0" w:color="000000"/>
+          <w:bottom w:val="none" w:sz="4" w:space="0" w:color="000000"/>
+          <w:right w:val="none" w:sz="4" w:space="0" w:color="000000"/>
+        </w:pBdr>
+        <w:rPr>
+          <w:lang w:val="pt-BR"/>
+        </w:rPr>
+      </w:pPr>
+      <w:r>
+        <w:rPr>
+          <w:b/>
+          <w:bCs/>
+          <w:lang w:val="pt-BR"/>
+        </w:rPr>
+        <w:t>Código Limpo e Legível:</w:t>
+      </w:r>
+      <w:r>
+        <w:rPr>
+          <w:lang w:val="pt-BR"/>
+        </w:rPr>
+        <w:t> O uso de docstrings para explicar o propósito de funções e módulos, nomes de variáveis descritivos e a utilização de pathlib para manipulação de caminhos de arquivos contribuem para um código mais limpo e de fácil compreensão.</w:t>
+      </w:r>
+    </w:p>
+    <w:p>
+      <w:pPr>
+        <w:pStyle w:val="ListParagraph"/>
+        <w:numPr>
+          <w:ilvl w:val="0"/>
+          <w:numId w:val="100"/>
+        </w:numPr>
+        <w:pBdr>
+          <w:top w:val="none" w:sz="4" w:space="0" w:color="000000"/>
+          <w:left w:val="none" w:sz="4" w:space="0" w:color="000000"/>
+          <w:bottom w:val="none" w:sz="4" w:space="0" w:color="000000"/>
+          <w:right w:val="none" w:sz="4" w:space="0" w:color="000000"/>
+        </w:pBdr>
+        <w:rPr>
+          <w:lang w:val="pt-BR"/>
+        </w:rPr>
+      </w:pPr>
+      <w:r>
+        <w:rPr>
+          <w:b/>
+          <w:bCs/>
+          <w:lang w:val="pt-BR"/>
+        </w:rPr>
+        <w:t>Otimização de Performance na Aplicação:</w:t>
+      </w:r>
+    </w:p>
+    <w:p>
+      <w:pPr>
+        <w:pStyle w:val="ListParagraph"/>
+        <w:numPr>
+          <w:ilvl w:val="1"/>
+          <w:numId w:val="100"/>
+        </w:numPr>
+        <w:pBdr>
+          <w:top w:val="none" w:sz="4" w:space="0" w:color="000000"/>
+          <w:left w:val="none" w:sz="4" w:space="0" w:color="000000"/>
+          <w:bottom w:val="none" w:sz="4" w:space="0" w:color="000000"/>
+          <w:right w:val="none" w:sz="4" w:space="0" w:color="000000"/>
+        </w:pBdr>
+        <w:rPr>
+          <w:lang w:val="pt-BR"/>
+        </w:rPr>
+      </w:pPr>
+      <w:r>
+        <w:rPr>
+          <w:b/>
+          <w:bCs/>
+          <w:lang w:val="pt-BR"/>
+        </w:rPr>
+        <w:t>Cache do Streamlit (@st.cache_data):</w:t>
+      </w:r>
+      <w:r>
+        <w:rPr>
+          <w:lang w:val="pt-BR"/>
+        </w:rPr>
+        <w:t> O uso do decorador de cache do Streamlit acelera o recarregamento da aplicação, evitando a re-execução de consultas pesadas a cada interação do usuário.</w:t>
+      </w:r>
+    </w:p>
+    <w:p>
+      <w:pPr>
+        <w:pStyle w:val="ListParagraph"/>
+        <w:numPr>
+          <w:ilvl w:val="1"/>
+          <w:numId w:val="100"/>
+        </w:numPr>
+        <w:pBdr>
+          <w:top w:val="none" w:sz="4" w:space="0" w:color="000000"/>
+          <w:left w:val="none" w:sz="4" w:space="0" w:color="000000"/>
+          <w:bottom w:val="none" w:sz="4" w:space="0" w:color="000000"/>
+          <w:right w:val="none" w:sz="4" w:space="0" w:color="000000"/>
+        </w:pBdr>
+        <w:rPr>
+          <w:lang w:val="pt-BR"/>
+        </w:rPr>
+      </w:pPr>
+      <w:r>
+        <w:rPr>
+          <w:b/>
+          <w:bCs/>
+          <w:lang w:val="pt-BR"/>
+        </w:rPr>
+        <w:t>Processamento Paralelo:</w:t>
+      </w:r>
+      <w:r>
+        <w:rPr>
+          <w:lang w:val="pt-BR"/>
+        </w:rPr>
+        <w:t> A implementação de joblib para o cálculo de scores em paralelo (app/scoring.py) demonstra uma preocupação com a otimização de performance em tarefas computacionalmente intensivas, embora a abordagem principal seja a carga de scores pré-calculados.</w:t>
+      </w:r>
+    </w:p>
+    <w:p>
+      <w:pPr>
         <w:pStyle w:val="Text"/>
+        <w:jc w:val="center"/>
         <w:rPr>
           <w:b/>
           <w:sz w:val="28"/>
@@ -2906,53 +3468,58 @@
           <w:lang w:val="pt-BR"/>
         </w:rPr>
       </w:pPr>
-    </w:p>
-    <w:p>
-      <w:pPr>
-        <w:pStyle w:val="Heading1"/>
-        <w:pageBreakBefore/>
-        <w:rPr>
-          <w:lang w:val="pt-BR"/>
-        </w:rPr>
-      </w:pPr>
       <w:r>
         <w:rPr>
-          <w:lang w:val="pt-BR"/>
-        </w:rPr>
-        <w:lastRenderedPageBreak/>
-        <w:t>Resultados e Análise</w:t>
+          <w:b/>
+          <w:sz w:val="28"/>
+          <w:szCs w:val="28"/>
+          <w:lang w:val="pt-BR"/>
+        </w:rPr>
+        <w:pict w14:anchorId="1E532E7D">
+          <v:shape id="_x0000_i1041" type="#_x0000_t75" style="width:388.5pt;height:128.1pt">
+            <v:imagedata r:id="rId18" o:title=""/>
+          </v:shape>
+        </w:pict>
       </w:r>
     </w:p>
     <w:p>
       <w:pPr>
-        <w:pStyle w:val="Text"/>
+        <w:pStyle w:val="Caption"/>
+        <w:jc w:val="center"/>
         <w:rPr>
           <w:color w:val="FF0000"/>
+          <w:sz w:val="32"/>
+          <w:szCs w:val="32"/>
           <w:lang w:val="pt-BR"/>
         </w:rPr>
       </w:pPr>
       <w:r>
         <w:rPr>
-          <w:color w:val="FF0000"/>
-          <w:lang w:val="pt-BR"/>
-        </w:rPr>
-        <w:t>Nesta seção são apresentados detalhadamente os resultados do trabalho ......</w:t>
+          <w:lang w:val="pt-BR"/>
+        </w:rPr>
+        <w:t xml:space="preserve">Figura </w:t>
+      </w:r>
+      <w:r>
+        <w:rPr>
+          <w:lang w:val="pt-BR"/>
+        </w:rPr>
+        <w:t>4. Boas praticas</w:t>
       </w:r>
     </w:p>
     <w:p>
       <w:pPr>
-        <w:pStyle w:val="Text"/>
-        <w:rPr>
-          <w:color w:val="FF0000"/>
+        <w:pStyle w:val="Heading1"/>
+        <w:pageBreakBefore/>
+        <w:rPr>
           <w:lang w:val="pt-BR"/>
         </w:rPr>
       </w:pPr>
       <w:r>
         <w:rPr>
-          <w:color w:val="FF0000"/>
-          <w:lang w:val="pt-BR"/>
-        </w:rPr>
-        <w:t>Crie quantas seções forem necessárias .....</w:t>
+          <w:lang w:val="pt-BR"/>
+        </w:rPr>
+        <w:lastRenderedPageBreak/>
+        <w:t>Resultados e Análise</w:t>
       </w:r>
     </w:p>
     <w:p>
@@ -2989,17 +3556,7 @@
     </w:p>
     <w:p>
       <w:pPr>
-        <w:pStyle w:val="ListParagraph"/>
-        <w:numPr>
-          <w:ilvl w:val="0"/>
-          <w:numId w:val="70"/>
-        </w:numPr>
-        <w:pBdr>
-          <w:top w:val="none" w:sz="4" w:space="0" w:color="000000"/>
-          <w:left w:val="none" w:sz="4" w:space="0" w:color="000000"/>
-          <w:bottom w:val="none" w:sz="4" w:space="0" w:color="000000"/>
-          <w:right w:val="none" w:sz="4" w:space="0" w:color="000000"/>
-        </w:pBdr>
+        <w:ind w:firstLine="204"/>
         <w:rPr>
           <w:lang w:val="pt-BR"/>
         </w:rPr>
@@ -3008,138 +3565,264 @@
         <w:rPr>
           <w:lang w:val="pt-BR"/>
         </w:rPr>
-        <w:t>O Data Warehouse (dw.duckdb), que consolida todos os dados tratados e serve como fonte única para a aplicação, além dos arquivos Parquet nas camadas Land e Trusted, que garantem a reprodutibilidade do pipeline.</w:t>
+        <w:t>A execução do pipeline de dados resulta em um conjunto de artefatos coesos e prontos para consumo:</w:t>
       </w:r>
     </w:p>
     <w:p>
       <w:pPr>
-        <w:pStyle w:val="ListParagraph"/>
+        <w:ind w:firstLine="204"/>
+        <w:rPr>
+          <w:lang w:val="pt-BR"/>
+        </w:rPr>
+      </w:pPr>
+    </w:p>
+    <w:p>
+      <w:pPr>
         <w:numPr>
           <w:ilvl w:val="0"/>
-          <w:numId w:val="70"/>
+          <w:numId w:val="102"/>
         </w:numPr>
-        <w:pBdr>
-          <w:top w:val="none" w:sz="4" w:space="0" w:color="000000"/>
-          <w:left w:val="none" w:sz="4" w:space="0" w:color="000000"/>
-          <w:bottom w:val="none" w:sz="4" w:space="0" w:color="000000"/>
-          <w:right w:val="none" w:sz="4" w:space="0" w:color="000000"/>
-        </w:pBdr>
+        <w:rPr>
+          <w:lang w:val="pt-BR"/>
+        </w:rPr>
       </w:pPr>
       <w:r>
-        <w:t xml:space="preserve">Dashboard </w:t>
+        <w:rPr>
+          <w:b/>
+          <w:bCs/>
+          <w:lang w:val="pt-BR"/>
+        </w:rPr>
+        <w:t>O Data Warehouse (dw.duckdb):</w:t>
       </w:r>
-      <w:proofErr w:type="spellStart"/>
       <w:r>
-        <w:t>Streamlit</w:t>
-      </w:r>
-      <w:proofErr w:type="spellEnd"/>
-      <w:r>
-        <w:t xml:space="preserve"> </w:t>
-      </w:r>
-      <w:proofErr w:type="spellStart"/>
-      <w:r>
-        <w:t>executável</w:t>
-      </w:r>
-      <w:proofErr w:type="spellEnd"/>
-      <w:r>
-        <w:t xml:space="preserve"> via </w:t>
-      </w:r>
-      <w:proofErr w:type="spellStart"/>
-      <w:r>
-        <w:t>streamlit</w:t>
-      </w:r>
-      <w:proofErr w:type="spellEnd"/>
-      <w:r>
-        <w:t xml:space="preserve"> run app/app.py </w:t>
-      </w:r>
-      <w:proofErr w:type="spellStart"/>
-      <w:r>
-        <w:t>que</w:t>
-      </w:r>
-      <w:proofErr w:type="spellEnd"/>
-      <w:r>
-        <w:t xml:space="preserve"> </w:t>
-      </w:r>
-      <w:proofErr w:type="spellStart"/>
-      <w:r>
-        <w:t>apresenta</w:t>
-      </w:r>
-      <w:proofErr w:type="spellEnd"/>
-      <w:r>
-        <w:t>:</w:t>
+        <w:rPr>
+          <w:lang w:val="pt-BR"/>
+        </w:rPr>
+        <w:t> Artefato principal do projeto, que consolida todos os dados tratados e serve como fonte única e performática para a aplicação.</w:t>
       </w:r>
     </w:p>
     <w:p>
       <w:pPr>
-        <w:pStyle w:val="ListParagraph"/>
         <w:numPr>
-          <w:ilvl w:val="1"/>
-          <w:numId w:val="70"/>
+          <w:ilvl w:val="0"/>
+          <w:numId w:val="102"/>
         </w:numPr>
-        <w:pBdr>
-          <w:top w:val="none" w:sz="4" w:space="0" w:color="000000"/>
-          <w:left w:val="none" w:sz="4" w:space="0" w:color="000000"/>
-          <w:bottom w:val="none" w:sz="4" w:space="0" w:color="000000"/>
-          <w:right w:val="none" w:sz="4" w:space="0" w:color="000000"/>
-        </w:pBdr>
         <w:rPr>
           <w:lang w:val="pt-BR"/>
         </w:rPr>
       </w:pPr>
       <w:r>
         <w:rPr>
-          <w:lang w:val="pt-BR"/>
-        </w:rPr>
-        <w:t>Tabela com ranking por Score Total e detalhes por critério (coluna Score Details).</w:t>
+          <w:b/>
+          <w:bCs/>
+          <w:lang w:val="pt-BR"/>
+        </w:rPr>
+        <w:t>Camadas de Dados Intermediárias:</w:t>
+      </w:r>
+      <w:r>
+        <w:rPr>
+          <w:lang w:val="pt-BR"/>
+        </w:rPr>
+        <w:t> Os arquivos Parquet nas camadas Land e Trusted garantem a reprodutibilidade e a rastreabilidade de todo o pipeline de transformação.</w:t>
       </w:r>
     </w:p>
     <w:p>
       <w:pPr>
-        <w:pStyle w:val="ListParagraph"/>
         <w:numPr>
-          <w:ilvl w:val="1"/>
-          <w:numId w:val="70"/>
+          <w:ilvl w:val="0"/>
+          <w:numId w:val="102"/>
         </w:numPr>
-        <w:pBdr>
-          <w:top w:val="none" w:sz="4" w:space="0" w:color="000000"/>
-          <w:left w:val="none" w:sz="4" w:space="0" w:color="000000"/>
-          <w:bottom w:val="none" w:sz="4" w:space="0" w:color="000000"/>
-          <w:right w:val="none" w:sz="4" w:space="0" w:color="000000"/>
-        </w:pBdr>
         <w:rPr>
           <w:lang w:val="pt-BR"/>
         </w:rPr>
       </w:pPr>
       <w:r>
         <w:rPr>
-          <w:lang w:val="pt-BR"/>
-        </w:rPr>
-        <w:t>Gráficos de DY histórico, distribuição de scores por setor e painéis de preço (1M, 6M).</w:t>
+          <w:b/>
+          <w:bCs/>
+          <w:lang w:val="pt-BR"/>
+        </w:rPr>
+        <w:t>Dashboard Interativo:</w:t>
+      </w:r>
+      <w:r>
+        <w:rPr>
+          <w:lang w:val="pt-BR"/>
+        </w:rPr>
+        <w:t> A aplicação Streamlit, executável via streamlit run app/app.py, que apresenta os resultados de forma clara e interativa, contendo:</w:t>
       </w:r>
     </w:p>
     <w:p>
       <w:pPr>
-        <w:pStyle w:val="ListParagraph"/>
         <w:numPr>
           <w:ilvl w:val="1"/>
-          <w:numId w:val="70"/>
+          <w:numId w:val="102"/>
         </w:numPr>
-        <w:pBdr>
-          <w:top w:val="none" w:sz="4" w:space="0" w:color="000000"/>
-          <w:left w:val="none" w:sz="4" w:space="0" w:color="000000"/>
-          <w:bottom w:val="none" w:sz="4" w:space="0" w:color="000000"/>
-          <w:right w:val="none" w:sz="4" w:space="0" w:color="000000"/>
-        </w:pBdr>
         <w:rPr>
           <w:lang w:val="pt-BR"/>
         </w:rPr>
       </w:pPr>
       <w:r>
         <w:rPr>
-          <w:lang w:val="pt-BR"/>
-        </w:rPr>
-        <w:t>Painel de avaliação por subsetor, com a pontuação final calculada para cada subsetor.</w:t>
+          <w:b/>
+          <w:bCs/>
+          <w:lang w:val="pt-BR"/>
+        </w:rPr>
+        <w:t>Ranking Geral e Detalhado:</w:t>
       </w:r>
+      <w:r>
+        <w:rPr>
+          <w:lang w:val="pt-BR"/>
+        </w:rPr>
+        <w:t> Tabelas interativas que classificam os ativos pelo Score Total (exibido como barra de progresso) e permitem a visualização de dezenas de indicadores fundamentalistas e técnicos.</w:t>
+      </w:r>
+    </w:p>
+    <w:p>
+      <w:pPr>
+        <w:numPr>
+          <w:ilvl w:val="1"/>
+          <w:numId w:val="102"/>
+        </w:numPr>
+        <w:rPr>
+          <w:lang w:val="pt-BR"/>
+        </w:rPr>
+      </w:pPr>
+      <w:r>
+        <w:rPr>
+          <w:b/>
+          <w:bCs/>
+          <w:lang w:val="pt-BR"/>
+        </w:rPr>
+        <w:t>Análise Individual:</w:t>
+      </w:r>
+      <w:r>
+        <w:rPr>
+          <w:lang w:val="pt-BR"/>
+        </w:rPr>
+        <w:t> Uma seção dedicada que detalha a composição do Score Total de cada ativo, separando os pontos positivos das penalidades aplicadas.</w:t>
+      </w:r>
+    </w:p>
+    <w:p>
+      <w:pPr>
+        <w:numPr>
+          <w:ilvl w:val="1"/>
+          <w:numId w:val="102"/>
+        </w:numPr>
+        <w:rPr>
+          <w:lang w:val="pt-BR"/>
+        </w:rPr>
+      </w:pPr>
+      <w:r>
+        <w:rPr>
+          <w:b/>
+          <w:bCs/>
+          <w:lang w:val="pt-BR"/>
+        </w:rPr>
+        <w:t>Análise de Dividendos:</w:t>
+      </w:r>
+      <w:r>
+        <w:rPr>
+          <w:lang w:val="pt-BR"/>
+        </w:rPr>
+        <w:t> Gráficos de série temporal dos proventos, frequência de pagamento por mês e rankings dos maiores pagadores de dividendos.</w:t>
+      </w:r>
+    </w:p>
+    <w:p>
+      <w:pPr>
+        <w:numPr>
+          <w:ilvl w:val="1"/>
+          <w:numId w:val="102"/>
+        </w:numPr>
+        <w:rPr>
+          <w:lang w:val="pt-BR"/>
+        </w:rPr>
+      </w:pPr>
+      <w:r>
+        <w:rPr>
+          <w:b/>
+          <w:bCs/>
+          <w:lang w:val="pt-BR"/>
+        </w:rPr>
+        <w:t>Análise Setorial:</w:t>
+      </w:r>
+      <w:r>
+        <w:rPr>
+          <w:lang w:val="pt-BR"/>
+        </w:rPr>
+        <w:t> Um ranking que avalia o desempenho agregado de cada subsetor da bolsa, com sua pontuação final e gráficos comparativos.</w:t>
+      </w:r>
+    </w:p>
+    <w:p>
+      <w:pPr>
+        <w:numPr>
+          <w:ilvl w:val="1"/>
+          <w:numId w:val="102"/>
+        </w:numPr>
+        <w:rPr>
+          <w:lang w:val="pt-BR"/>
+        </w:rPr>
+      </w:pPr>
+      <w:r>
+        <w:rPr>
+          <w:b/>
+          <w:bCs/>
+          <w:lang w:val="pt-BR"/>
+        </w:rPr>
+        <w:t>Variação de Preços:</w:t>
+      </w:r>
+      <w:r>
+        <w:rPr>
+          <w:lang w:val="pt-BR"/>
+        </w:rPr>
+        <w:t> Colunas no ranking que exibem a valorização percentual dos ativos nos últimos 1 e 6 meses.</w:t>
+      </w:r>
+    </w:p>
+    <w:p>
+      <w:pPr>
+        <w:rPr>
+          <w:lang w:val="pt-BR"/>
+        </w:rPr>
+      </w:pPr>
+    </w:p>
+    <w:p>
+      <w:pPr>
+        <w:rPr>
+          <w:lang w:val="pt-BR"/>
+        </w:rPr>
+      </w:pPr>
+    </w:p>
+    <w:p>
+      <w:pPr>
+        <w:rPr>
+          <w:lang w:val="pt-BR"/>
+        </w:rPr>
+      </w:pPr>
+    </w:p>
+    <w:p>
+      <w:pPr>
+        <w:rPr>
+          <w:lang w:val="pt-BR"/>
+        </w:rPr>
+      </w:pPr>
+    </w:p>
+    <w:p>
+      <w:pPr>
+        <w:rPr>
+          <w:lang w:val="pt-BR"/>
+        </w:rPr>
+      </w:pPr>
+      <w:r>
+        <w:rPr>
+          <w:lang w:val="pt-BR"/>
+        </w:rPr>
+        <w:t>AQUI</w:t>
+      </w:r>
+    </w:p>
+    <w:p>
+      <w:pPr>
+        <w:rPr>
+          <w:lang w:val="pt-BR"/>
+        </w:rPr>
+      </w:pPr>
     </w:p>
     <w:p>
       <w:pPr>
@@ -3176,10 +3859,41 @@
     </w:p>
     <w:p>
       <w:pPr>
-        <w:pStyle w:val="ListParagraph"/>
+        <w:pBdr>
+          <w:top w:val="none" w:sz="4" w:space="0" w:color="000000"/>
+          <w:left w:val="none" w:sz="4" w:space="0" w:color="000000"/>
+          <w:bottom w:val="none" w:sz="4" w:space="0" w:color="000000"/>
+          <w:right w:val="none" w:sz="4" w:space="0" w:color="000000"/>
+        </w:pBdr>
+        <w:rPr>
+          <w:lang w:val="pt-BR"/>
+        </w:rPr>
+      </w:pPr>
+      <w:r>
+        <w:rPr>
+          <w:lang w:val="pt-BR"/>
+        </w:rPr>
+        <w:t>A confiabilidade dos dados e dos resultados apresentados é assegurada por meio de uma abordagem estruturada de validação:</w:t>
+      </w:r>
+    </w:p>
+    <w:p>
+      <w:pPr>
+        <w:pBdr>
+          <w:top w:val="none" w:sz="4" w:space="0" w:color="000000"/>
+          <w:left w:val="none" w:sz="4" w:space="0" w:color="000000"/>
+          <w:bottom w:val="none" w:sz="4" w:space="0" w:color="000000"/>
+          <w:right w:val="none" w:sz="4" w:space="0" w:color="000000"/>
+        </w:pBdr>
+        <w:rPr>
+          <w:lang w:val="pt-BR"/>
+        </w:rPr>
+      </w:pPr>
+    </w:p>
+    <w:p>
+      <w:pPr>
         <w:numPr>
           <w:ilvl w:val="0"/>
-          <w:numId w:val="71"/>
+          <w:numId w:val="104"/>
         </w:numPr>
         <w:pBdr>
           <w:top w:val="none" w:sz="4" w:space="0" w:color="000000"/>
@@ -3193,17 +3907,24 @@
       </w:pPr>
       <w:r>
         <w:rPr>
-          <w:lang w:val="pt-BR"/>
-        </w:rPr>
-        <w:t>A validação da consistência dos dados é garantida pela execução sequencial e ordenada dos scripts no pipeline de ETL. Cada etapa consome os artefatos da camada anterior, assegurando que apenas dados processados e validados cheguem ao Data Warehouse final.</w:t>
+          <w:b/>
+          <w:bCs/>
+          <w:lang w:val="pt-BR"/>
+        </w:rPr>
+        <w:t>Validação por Pipeline:</w:t>
+      </w:r>
+      <w:r>
+        <w:rPr>
+          <w:lang w:val="pt-BR"/>
+        </w:rPr>
+        <w:t> A consistência dos dados é garantida pela execução sequencial e ordenada dos scripts no pipeline de ETL. Cada etapa consome os artefatos da camada anterior, assegurando que apenas dados processados e validados cheguem ao Data Warehouse final.</w:t>
       </w:r>
     </w:p>
     <w:p>
       <w:pPr>
-        <w:pStyle w:val="ListParagraph"/>
         <w:numPr>
           <w:ilvl w:val="0"/>
-          <w:numId w:val="71"/>
+          <w:numId w:val="104"/>
         </w:numPr>
         <w:pBdr>
           <w:top w:val="none" w:sz="4" w:space="0" w:color="000000"/>
@@ -3217,9 +3938,17 @@
       </w:pPr>
       <w:r>
         <w:rPr>
-          <w:lang w:val="pt-BR"/>
-        </w:rPr>
-        <w:t>A coerência de tipos e a integridade dos dados são tratadas durante a etapa de transformação (camada Trusted), antes da carga no DW, o que simplifica a camada de aplicação.</w:t>
+          <w:b/>
+          <w:bCs/>
+          <w:lang w:val="pt-BR"/>
+        </w:rPr>
+        <w:t>Integridade na Transformação:</w:t>
+      </w:r>
+      <w:r>
+        <w:rPr>
+          <w:lang w:val="pt-BR"/>
+        </w:rPr>
+        <w:t> A coerência de tipos de dados e a integridade das informações são tratadas durante a etapa de transformação (camada Trusted), antes da carga no DW. Esta abordagem simplifica a camada de aplicação, que pode consumir os dados com a confiança de que já estão limpos e no formato correto.</w:t>
       </w:r>
     </w:p>
     <w:p>
@@ -3925,12 +4654,12 @@
       </w:pPr>
     </w:p>
     <w:sectPr>
-      <w:headerReference w:type="even" r:id="rId17"/>
-      <w:headerReference w:type="default" r:id="rId18"/>
-      <w:footerReference w:type="even" r:id="rId19"/>
-      <w:footerReference w:type="default" r:id="rId20"/>
-      <w:headerReference w:type="first" r:id="rId21"/>
-      <w:footerReference w:type="first" r:id="rId22"/>
+      <w:headerReference w:type="even" r:id="rId19"/>
+      <w:headerReference w:type="default" r:id="rId20"/>
+      <w:footerReference w:type="even" r:id="rId21"/>
+      <w:footerReference w:type="default" r:id="rId22"/>
+      <w:headerReference w:type="first" r:id="rId23"/>
+      <w:footerReference w:type="first" r:id="rId24"/>
       <w:pgSz w:w="12240" w:h="15840"/>
       <w:pgMar w:top="958" w:right="958" w:bottom="981" w:left="958" w:header="709" w:footer="925" w:gutter="0"/>
       <w:pgNumType w:fmt="none"/>
@@ -4038,7 +4767,7 @@
           <v:stroke joinstyle="miter"/>
           <v:path gradientshapeok="t" o:connecttype="rect"/>
         </v:shapetype>
-        <v:shape id="_x0000_s1026" o:spid="_x0000_s1030" type="#_x0000_t202" style="position:absolute;margin-left:489.15pt;margin-top:-14.85pt;width:48.4pt;height:45.25pt;z-index:4;visibility:visible;mso-wrap-style:square;mso-wrap-distance-left:9.05pt;mso-wrap-distance-top:0;mso-wrap-distance-right:9.05pt;mso-wrap-distance-bottom:0;mso-position-horizontal:absolute;mso-position-horizontal-relative:text;mso-position-vertical:absolute;mso-position-vertical-relative:text;v-text-anchor:top" o:gfxdata="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" o:allowincell="f" stroked="f">
+        <v:shape id="_x0000_s1026" type="#_x0000_t202" style="position:absolute;margin-left:489.15pt;margin-top:-14.85pt;width:48.4pt;height:45.25pt;z-index:1;visibility:visible;mso-wrap-style:square;mso-wrap-distance-left:9.05pt;mso-wrap-distance-top:0;mso-wrap-distance-right:9.05pt;mso-wrap-distance-bottom:0;mso-position-horizontal:absolute;mso-position-horizontal-relative:text;mso-position-vertical:absolute;mso-position-vertical-relative:text;v-text-anchor:top" o:gfxdata="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" o:allowincell="f" stroked="f">
           <v:textbox inset="7.25pt,3.65pt,7.25pt,3.65pt">
             <w:txbxContent>
               <w:p>
@@ -4067,7 +4796,7 @@
                       <v:path o:extrusionok="f" gradientshapeok="t" o:connecttype="rect"/>
                       <o:lock v:ext="edit" aspectratio="t"/>
                     </v:shapetype>
-                    <v:shape id="_x0000_i2053" o:spid="_x0000_i1030" type="#_x0000_t75" style="width:33.75pt;height:38.25pt;visibility:visible;mso-wrap-style:square">
+                    <v:shape id="_x0000_i1026" type="#_x0000_t75" style="width:33.65pt;height:38.35pt;visibility:visible;mso-wrap-style:square">
                       <v:imagedata r:id="rId1" o:title="" croptop="-41f" cropbottom="-41f" cropleft="-47f" cropright="-47f"/>
                     </v:shape>
                   </w:pict>
@@ -4147,7 +4876,7 @@
         <w:noProof/>
       </w:rPr>
       <w:pict w14:anchorId="20F8CB91">
-        <v:shape id="_x0000_s1025" o:spid="_x0000_s1029" style="position:absolute;margin-left:284.7pt;margin-top:3.1pt;width:296.3pt;height:.1pt;z-index:-6;visibility:visible;mso-wrap-style:square;mso-wrap-distance-left:9pt;mso-wrap-distance-top:0;mso-wrap-distance-right:9pt;mso-wrap-distance-bottom:0;mso-position-horizontal:absolute;mso-position-horizontal-relative:text;mso-position-vertical:absolute;mso-position-vertical-relative:text;v-text-anchor:top" coordsize="21600,21600" o:gfxdata="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" o:allowincell="f" path="m,l21600,21600e" filled="f" strokecolor="#c0504d" strokeweight=".88mm">
+        <v:shape id="_x0000_s1025" style="position:absolute;margin-left:284.7pt;margin-top:3.1pt;width:296.3pt;height:.1pt;z-index:-3;visibility:visible;mso-wrap-style:square;mso-wrap-distance-left:9pt;mso-wrap-distance-top:0;mso-wrap-distance-right:9pt;mso-wrap-distance-bottom:0;mso-position-horizontal:absolute;mso-position-horizontal-relative:text;mso-position-vertical:absolute;mso-position-vertical-relative:text;v-text-anchor:top" coordsize="21600,21600" o:gfxdata="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" o:allowincell="f" path="m,l21600,21600e" filled="f" strokecolor="#c0504d" strokeweight=".88mm">
           <v:path arrowok="t" o:extrusionok="f"/>
         </v:shape>
       </w:pict>
@@ -4214,7 +4943,7 @@
           <v:stroke joinstyle="miter"/>
           <v:path gradientshapeok="t" o:connecttype="rect"/>
         </v:shapetype>
-        <v:shape id="_x0000_s1028" o:spid="_x0000_s1028" type="#_x0000_t202" style="position:absolute;margin-left:489.15pt;margin-top:-14.85pt;width:48.4pt;height:45.25pt;z-index:6;visibility:visible;mso-wrap-style:square;mso-wrap-distance-left:9.05pt;mso-wrap-distance-top:0;mso-wrap-distance-right:9.05pt;mso-wrap-distance-bottom:0;mso-position-horizontal:absolute;mso-position-horizontal-relative:text;mso-position-vertical:absolute;mso-position-vertical-relative:text;v-text-anchor:top" o:gfxdata="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" o:allowincell="f" stroked="f">
+        <v:shape id="_x0000_s1028" type="#_x0000_t202" style="position:absolute;margin-left:489.15pt;margin-top:-14.85pt;width:48.4pt;height:45.25pt;z-index:3;visibility:visible;mso-wrap-style:square;mso-wrap-distance-left:9.05pt;mso-wrap-distance-top:0;mso-wrap-distance-right:9.05pt;mso-wrap-distance-bottom:0;mso-position-horizontal:absolute;mso-position-horizontal-relative:text;mso-position-vertical:absolute;mso-position-vertical-relative:text;v-text-anchor:top" o:gfxdata="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" o:allowincell="f" stroked="f">
           <v:textbox inset="7.25pt,3.65pt,7.25pt,3.65pt">
             <w:txbxContent>
               <w:p>
@@ -4243,7 +4972,7 @@
                       <v:path o:extrusionok="f" gradientshapeok="t" o:connecttype="rect"/>
                       <o:lock v:ext="edit" aspectratio="t"/>
                     </v:shapetype>
-                    <v:shape id="_x0000_i2054" o:spid="_x0000_i1029" type="#_x0000_t75" style="width:33.75pt;height:38.25pt;visibility:visible;mso-wrap-style:square">
+                    <v:shape id="_x0000_i1029" type="#_x0000_t75" style="width:33.65pt;height:38.35pt;visibility:visible;mso-wrap-style:square">
                       <v:imagedata r:id="rId1" o:title="" croptop="-41f" cropbottom="-41f" cropleft="-47f" cropright="-47f"/>
                     </v:shape>
                   </w:pict>
@@ -4323,7 +5052,7 @@
         <w:noProof/>
       </w:rPr>
       <w:pict w14:anchorId="343A5574">
-        <v:shape id="_x0000_s1027" o:spid="_x0000_s1027" style="position:absolute;margin-left:284.7pt;margin-top:3.1pt;width:296.3pt;height:.1pt;z-index:-4;visibility:visible;mso-wrap-style:square;mso-wrap-distance-left:9pt;mso-wrap-distance-top:0;mso-wrap-distance-right:9pt;mso-wrap-distance-bottom:0;mso-position-horizontal:absolute;mso-position-horizontal-relative:text;mso-position-vertical:absolute;mso-position-vertical-relative:text;v-text-anchor:top" coordsize="21600,21600" o:gfxdata="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" o:allowincell="f" path="m,l21600,21600e" filled="f" strokecolor="#c0504d" strokeweight=".88mm">
+        <v:shape id="_x0000_s1027" style="position:absolute;margin-left:284.7pt;margin-top:3.1pt;width:296.3pt;height:.1pt;z-index:-1;visibility:visible;mso-wrap-style:square;mso-wrap-distance-left:9pt;mso-wrap-distance-top:0;mso-wrap-distance-right:9pt;mso-wrap-distance-bottom:0;mso-position-horizontal:absolute;mso-position-horizontal-relative:text;mso-position-vertical:absolute;mso-position-vertical-relative:text;v-text-anchor:top" coordsize="21600,21600" o:gfxdata="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" o:allowincell="f" path="m,l21600,21600e" filled="f" strokecolor="#c0504d" strokeweight=".88mm">
           <v:path arrowok="t" o:extrusionok="f"/>
         </v:shape>
       </w:pict>
@@ -4390,7 +5119,7 @@
           <v:stroke joinstyle="miter"/>
           <v:path gradientshapeok="t" o:connecttype="rect"/>
         </v:shapetype>
-        <v:shape id="_x0000_s1030" o:spid="_x0000_s1026" type="#_x0000_t202" style="position:absolute;margin-left:489.15pt;margin-top:-14.85pt;width:48.4pt;height:45.25pt;z-index:5;visibility:visible;mso-wrap-style:square;mso-wrap-distance-left:9.05pt;mso-wrap-distance-top:0;mso-wrap-distance-right:9.05pt;mso-wrap-distance-bottom:0;mso-position-horizontal:absolute;mso-position-horizontal-relative:text;mso-position-vertical:absolute;mso-position-vertical-relative:text;v-text-anchor:top" o:gfxdata="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" o:allowincell="f" stroked="f">
+        <v:shape id="_x0000_s1030" type="#_x0000_t202" style="position:absolute;margin-left:489.15pt;margin-top:-14.85pt;width:48.4pt;height:45.25pt;z-index:2;visibility:visible;mso-wrap-style:square;mso-wrap-distance-left:9.05pt;mso-wrap-distance-top:0;mso-wrap-distance-right:9.05pt;mso-wrap-distance-bottom:0;mso-position-horizontal:absolute;mso-position-horizontal-relative:text;mso-position-vertical:absolute;mso-position-vertical-relative:text;v-text-anchor:top" o:gfxdata="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" o:allowincell="f" stroked="f">
           <v:textbox inset="7.25pt,3.65pt,7.25pt,3.65pt">
             <w:txbxContent>
               <w:p>
@@ -4419,7 +5148,7 @@
                       <v:path o:extrusionok="f" gradientshapeok="t" o:connecttype="rect"/>
                       <o:lock v:ext="edit" aspectratio="t"/>
                     </v:shapetype>
-                    <v:shape id="_x0000_i2057" o:spid="_x0000_i1028" type="#_x0000_t75" style="width:33.75pt;height:38.25pt;visibility:visible;mso-wrap-style:square">
+                    <v:shape id="_x0000_i1032" type="#_x0000_t75" style="width:33.65pt;height:38.35pt;visibility:visible;mso-wrap-style:square">
                       <v:imagedata r:id="rId1" o:title="" croptop="-41f" cropbottom="-41f" cropleft="-47f" cropright="-47f"/>
                     </v:shape>
                   </w:pict>
@@ -4458,17 +5187,7 @@
         <w:sz w:val="16"/>
         <w:lang w:val="pt-BR"/>
       </w:rPr>
-      <w:t xml:space="preserve">ESPECIALIZAÇÃO </w:t>
-    </w:r>
-    <w:r>
-      <w:rPr>
-        <w:rFonts w:ascii="Arial Black" w:hAnsi="Arial Black" w:cs="Arial Black"/>
-        <w:b/>
-        <w:color w:val="B42200"/>
-        <w:sz w:val="16"/>
-        <w:lang w:val="pt-BR"/>
-      </w:rPr>
-      <w:t>EM ENG. E ADM. DE SISTEMAS DE BANCO DE DADOS</w:t>
+      <w:t>ESPECIALIZAÇÃO EM ENG. E ADM. DE SISTEMAS DE BANCO DE DADOS</w:t>
     </w:r>
   </w:p>
   <w:p>
@@ -4509,7 +5228,7 @@
         <w:noProof/>
       </w:rPr>
       <w:pict w14:anchorId="6813FF50">
-        <v:shape id="_x0000_s1029" o:spid="_x0000_s1025" style="position:absolute;margin-left:284.7pt;margin-top:3.1pt;width:296.3pt;height:.1pt;z-index:-5;visibility:visible;mso-wrap-style:square;mso-wrap-distance-left:9pt;mso-wrap-distance-top:0;mso-wrap-distance-right:9pt;mso-wrap-distance-bottom:0;mso-position-horizontal:absolute;mso-position-horizontal-relative:text;mso-position-vertical:absolute;mso-position-vertical-relative:text;v-text-anchor:top" coordsize="21600,21600" o:gfxdata="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" o:allowincell="f" path="m,l21600,21600e" filled="f" strokecolor="#c0504d" strokeweight=".88mm">
+        <v:shape id="_x0000_s1029" style="position:absolute;margin-left:284.7pt;margin-top:3.1pt;width:296.3pt;height:.1pt;z-index:-2;visibility:visible;mso-wrap-style:square;mso-wrap-distance-left:9pt;mso-wrap-distance-top:0;mso-wrap-distance-right:9pt;mso-wrap-distance-bottom:0;mso-position-horizontal:absolute;mso-position-horizontal-relative:text;mso-position-vertical:absolute;mso-position-vertical-relative:text;v-text-anchor:top" coordsize="21600,21600" o:gfxdata="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" o:allowincell="f" path="m,l21600,21600e" filled="f" strokecolor="#c0504d" strokeweight=".88mm">
           <v:path arrowok="t" o:extrusionok="f"/>
         </v:shape>
       </w:pict>
@@ -6479,6 +7198,155 @@
     </w:lvl>
   </w:abstractNum>
   <w:abstractNum w:abstractNumId="19" w15:restartNumberingAfterBreak="0">
+    <w:nsid w:val="043764C5"/>
+    <w:multiLevelType w:val="multilevel"/>
+    <w:tmpl w:val="570CFECE"/>
+    <w:lvl w:ilvl="0">
+      <w:start w:val="1"/>
+      <w:numFmt w:val="bullet"/>
+      <w:lvlText w:val=""/>
+      <w:lvlJc w:val="left"/>
+      <w:pPr>
+        <w:tabs>
+          <w:tab w:val="num" w:pos="720"/>
+        </w:tabs>
+        <w:ind w:left="720" w:hanging="360"/>
+      </w:pPr>
+      <w:rPr>
+        <w:rFonts w:ascii="Symbol" w:hAnsi="Symbol" w:hint="default"/>
+        <w:sz w:val="20"/>
+      </w:rPr>
+    </w:lvl>
+    <w:lvl w:ilvl="1">
+      <w:start w:val="1"/>
+      <w:numFmt w:val="bullet"/>
+      <w:lvlText w:val="o"/>
+      <w:lvlJc w:val="left"/>
+      <w:pPr>
+        <w:tabs>
+          <w:tab w:val="num" w:pos="1440"/>
+        </w:tabs>
+        <w:ind w:left="1440" w:hanging="360"/>
+      </w:pPr>
+      <w:rPr>
+        <w:rFonts w:ascii="Courier New" w:hAnsi="Courier New" w:hint="default"/>
+        <w:sz w:val="20"/>
+      </w:rPr>
+    </w:lvl>
+    <w:lvl w:ilvl="2" w:tentative="1">
+      <w:start w:val="1"/>
+      <w:numFmt w:val="bullet"/>
+      <w:lvlText w:val=""/>
+      <w:lvlJc w:val="left"/>
+      <w:pPr>
+        <w:tabs>
+          <w:tab w:val="num" w:pos="2160"/>
+        </w:tabs>
+        <w:ind w:left="2160" w:hanging="360"/>
+      </w:pPr>
+      <w:rPr>
+        <w:rFonts w:ascii="Wingdings" w:hAnsi="Wingdings" w:hint="default"/>
+        <w:sz w:val="20"/>
+      </w:rPr>
+    </w:lvl>
+    <w:lvl w:ilvl="3" w:tentative="1">
+      <w:start w:val="1"/>
+      <w:numFmt w:val="bullet"/>
+      <w:lvlText w:val=""/>
+      <w:lvlJc w:val="left"/>
+      <w:pPr>
+        <w:tabs>
+          <w:tab w:val="num" w:pos="2880"/>
+        </w:tabs>
+        <w:ind w:left="2880" w:hanging="360"/>
+      </w:pPr>
+      <w:rPr>
+        <w:rFonts w:ascii="Wingdings" w:hAnsi="Wingdings" w:hint="default"/>
+        <w:sz w:val="20"/>
+      </w:rPr>
+    </w:lvl>
+    <w:lvl w:ilvl="4" w:tentative="1">
+      <w:start w:val="1"/>
+      <w:numFmt w:val="bullet"/>
+      <w:lvlText w:val=""/>
+      <w:lvlJc w:val="left"/>
+      <w:pPr>
+        <w:tabs>
+          <w:tab w:val="num" w:pos="3600"/>
+        </w:tabs>
+        <w:ind w:left="3600" w:hanging="360"/>
+      </w:pPr>
+      <w:rPr>
+        <w:rFonts w:ascii="Wingdings" w:hAnsi="Wingdings" w:hint="default"/>
+        <w:sz w:val="20"/>
+      </w:rPr>
+    </w:lvl>
+    <w:lvl w:ilvl="5" w:tentative="1">
+      <w:start w:val="1"/>
+      <w:numFmt w:val="bullet"/>
+      <w:lvlText w:val=""/>
+      <w:lvlJc w:val="left"/>
+      <w:pPr>
+        <w:tabs>
+          <w:tab w:val="num" w:pos="4320"/>
+        </w:tabs>
+        <w:ind w:left="4320" w:hanging="360"/>
+      </w:pPr>
+      <w:rPr>
+        <w:rFonts w:ascii="Wingdings" w:hAnsi="Wingdings" w:hint="default"/>
+        <w:sz w:val="20"/>
+      </w:rPr>
+    </w:lvl>
+    <w:lvl w:ilvl="6" w:tentative="1">
+      <w:start w:val="1"/>
+      <w:numFmt w:val="bullet"/>
+      <w:lvlText w:val=""/>
+      <w:lvlJc w:val="left"/>
+      <w:pPr>
+        <w:tabs>
+          <w:tab w:val="num" w:pos="5040"/>
+        </w:tabs>
+        <w:ind w:left="5040" w:hanging="360"/>
+      </w:pPr>
+      <w:rPr>
+        <w:rFonts w:ascii="Wingdings" w:hAnsi="Wingdings" w:hint="default"/>
+        <w:sz w:val="20"/>
+      </w:rPr>
+    </w:lvl>
+    <w:lvl w:ilvl="7" w:tentative="1">
+      <w:start w:val="1"/>
+      <w:numFmt w:val="bullet"/>
+      <w:lvlText w:val=""/>
+      <w:lvlJc w:val="left"/>
+      <w:pPr>
+        <w:tabs>
+          <w:tab w:val="num" w:pos="5760"/>
+        </w:tabs>
+        <w:ind w:left="5760" w:hanging="360"/>
+      </w:pPr>
+      <w:rPr>
+        <w:rFonts w:ascii="Wingdings" w:hAnsi="Wingdings" w:hint="default"/>
+        <w:sz w:val="20"/>
+      </w:rPr>
+    </w:lvl>
+    <w:lvl w:ilvl="8" w:tentative="1">
+      <w:start w:val="1"/>
+      <w:numFmt w:val="bullet"/>
+      <w:lvlText w:val=""/>
+      <w:lvlJc w:val="left"/>
+      <w:pPr>
+        <w:tabs>
+          <w:tab w:val="num" w:pos="6480"/>
+        </w:tabs>
+        <w:ind w:left="6480" w:hanging="360"/>
+      </w:pPr>
+      <w:rPr>
+        <w:rFonts w:ascii="Wingdings" w:hAnsi="Wingdings" w:hint="default"/>
+        <w:sz w:val="20"/>
+      </w:rPr>
+    </w:lvl>
+  </w:abstractNum>
+  <w:abstractNum w:abstractNumId="20" w15:restartNumberingAfterBreak="0">
     <w:nsid w:val="08C5B53E"/>
     <w:multiLevelType w:val="multilevel"/>
     <w:tmpl w:val="CC989C4A"/>
@@ -6564,7 +7432,7 @@
       </w:pPr>
     </w:lvl>
   </w:abstractNum>
-  <w:abstractNum w:abstractNumId="20" w15:restartNumberingAfterBreak="0">
+  <w:abstractNum w:abstractNumId="21" w15:restartNumberingAfterBreak="0">
     <w:nsid w:val="091F0924"/>
     <w:multiLevelType w:val="multilevel"/>
     <w:tmpl w:val="D32601CE"/>
@@ -6677,7 +7545,156 @@
       </w:pPr>
     </w:lvl>
   </w:abstractNum>
-  <w:abstractNum w:abstractNumId="21" w15:restartNumberingAfterBreak="0">
+  <w:abstractNum w:abstractNumId="22" w15:restartNumberingAfterBreak="0">
+    <w:nsid w:val="0AC56545"/>
+    <w:multiLevelType w:val="multilevel"/>
+    <w:tmpl w:val="B2B6A25A"/>
+    <w:lvl w:ilvl="0">
+      <w:start w:val="1"/>
+      <w:numFmt w:val="bullet"/>
+      <w:lvlText w:val=""/>
+      <w:lvlJc w:val="left"/>
+      <w:pPr>
+        <w:tabs>
+          <w:tab w:val="num" w:pos="720"/>
+        </w:tabs>
+        <w:ind w:left="720" w:hanging="360"/>
+      </w:pPr>
+      <w:rPr>
+        <w:rFonts w:ascii="Symbol" w:hAnsi="Symbol" w:hint="default"/>
+        <w:sz w:val="20"/>
+      </w:rPr>
+    </w:lvl>
+    <w:lvl w:ilvl="1" w:tentative="1">
+      <w:start w:val="1"/>
+      <w:numFmt w:val="bullet"/>
+      <w:lvlText w:val="o"/>
+      <w:lvlJc w:val="left"/>
+      <w:pPr>
+        <w:tabs>
+          <w:tab w:val="num" w:pos="1440"/>
+        </w:tabs>
+        <w:ind w:left="1440" w:hanging="360"/>
+      </w:pPr>
+      <w:rPr>
+        <w:rFonts w:ascii="Courier New" w:hAnsi="Courier New" w:hint="default"/>
+        <w:sz w:val="20"/>
+      </w:rPr>
+    </w:lvl>
+    <w:lvl w:ilvl="2" w:tentative="1">
+      <w:start w:val="1"/>
+      <w:numFmt w:val="bullet"/>
+      <w:lvlText w:val=""/>
+      <w:lvlJc w:val="left"/>
+      <w:pPr>
+        <w:tabs>
+          <w:tab w:val="num" w:pos="2160"/>
+        </w:tabs>
+        <w:ind w:left="2160" w:hanging="360"/>
+      </w:pPr>
+      <w:rPr>
+        <w:rFonts w:ascii="Wingdings" w:hAnsi="Wingdings" w:hint="default"/>
+        <w:sz w:val="20"/>
+      </w:rPr>
+    </w:lvl>
+    <w:lvl w:ilvl="3" w:tentative="1">
+      <w:start w:val="1"/>
+      <w:numFmt w:val="bullet"/>
+      <w:lvlText w:val=""/>
+      <w:lvlJc w:val="left"/>
+      <w:pPr>
+        <w:tabs>
+          <w:tab w:val="num" w:pos="2880"/>
+        </w:tabs>
+        <w:ind w:left="2880" w:hanging="360"/>
+      </w:pPr>
+      <w:rPr>
+        <w:rFonts w:ascii="Wingdings" w:hAnsi="Wingdings" w:hint="default"/>
+        <w:sz w:val="20"/>
+      </w:rPr>
+    </w:lvl>
+    <w:lvl w:ilvl="4" w:tentative="1">
+      <w:start w:val="1"/>
+      <w:numFmt w:val="bullet"/>
+      <w:lvlText w:val=""/>
+      <w:lvlJc w:val="left"/>
+      <w:pPr>
+        <w:tabs>
+          <w:tab w:val="num" w:pos="3600"/>
+        </w:tabs>
+        <w:ind w:left="3600" w:hanging="360"/>
+      </w:pPr>
+      <w:rPr>
+        <w:rFonts w:ascii="Wingdings" w:hAnsi="Wingdings" w:hint="default"/>
+        <w:sz w:val="20"/>
+      </w:rPr>
+    </w:lvl>
+    <w:lvl w:ilvl="5" w:tentative="1">
+      <w:start w:val="1"/>
+      <w:numFmt w:val="bullet"/>
+      <w:lvlText w:val=""/>
+      <w:lvlJc w:val="left"/>
+      <w:pPr>
+        <w:tabs>
+          <w:tab w:val="num" w:pos="4320"/>
+        </w:tabs>
+        <w:ind w:left="4320" w:hanging="360"/>
+      </w:pPr>
+      <w:rPr>
+        <w:rFonts w:ascii="Wingdings" w:hAnsi="Wingdings" w:hint="default"/>
+        <w:sz w:val="20"/>
+      </w:rPr>
+    </w:lvl>
+    <w:lvl w:ilvl="6" w:tentative="1">
+      <w:start w:val="1"/>
+      <w:numFmt w:val="bullet"/>
+      <w:lvlText w:val=""/>
+      <w:lvlJc w:val="left"/>
+      <w:pPr>
+        <w:tabs>
+          <w:tab w:val="num" w:pos="5040"/>
+        </w:tabs>
+        <w:ind w:left="5040" w:hanging="360"/>
+      </w:pPr>
+      <w:rPr>
+        <w:rFonts w:ascii="Wingdings" w:hAnsi="Wingdings" w:hint="default"/>
+        <w:sz w:val="20"/>
+      </w:rPr>
+    </w:lvl>
+    <w:lvl w:ilvl="7" w:tentative="1">
+      <w:start w:val="1"/>
+      <w:numFmt w:val="bullet"/>
+      <w:lvlText w:val=""/>
+      <w:lvlJc w:val="left"/>
+      <w:pPr>
+        <w:tabs>
+          <w:tab w:val="num" w:pos="5760"/>
+        </w:tabs>
+        <w:ind w:left="5760" w:hanging="360"/>
+      </w:pPr>
+      <w:rPr>
+        <w:rFonts w:ascii="Wingdings" w:hAnsi="Wingdings" w:hint="default"/>
+        <w:sz w:val="20"/>
+      </w:rPr>
+    </w:lvl>
+    <w:lvl w:ilvl="8" w:tentative="1">
+      <w:start w:val="1"/>
+      <w:numFmt w:val="bullet"/>
+      <w:lvlText w:val=""/>
+      <w:lvlJc w:val="left"/>
+      <w:pPr>
+        <w:tabs>
+          <w:tab w:val="num" w:pos="6480"/>
+        </w:tabs>
+        <w:ind w:left="6480" w:hanging="360"/>
+      </w:pPr>
+      <w:rPr>
+        <w:rFonts w:ascii="Wingdings" w:hAnsi="Wingdings" w:hint="default"/>
+        <w:sz w:val="20"/>
+      </w:rPr>
+    </w:lvl>
+  </w:abstractNum>
+  <w:abstractNum w:abstractNumId="23" w15:restartNumberingAfterBreak="0">
     <w:nsid w:val="0C048FA5"/>
     <w:multiLevelType w:val="multilevel"/>
     <w:tmpl w:val="73923D36"/>
@@ -6790,7 +7807,7 @@
       </w:rPr>
     </w:lvl>
   </w:abstractNum>
-  <w:abstractNum w:abstractNumId="22" w15:restartNumberingAfterBreak="0">
+  <w:abstractNum w:abstractNumId="24" w15:restartNumberingAfterBreak="0">
     <w:nsid w:val="0E699047"/>
     <w:multiLevelType w:val="multilevel"/>
     <w:tmpl w:val="519681CC"/>
@@ -6903,7 +7920,7 @@
       </w:rPr>
     </w:lvl>
   </w:abstractNum>
-  <w:abstractNum w:abstractNumId="23" w15:restartNumberingAfterBreak="0">
+  <w:abstractNum w:abstractNumId="25" w15:restartNumberingAfterBreak="0">
     <w:nsid w:val="10681D27"/>
     <w:multiLevelType w:val="multilevel"/>
     <w:tmpl w:val="21E494B8"/>
@@ -7052,7 +8069,156 @@
       </w:rPr>
     </w:lvl>
   </w:abstractNum>
-  <w:abstractNum w:abstractNumId="24" w15:restartNumberingAfterBreak="0">
+  <w:abstractNum w:abstractNumId="26" w15:restartNumberingAfterBreak="0">
+    <w:nsid w:val="14C61820"/>
+    <w:multiLevelType w:val="multilevel"/>
+    <w:tmpl w:val="8A569414"/>
+    <w:lvl w:ilvl="0">
+      <w:start w:val="1"/>
+      <w:numFmt w:val="bullet"/>
+      <w:lvlText w:val=""/>
+      <w:lvlJc w:val="left"/>
+      <w:pPr>
+        <w:tabs>
+          <w:tab w:val="num" w:pos="720"/>
+        </w:tabs>
+        <w:ind w:left="720" w:hanging="360"/>
+      </w:pPr>
+      <w:rPr>
+        <w:rFonts w:ascii="Symbol" w:hAnsi="Symbol" w:hint="default"/>
+        <w:sz w:val="20"/>
+      </w:rPr>
+    </w:lvl>
+    <w:lvl w:ilvl="1">
+      <w:start w:val="1"/>
+      <w:numFmt w:val="bullet"/>
+      <w:lvlText w:val="o"/>
+      <w:lvlJc w:val="left"/>
+      <w:pPr>
+        <w:tabs>
+          <w:tab w:val="num" w:pos="1440"/>
+        </w:tabs>
+        <w:ind w:left="1440" w:hanging="360"/>
+      </w:pPr>
+      <w:rPr>
+        <w:rFonts w:ascii="Courier New" w:hAnsi="Courier New" w:hint="default"/>
+        <w:sz w:val="20"/>
+      </w:rPr>
+    </w:lvl>
+    <w:lvl w:ilvl="2" w:tentative="1">
+      <w:start w:val="1"/>
+      <w:numFmt w:val="bullet"/>
+      <w:lvlText w:val=""/>
+      <w:lvlJc w:val="left"/>
+      <w:pPr>
+        <w:tabs>
+          <w:tab w:val="num" w:pos="2160"/>
+        </w:tabs>
+        <w:ind w:left="2160" w:hanging="360"/>
+      </w:pPr>
+      <w:rPr>
+        <w:rFonts w:ascii="Wingdings" w:hAnsi="Wingdings" w:hint="default"/>
+        <w:sz w:val="20"/>
+      </w:rPr>
+    </w:lvl>
+    <w:lvl w:ilvl="3" w:tentative="1">
+      <w:start w:val="1"/>
+      <w:numFmt w:val="bullet"/>
+      <w:lvlText w:val=""/>
+      <w:lvlJc w:val="left"/>
+      <w:pPr>
+        <w:tabs>
+          <w:tab w:val="num" w:pos="2880"/>
+        </w:tabs>
+        <w:ind w:left="2880" w:hanging="360"/>
+      </w:pPr>
+      <w:rPr>
+        <w:rFonts w:ascii="Wingdings" w:hAnsi="Wingdings" w:hint="default"/>
+        <w:sz w:val="20"/>
+      </w:rPr>
+    </w:lvl>
+    <w:lvl w:ilvl="4" w:tentative="1">
+      <w:start w:val="1"/>
+      <w:numFmt w:val="bullet"/>
+      <w:lvlText w:val=""/>
+      <w:lvlJc w:val="left"/>
+      <w:pPr>
+        <w:tabs>
+          <w:tab w:val="num" w:pos="3600"/>
+        </w:tabs>
+        <w:ind w:left="3600" w:hanging="360"/>
+      </w:pPr>
+      <w:rPr>
+        <w:rFonts w:ascii="Wingdings" w:hAnsi="Wingdings" w:hint="default"/>
+        <w:sz w:val="20"/>
+      </w:rPr>
+    </w:lvl>
+    <w:lvl w:ilvl="5" w:tentative="1">
+      <w:start w:val="1"/>
+      <w:numFmt w:val="bullet"/>
+      <w:lvlText w:val=""/>
+      <w:lvlJc w:val="left"/>
+      <w:pPr>
+        <w:tabs>
+          <w:tab w:val="num" w:pos="4320"/>
+        </w:tabs>
+        <w:ind w:left="4320" w:hanging="360"/>
+      </w:pPr>
+      <w:rPr>
+        <w:rFonts w:ascii="Wingdings" w:hAnsi="Wingdings" w:hint="default"/>
+        <w:sz w:val="20"/>
+      </w:rPr>
+    </w:lvl>
+    <w:lvl w:ilvl="6" w:tentative="1">
+      <w:start w:val="1"/>
+      <w:numFmt w:val="bullet"/>
+      <w:lvlText w:val=""/>
+      <w:lvlJc w:val="left"/>
+      <w:pPr>
+        <w:tabs>
+          <w:tab w:val="num" w:pos="5040"/>
+        </w:tabs>
+        <w:ind w:left="5040" w:hanging="360"/>
+      </w:pPr>
+      <w:rPr>
+        <w:rFonts w:ascii="Wingdings" w:hAnsi="Wingdings" w:hint="default"/>
+        <w:sz w:val="20"/>
+      </w:rPr>
+    </w:lvl>
+    <w:lvl w:ilvl="7" w:tentative="1">
+      <w:start w:val="1"/>
+      <w:numFmt w:val="bullet"/>
+      <w:lvlText w:val=""/>
+      <w:lvlJc w:val="left"/>
+      <w:pPr>
+        <w:tabs>
+          <w:tab w:val="num" w:pos="5760"/>
+        </w:tabs>
+        <w:ind w:left="5760" w:hanging="360"/>
+      </w:pPr>
+      <w:rPr>
+        <w:rFonts w:ascii="Wingdings" w:hAnsi="Wingdings" w:hint="default"/>
+        <w:sz w:val="20"/>
+      </w:rPr>
+    </w:lvl>
+    <w:lvl w:ilvl="8" w:tentative="1">
+      <w:start w:val="1"/>
+      <w:numFmt w:val="bullet"/>
+      <w:lvlText w:val=""/>
+      <w:lvlJc w:val="left"/>
+      <w:pPr>
+        <w:tabs>
+          <w:tab w:val="num" w:pos="6480"/>
+        </w:tabs>
+        <w:ind w:left="6480" w:hanging="360"/>
+      </w:pPr>
+      <w:rPr>
+        <w:rFonts w:ascii="Wingdings" w:hAnsi="Wingdings" w:hint="default"/>
+        <w:sz w:val="20"/>
+      </w:rPr>
+    </w:lvl>
+  </w:abstractNum>
+  <w:abstractNum w:abstractNumId="27" w15:restartNumberingAfterBreak="0">
     <w:nsid w:val="16376267"/>
     <w:multiLevelType w:val="multilevel"/>
     <w:tmpl w:val="8AB0E8DA"/>
@@ -7201,7 +8367,7 @@
       </w:rPr>
     </w:lvl>
   </w:abstractNum>
-  <w:abstractNum w:abstractNumId="25" w15:restartNumberingAfterBreak="0">
+  <w:abstractNum w:abstractNumId="28" w15:restartNumberingAfterBreak="0">
     <w:nsid w:val="18F0E7D5"/>
     <w:multiLevelType w:val="multilevel"/>
     <w:tmpl w:val="6AC21D3C"/>
@@ -7314,7 +8480,7 @@
       </w:rPr>
     </w:lvl>
   </w:abstractNum>
-  <w:abstractNum w:abstractNumId="26" w15:restartNumberingAfterBreak="0">
+  <w:abstractNum w:abstractNumId="29" w15:restartNumberingAfterBreak="0">
     <w:nsid w:val="1A162AD7"/>
     <w:multiLevelType w:val="multilevel"/>
     <w:tmpl w:val="71E873E8"/>
@@ -7427,7 +8593,7 @@
       </w:rPr>
     </w:lvl>
   </w:abstractNum>
-  <w:abstractNum w:abstractNumId="27" w15:restartNumberingAfterBreak="0">
+  <w:abstractNum w:abstractNumId="30" w15:restartNumberingAfterBreak="0">
     <w:nsid w:val="1AE36B7E"/>
     <w:multiLevelType w:val="multilevel"/>
     <w:tmpl w:val="D1E0F4CA"/>
@@ -7540,7 +8706,7 @@
       </w:rPr>
     </w:lvl>
   </w:abstractNum>
-  <w:abstractNum w:abstractNumId="28" w15:restartNumberingAfterBreak="0">
+  <w:abstractNum w:abstractNumId="31" w15:restartNumberingAfterBreak="0">
     <w:nsid w:val="1B006428"/>
     <w:multiLevelType w:val="multilevel"/>
     <w:tmpl w:val="413E7364"/>
@@ -7653,7 +8819,7 @@
       </w:rPr>
     </w:lvl>
   </w:abstractNum>
-  <w:abstractNum w:abstractNumId="29" w15:restartNumberingAfterBreak="0">
+  <w:abstractNum w:abstractNumId="32" w15:restartNumberingAfterBreak="0">
     <w:nsid w:val="1B5837C9"/>
     <w:multiLevelType w:val="multilevel"/>
     <w:tmpl w:val="C41E3FA4"/>
@@ -7802,7 +8968,7 @@
       </w:rPr>
     </w:lvl>
   </w:abstractNum>
-  <w:abstractNum w:abstractNumId="30" w15:restartNumberingAfterBreak="0">
+  <w:abstractNum w:abstractNumId="33" w15:restartNumberingAfterBreak="0">
     <w:nsid w:val="1BCB0F85"/>
     <w:multiLevelType w:val="multilevel"/>
     <w:tmpl w:val="178484DA"/>
@@ -7915,7 +9081,7 @@
       </w:rPr>
     </w:lvl>
   </w:abstractNum>
-  <w:abstractNum w:abstractNumId="31" w15:restartNumberingAfterBreak="0">
+  <w:abstractNum w:abstractNumId="34" w15:restartNumberingAfterBreak="0">
     <w:nsid w:val="1C76EE8F"/>
     <w:multiLevelType w:val="multilevel"/>
     <w:tmpl w:val="65224C9E"/>
@@ -8028,7 +9194,156 @@
       </w:rPr>
     </w:lvl>
   </w:abstractNum>
-  <w:abstractNum w:abstractNumId="32" w15:restartNumberingAfterBreak="0">
+  <w:abstractNum w:abstractNumId="35" w15:restartNumberingAfterBreak="0">
+    <w:nsid w:val="1D6858F1"/>
+    <w:multiLevelType w:val="multilevel"/>
+    <w:tmpl w:val="B8A293CE"/>
+    <w:lvl w:ilvl="0">
+      <w:start w:val="1"/>
+      <w:numFmt w:val="bullet"/>
+      <w:lvlText w:val=""/>
+      <w:lvlJc w:val="left"/>
+      <w:pPr>
+        <w:tabs>
+          <w:tab w:val="num" w:pos="720"/>
+        </w:tabs>
+        <w:ind w:left="720" w:hanging="360"/>
+      </w:pPr>
+      <w:rPr>
+        <w:rFonts w:ascii="Symbol" w:hAnsi="Symbol" w:hint="default"/>
+        <w:sz w:val="20"/>
+      </w:rPr>
+    </w:lvl>
+    <w:lvl w:ilvl="1">
+      <w:start w:val="1"/>
+      <w:numFmt w:val="bullet"/>
+      <w:lvlText w:val="o"/>
+      <w:lvlJc w:val="left"/>
+      <w:pPr>
+        <w:tabs>
+          <w:tab w:val="num" w:pos="1440"/>
+        </w:tabs>
+        <w:ind w:left="1440" w:hanging="360"/>
+      </w:pPr>
+      <w:rPr>
+        <w:rFonts w:ascii="Courier New" w:hAnsi="Courier New" w:hint="default"/>
+        <w:sz w:val="20"/>
+      </w:rPr>
+    </w:lvl>
+    <w:lvl w:ilvl="2" w:tentative="1">
+      <w:start w:val="1"/>
+      <w:numFmt w:val="bullet"/>
+      <w:lvlText w:val=""/>
+      <w:lvlJc w:val="left"/>
+      <w:pPr>
+        <w:tabs>
+          <w:tab w:val="num" w:pos="2160"/>
+        </w:tabs>
+        <w:ind w:left="2160" w:hanging="360"/>
+      </w:pPr>
+      <w:rPr>
+        <w:rFonts w:ascii="Wingdings" w:hAnsi="Wingdings" w:hint="default"/>
+        <w:sz w:val="20"/>
+      </w:rPr>
+    </w:lvl>
+    <w:lvl w:ilvl="3" w:tentative="1">
+      <w:start w:val="1"/>
+      <w:numFmt w:val="bullet"/>
+      <w:lvlText w:val=""/>
+      <w:lvlJc w:val="left"/>
+      <w:pPr>
+        <w:tabs>
+          <w:tab w:val="num" w:pos="2880"/>
+        </w:tabs>
+        <w:ind w:left="2880" w:hanging="360"/>
+      </w:pPr>
+      <w:rPr>
+        <w:rFonts w:ascii="Wingdings" w:hAnsi="Wingdings" w:hint="default"/>
+        <w:sz w:val="20"/>
+      </w:rPr>
+    </w:lvl>
+    <w:lvl w:ilvl="4" w:tentative="1">
+      <w:start w:val="1"/>
+      <w:numFmt w:val="bullet"/>
+      <w:lvlText w:val=""/>
+      <w:lvlJc w:val="left"/>
+      <w:pPr>
+        <w:tabs>
+          <w:tab w:val="num" w:pos="3600"/>
+        </w:tabs>
+        <w:ind w:left="3600" w:hanging="360"/>
+      </w:pPr>
+      <w:rPr>
+        <w:rFonts w:ascii="Wingdings" w:hAnsi="Wingdings" w:hint="default"/>
+        <w:sz w:val="20"/>
+      </w:rPr>
+    </w:lvl>
+    <w:lvl w:ilvl="5" w:tentative="1">
+      <w:start w:val="1"/>
+      <w:numFmt w:val="bullet"/>
+      <w:lvlText w:val=""/>
+      <w:lvlJc w:val="left"/>
+      <w:pPr>
+        <w:tabs>
+          <w:tab w:val="num" w:pos="4320"/>
+        </w:tabs>
+        <w:ind w:left="4320" w:hanging="360"/>
+      </w:pPr>
+      <w:rPr>
+        <w:rFonts w:ascii="Wingdings" w:hAnsi="Wingdings" w:hint="default"/>
+        <w:sz w:val="20"/>
+      </w:rPr>
+    </w:lvl>
+    <w:lvl w:ilvl="6" w:tentative="1">
+      <w:start w:val="1"/>
+      <w:numFmt w:val="bullet"/>
+      <w:lvlText w:val=""/>
+      <w:lvlJc w:val="left"/>
+      <w:pPr>
+        <w:tabs>
+          <w:tab w:val="num" w:pos="5040"/>
+        </w:tabs>
+        <w:ind w:left="5040" w:hanging="360"/>
+      </w:pPr>
+      <w:rPr>
+        <w:rFonts w:ascii="Wingdings" w:hAnsi="Wingdings" w:hint="default"/>
+        <w:sz w:val="20"/>
+      </w:rPr>
+    </w:lvl>
+    <w:lvl w:ilvl="7" w:tentative="1">
+      <w:start w:val="1"/>
+      <w:numFmt w:val="bullet"/>
+      <w:lvlText w:val=""/>
+      <w:lvlJc w:val="left"/>
+      <w:pPr>
+        <w:tabs>
+          <w:tab w:val="num" w:pos="5760"/>
+        </w:tabs>
+        <w:ind w:left="5760" w:hanging="360"/>
+      </w:pPr>
+      <w:rPr>
+        <w:rFonts w:ascii="Wingdings" w:hAnsi="Wingdings" w:hint="default"/>
+        <w:sz w:val="20"/>
+      </w:rPr>
+    </w:lvl>
+    <w:lvl w:ilvl="8" w:tentative="1">
+      <w:start w:val="1"/>
+      <w:numFmt w:val="bullet"/>
+      <w:lvlText w:val=""/>
+      <w:lvlJc w:val="left"/>
+      <w:pPr>
+        <w:tabs>
+          <w:tab w:val="num" w:pos="6480"/>
+        </w:tabs>
+        <w:ind w:left="6480" w:hanging="360"/>
+      </w:pPr>
+      <w:rPr>
+        <w:rFonts w:ascii="Wingdings" w:hAnsi="Wingdings" w:hint="default"/>
+        <w:sz w:val="20"/>
+      </w:rPr>
+    </w:lvl>
+  </w:abstractNum>
+  <w:abstractNum w:abstractNumId="36" w15:restartNumberingAfterBreak="0">
     <w:nsid w:val="1D8DDD83"/>
     <w:multiLevelType w:val="multilevel"/>
     <w:tmpl w:val="5EBE2D4A"/>
@@ -8141,7 +9456,156 @@
       </w:rPr>
     </w:lvl>
   </w:abstractNum>
-  <w:abstractNum w:abstractNumId="33" w15:restartNumberingAfterBreak="0">
+  <w:abstractNum w:abstractNumId="37" w15:restartNumberingAfterBreak="0">
+    <w:nsid w:val="1E6A0704"/>
+    <w:multiLevelType w:val="multilevel"/>
+    <w:tmpl w:val="A718BB24"/>
+    <w:lvl w:ilvl="0">
+      <w:start w:val="1"/>
+      <w:numFmt w:val="bullet"/>
+      <w:lvlText w:val=""/>
+      <w:lvlJc w:val="left"/>
+      <w:pPr>
+        <w:tabs>
+          <w:tab w:val="num" w:pos="720"/>
+        </w:tabs>
+        <w:ind w:left="720" w:hanging="360"/>
+      </w:pPr>
+      <w:rPr>
+        <w:rFonts w:ascii="Symbol" w:hAnsi="Symbol" w:hint="default"/>
+        <w:sz w:val="20"/>
+      </w:rPr>
+    </w:lvl>
+    <w:lvl w:ilvl="1" w:tentative="1">
+      <w:start w:val="1"/>
+      <w:numFmt w:val="bullet"/>
+      <w:lvlText w:val="o"/>
+      <w:lvlJc w:val="left"/>
+      <w:pPr>
+        <w:tabs>
+          <w:tab w:val="num" w:pos="1440"/>
+        </w:tabs>
+        <w:ind w:left="1440" w:hanging="360"/>
+      </w:pPr>
+      <w:rPr>
+        <w:rFonts w:ascii="Courier New" w:hAnsi="Courier New" w:hint="default"/>
+        <w:sz w:val="20"/>
+      </w:rPr>
+    </w:lvl>
+    <w:lvl w:ilvl="2" w:tentative="1">
+      <w:start w:val="1"/>
+      <w:numFmt w:val="bullet"/>
+      <w:lvlText w:val=""/>
+      <w:lvlJc w:val="left"/>
+      <w:pPr>
+        <w:tabs>
+          <w:tab w:val="num" w:pos="2160"/>
+        </w:tabs>
+        <w:ind w:left="2160" w:hanging="360"/>
+      </w:pPr>
+      <w:rPr>
+        <w:rFonts w:ascii="Wingdings" w:hAnsi="Wingdings" w:hint="default"/>
+        <w:sz w:val="20"/>
+      </w:rPr>
+    </w:lvl>
+    <w:lvl w:ilvl="3" w:tentative="1">
+      <w:start w:val="1"/>
+      <w:numFmt w:val="bullet"/>
+      <w:lvlText w:val=""/>
+      <w:lvlJc w:val="left"/>
+      <w:pPr>
+        <w:tabs>
+          <w:tab w:val="num" w:pos="2880"/>
+        </w:tabs>
+        <w:ind w:left="2880" w:hanging="360"/>
+      </w:pPr>
+      <w:rPr>
+        <w:rFonts w:ascii="Wingdings" w:hAnsi="Wingdings" w:hint="default"/>
+        <w:sz w:val="20"/>
+      </w:rPr>
+    </w:lvl>
+    <w:lvl w:ilvl="4" w:tentative="1">
+      <w:start w:val="1"/>
+      <w:numFmt w:val="bullet"/>
+      <w:lvlText w:val=""/>
+      <w:lvlJc w:val="left"/>
+      <w:pPr>
+        <w:tabs>
+          <w:tab w:val="num" w:pos="3600"/>
+        </w:tabs>
+        <w:ind w:left="3600" w:hanging="360"/>
+      </w:pPr>
+      <w:rPr>
+        <w:rFonts w:ascii="Wingdings" w:hAnsi="Wingdings" w:hint="default"/>
+        <w:sz w:val="20"/>
+      </w:rPr>
+    </w:lvl>
+    <w:lvl w:ilvl="5" w:tentative="1">
+      <w:start w:val="1"/>
+      <w:numFmt w:val="bullet"/>
+      <w:lvlText w:val=""/>
+      <w:lvlJc w:val="left"/>
+      <w:pPr>
+        <w:tabs>
+          <w:tab w:val="num" w:pos="4320"/>
+        </w:tabs>
+        <w:ind w:left="4320" w:hanging="360"/>
+      </w:pPr>
+      <w:rPr>
+        <w:rFonts w:ascii="Wingdings" w:hAnsi="Wingdings" w:hint="default"/>
+        <w:sz w:val="20"/>
+      </w:rPr>
+    </w:lvl>
+    <w:lvl w:ilvl="6" w:tentative="1">
+      <w:start w:val="1"/>
+      <w:numFmt w:val="bullet"/>
+      <w:lvlText w:val=""/>
+      <w:lvlJc w:val="left"/>
+      <w:pPr>
+        <w:tabs>
+          <w:tab w:val="num" w:pos="5040"/>
+        </w:tabs>
+        <w:ind w:left="5040" w:hanging="360"/>
+      </w:pPr>
+      <w:rPr>
+        <w:rFonts w:ascii="Wingdings" w:hAnsi="Wingdings" w:hint="default"/>
+        <w:sz w:val="20"/>
+      </w:rPr>
+    </w:lvl>
+    <w:lvl w:ilvl="7" w:tentative="1">
+      <w:start w:val="1"/>
+      <w:numFmt w:val="bullet"/>
+      <w:lvlText w:val=""/>
+      <w:lvlJc w:val="left"/>
+      <w:pPr>
+        <w:tabs>
+          <w:tab w:val="num" w:pos="5760"/>
+        </w:tabs>
+        <w:ind w:left="5760" w:hanging="360"/>
+      </w:pPr>
+      <w:rPr>
+        <w:rFonts w:ascii="Wingdings" w:hAnsi="Wingdings" w:hint="default"/>
+        <w:sz w:val="20"/>
+      </w:rPr>
+    </w:lvl>
+    <w:lvl w:ilvl="8" w:tentative="1">
+      <w:start w:val="1"/>
+      <w:numFmt w:val="bullet"/>
+      <w:lvlText w:val=""/>
+      <w:lvlJc w:val="left"/>
+      <w:pPr>
+        <w:tabs>
+          <w:tab w:val="num" w:pos="6480"/>
+        </w:tabs>
+        <w:ind w:left="6480" w:hanging="360"/>
+      </w:pPr>
+      <w:rPr>
+        <w:rFonts w:ascii="Wingdings" w:hAnsi="Wingdings" w:hint="default"/>
+        <w:sz w:val="20"/>
+      </w:rPr>
+    </w:lvl>
+  </w:abstractNum>
+  <w:abstractNum w:abstractNumId="38" w15:restartNumberingAfterBreak="0">
     <w:nsid w:val="1EC76050"/>
     <w:multiLevelType w:val="multilevel"/>
     <w:tmpl w:val="2D6E2C2C"/>
@@ -8290,7 +9754,7 @@
       </w:rPr>
     </w:lvl>
   </w:abstractNum>
-  <w:abstractNum w:abstractNumId="34" w15:restartNumberingAfterBreak="0">
+  <w:abstractNum w:abstractNumId="39" w15:restartNumberingAfterBreak="0">
     <w:nsid w:val="200BB1FF"/>
     <w:multiLevelType w:val="multilevel"/>
     <w:tmpl w:val="8D0C6C9E"/>
@@ -8403,7 +9867,7 @@
       </w:rPr>
     </w:lvl>
   </w:abstractNum>
-  <w:abstractNum w:abstractNumId="35" w15:restartNumberingAfterBreak="0">
+  <w:abstractNum w:abstractNumId="40" w15:restartNumberingAfterBreak="0">
     <w:nsid w:val="20DD6EA0"/>
     <w:multiLevelType w:val="multilevel"/>
     <w:tmpl w:val="ECCCF9B0"/>
@@ -8516,7 +9980,7 @@
       </w:rPr>
     </w:lvl>
   </w:abstractNum>
-  <w:abstractNum w:abstractNumId="36" w15:restartNumberingAfterBreak="0">
+  <w:abstractNum w:abstractNumId="41" w15:restartNumberingAfterBreak="0">
     <w:nsid w:val="219E766A"/>
     <w:multiLevelType w:val="multilevel"/>
     <w:tmpl w:val="868E8B10"/>
@@ -8629,7 +10093,7 @@
       </w:rPr>
     </w:lvl>
   </w:abstractNum>
-  <w:abstractNum w:abstractNumId="37" w15:restartNumberingAfterBreak="0">
+  <w:abstractNum w:abstractNumId="42" w15:restartNumberingAfterBreak="0">
     <w:nsid w:val="22BAFC71"/>
     <w:multiLevelType w:val="multilevel"/>
     <w:tmpl w:val="F244DD36"/>
@@ -8742,7 +10206,7 @@
       </w:rPr>
     </w:lvl>
   </w:abstractNum>
-  <w:abstractNum w:abstractNumId="38" w15:restartNumberingAfterBreak="0">
+  <w:abstractNum w:abstractNumId="43" w15:restartNumberingAfterBreak="0">
     <w:nsid w:val="24D539D9"/>
     <w:multiLevelType w:val="multilevel"/>
     <w:tmpl w:val="04F6C8B8"/>
@@ -8855,7 +10319,7 @@
       </w:rPr>
     </w:lvl>
   </w:abstractNum>
-  <w:abstractNum w:abstractNumId="39" w15:restartNumberingAfterBreak="0">
+  <w:abstractNum w:abstractNumId="44" w15:restartNumberingAfterBreak="0">
     <w:nsid w:val="278434D5"/>
     <w:multiLevelType w:val="hybridMultilevel"/>
     <w:tmpl w:val="31F263D0"/>
@@ -8968,7 +10432,7 @@
       </w:rPr>
     </w:lvl>
   </w:abstractNum>
-  <w:abstractNum w:abstractNumId="40" w15:restartNumberingAfterBreak="0">
+  <w:abstractNum w:abstractNumId="45" w15:restartNumberingAfterBreak="0">
     <w:nsid w:val="2AB178AE"/>
     <w:multiLevelType w:val="multilevel"/>
     <w:tmpl w:val="F51032A4"/>
@@ -9117,7 +10581,7 @@
       </w:rPr>
     </w:lvl>
   </w:abstractNum>
-  <w:abstractNum w:abstractNumId="41" w15:restartNumberingAfterBreak="0">
+  <w:abstractNum w:abstractNumId="46" w15:restartNumberingAfterBreak="0">
     <w:nsid w:val="2AF12AD5"/>
     <w:multiLevelType w:val="multilevel"/>
     <w:tmpl w:val="CDA0ECDC"/>
@@ -9266,7 +10730,156 @@
       </w:rPr>
     </w:lvl>
   </w:abstractNum>
-  <w:abstractNum w:abstractNumId="42" w15:restartNumberingAfterBreak="0">
+  <w:abstractNum w:abstractNumId="47" w15:restartNumberingAfterBreak="0">
+    <w:nsid w:val="2BAE6055"/>
+    <w:multiLevelType w:val="multilevel"/>
+    <w:tmpl w:val="DA3478E8"/>
+    <w:lvl w:ilvl="0">
+      <w:start w:val="1"/>
+      <w:numFmt w:val="bullet"/>
+      <w:lvlText w:val=""/>
+      <w:lvlJc w:val="left"/>
+      <w:pPr>
+        <w:tabs>
+          <w:tab w:val="num" w:pos="720"/>
+        </w:tabs>
+        <w:ind w:left="720" w:hanging="360"/>
+      </w:pPr>
+      <w:rPr>
+        <w:rFonts w:ascii="Symbol" w:hAnsi="Symbol" w:hint="default"/>
+        <w:sz w:val="20"/>
+      </w:rPr>
+    </w:lvl>
+    <w:lvl w:ilvl="1">
+      <w:start w:val="1"/>
+      <w:numFmt w:val="bullet"/>
+      <w:lvlText w:val="o"/>
+      <w:lvlJc w:val="left"/>
+      <w:pPr>
+        <w:tabs>
+          <w:tab w:val="num" w:pos="1440"/>
+        </w:tabs>
+        <w:ind w:left="1440" w:hanging="360"/>
+      </w:pPr>
+      <w:rPr>
+        <w:rFonts w:ascii="Courier New" w:hAnsi="Courier New" w:hint="default"/>
+        <w:sz w:val="20"/>
+      </w:rPr>
+    </w:lvl>
+    <w:lvl w:ilvl="2" w:tentative="1">
+      <w:start w:val="1"/>
+      <w:numFmt w:val="bullet"/>
+      <w:lvlText w:val=""/>
+      <w:lvlJc w:val="left"/>
+      <w:pPr>
+        <w:tabs>
+          <w:tab w:val="num" w:pos="2160"/>
+        </w:tabs>
+        <w:ind w:left="2160" w:hanging="360"/>
+      </w:pPr>
+      <w:rPr>
+        <w:rFonts w:ascii="Wingdings" w:hAnsi="Wingdings" w:hint="default"/>
+        <w:sz w:val="20"/>
+      </w:rPr>
+    </w:lvl>
+    <w:lvl w:ilvl="3" w:tentative="1">
+      <w:start w:val="1"/>
+      <w:numFmt w:val="bullet"/>
+      <w:lvlText w:val=""/>
+      <w:lvlJc w:val="left"/>
+      <w:pPr>
+        <w:tabs>
+          <w:tab w:val="num" w:pos="2880"/>
+        </w:tabs>
+        <w:ind w:left="2880" w:hanging="360"/>
+      </w:pPr>
+      <w:rPr>
+        <w:rFonts w:ascii="Wingdings" w:hAnsi="Wingdings" w:hint="default"/>
+        <w:sz w:val="20"/>
+      </w:rPr>
+    </w:lvl>
+    <w:lvl w:ilvl="4" w:tentative="1">
+      <w:start w:val="1"/>
+      <w:numFmt w:val="bullet"/>
+      <w:lvlText w:val=""/>
+      <w:lvlJc w:val="left"/>
+      <w:pPr>
+        <w:tabs>
+          <w:tab w:val="num" w:pos="3600"/>
+        </w:tabs>
+        <w:ind w:left="3600" w:hanging="360"/>
+      </w:pPr>
+      <w:rPr>
+        <w:rFonts w:ascii="Wingdings" w:hAnsi="Wingdings" w:hint="default"/>
+        <w:sz w:val="20"/>
+      </w:rPr>
+    </w:lvl>
+    <w:lvl w:ilvl="5" w:tentative="1">
+      <w:start w:val="1"/>
+      <w:numFmt w:val="bullet"/>
+      <w:lvlText w:val=""/>
+      <w:lvlJc w:val="left"/>
+      <w:pPr>
+        <w:tabs>
+          <w:tab w:val="num" w:pos="4320"/>
+        </w:tabs>
+        <w:ind w:left="4320" w:hanging="360"/>
+      </w:pPr>
+      <w:rPr>
+        <w:rFonts w:ascii="Wingdings" w:hAnsi="Wingdings" w:hint="default"/>
+        <w:sz w:val="20"/>
+      </w:rPr>
+    </w:lvl>
+    <w:lvl w:ilvl="6" w:tentative="1">
+      <w:start w:val="1"/>
+      <w:numFmt w:val="bullet"/>
+      <w:lvlText w:val=""/>
+      <w:lvlJc w:val="left"/>
+      <w:pPr>
+        <w:tabs>
+          <w:tab w:val="num" w:pos="5040"/>
+        </w:tabs>
+        <w:ind w:left="5040" w:hanging="360"/>
+      </w:pPr>
+      <w:rPr>
+        <w:rFonts w:ascii="Wingdings" w:hAnsi="Wingdings" w:hint="default"/>
+        <w:sz w:val="20"/>
+      </w:rPr>
+    </w:lvl>
+    <w:lvl w:ilvl="7" w:tentative="1">
+      <w:start w:val="1"/>
+      <w:numFmt w:val="bullet"/>
+      <w:lvlText w:val=""/>
+      <w:lvlJc w:val="left"/>
+      <w:pPr>
+        <w:tabs>
+          <w:tab w:val="num" w:pos="5760"/>
+        </w:tabs>
+        <w:ind w:left="5760" w:hanging="360"/>
+      </w:pPr>
+      <w:rPr>
+        <w:rFonts w:ascii="Wingdings" w:hAnsi="Wingdings" w:hint="default"/>
+        <w:sz w:val="20"/>
+      </w:rPr>
+    </w:lvl>
+    <w:lvl w:ilvl="8" w:tentative="1">
+      <w:start w:val="1"/>
+      <w:numFmt w:val="bullet"/>
+      <w:lvlText w:val=""/>
+      <w:lvlJc w:val="left"/>
+      <w:pPr>
+        <w:tabs>
+          <w:tab w:val="num" w:pos="6480"/>
+        </w:tabs>
+        <w:ind w:left="6480" w:hanging="360"/>
+      </w:pPr>
+      <w:rPr>
+        <w:rFonts w:ascii="Wingdings" w:hAnsi="Wingdings" w:hint="default"/>
+        <w:sz w:val="20"/>
+      </w:rPr>
+    </w:lvl>
+  </w:abstractNum>
+  <w:abstractNum w:abstractNumId="48" w15:restartNumberingAfterBreak="0">
     <w:nsid w:val="2CA3375E"/>
     <w:multiLevelType w:val="multilevel"/>
     <w:tmpl w:val="E39C6C36"/>
@@ -9353,7 +10966,7 @@
       </w:pPr>
     </w:lvl>
   </w:abstractNum>
-  <w:abstractNum w:abstractNumId="43" w15:restartNumberingAfterBreak="0">
+  <w:abstractNum w:abstractNumId="49" w15:restartNumberingAfterBreak="0">
     <w:nsid w:val="341F10C6"/>
     <w:multiLevelType w:val="multilevel"/>
     <w:tmpl w:val="E222ED94"/>
@@ -9466,7 +11079,7 @@
       </w:rPr>
     </w:lvl>
   </w:abstractNum>
-  <w:abstractNum w:abstractNumId="44" w15:restartNumberingAfterBreak="0">
+  <w:abstractNum w:abstractNumId="50" w15:restartNumberingAfterBreak="0">
     <w:nsid w:val="344959F9"/>
     <w:multiLevelType w:val="multilevel"/>
     <w:tmpl w:val="5100C184"/>
@@ -9552,7 +11165,7 @@
       </w:pPr>
     </w:lvl>
   </w:abstractNum>
-  <w:abstractNum w:abstractNumId="45" w15:restartNumberingAfterBreak="0">
+  <w:abstractNum w:abstractNumId="51" w15:restartNumberingAfterBreak="0">
     <w:nsid w:val="34AE421C"/>
     <w:multiLevelType w:val="multilevel"/>
     <w:tmpl w:val="E06C4F94"/>
@@ -9701,7 +11314,156 @@
       </w:rPr>
     </w:lvl>
   </w:abstractNum>
-  <w:abstractNum w:abstractNumId="46" w15:restartNumberingAfterBreak="0">
+  <w:abstractNum w:abstractNumId="52" w15:restartNumberingAfterBreak="0">
+    <w:nsid w:val="36D704DC"/>
+    <w:multiLevelType w:val="multilevel"/>
+    <w:tmpl w:val="413E5A1C"/>
+    <w:lvl w:ilvl="0">
+      <w:start w:val="1"/>
+      <w:numFmt w:val="bullet"/>
+      <w:lvlText w:val=""/>
+      <w:lvlJc w:val="left"/>
+      <w:pPr>
+        <w:tabs>
+          <w:tab w:val="num" w:pos="720"/>
+        </w:tabs>
+        <w:ind w:left="720" w:hanging="360"/>
+      </w:pPr>
+      <w:rPr>
+        <w:rFonts w:ascii="Symbol" w:hAnsi="Symbol" w:hint="default"/>
+        <w:sz w:val="20"/>
+      </w:rPr>
+    </w:lvl>
+    <w:lvl w:ilvl="1" w:tentative="1">
+      <w:start w:val="1"/>
+      <w:numFmt w:val="bullet"/>
+      <w:lvlText w:val="o"/>
+      <w:lvlJc w:val="left"/>
+      <w:pPr>
+        <w:tabs>
+          <w:tab w:val="num" w:pos="1440"/>
+        </w:tabs>
+        <w:ind w:left="1440" w:hanging="360"/>
+      </w:pPr>
+      <w:rPr>
+        <w:rFonts w:ascii="Courier New" w:hAnsi="Courier New" w:hint="default"/>
+        <w:sz w:val="20"/>
+      </w:rPr>
+    </w:lvl>
+    <w:lvl w:ilvl="2" w:tentative="1">
+      <w:start w:val="1"/>
+      <w:numFmt w:val="bullet"/>
+      <w:lvlText w:val=""/>
+      <w:lvlJc w:val="left"/>
+      <w:pPr>
+        <w:tabs>
+          <w:tab w:val="num" w:pos="2160"/>
+        </w:tabs>
+        <w:ind w:left="2160" w:hanging="360"/>
+      </w:pPr>
+      <w:rPr>
+        <w:rFonts w:ascii="Wingdings" w:hAnsi="Wingdings" w:hint="default"/>
+        <w:sz w:val="20"/>
+      </w:rPr>
+    </w:lvl>
+    <w:lvl w:ilvl="3" w:tentative="1">
+      <w:start w:val="1"/>
+      <w:numFmt w:val="bullet"/>
+      <w:lvlText w:val=""/>
+      <w:lvlJc w:val="left"/>
+      <w:pPr>
+        <w:tabs>
+          <w:tab w:val="num" w:pos="2880"/>
+        </w:tabs>
+        <w:ind w:left="2880" w:hanging="360"/>
+      </w:pPr>
+      <w:rPr>
+        <w:rFonts w:ascii="Wingdings" w:hAnsi="Wingdings" w:hint="default"/>
+        <w:sz w:val="20"/>
+      </w:rPr>
+    </w:lvl>
+    <w:lvl w:ilvl="4" w:tentative="1">
+      <w:start w:val="1"/>
+      <w:numFmt w:val="bullet"/>
+      <w:lvlText w:val=""/>
+      <w:lvlJc w:val="left"/>
+      <w:pPr>
+        <w:tabs>
+          <w:tab w:val="num" w:pos="3600"/>
+        </w:tabs>
+        <w:ind w:left="3600" w:hanging="360"/>
+      </w:pPr>
+      <w:rPr>
+        <w:rFonts w:ascii="Wingdings" w:hAnsi="Wingdings" w:hint="default"/>
+        <w:sz w:val="20"/>
+      </w:rPr>
+    </w:lvl>
+    <w:lvl w:ilvl="5" w:tentative="1">
+      <w:start w:val="1"/>
+      <w:numFmt w:val="bullet"/>
+      <w:lvlText w:val=""/>
+      <w:lvlJc w:val="left"/>
+      <w:pPr>
+        <w:tabs>
+          <w:tab w:val="num" w:pos="4320"/>
+        </w:tabs>
+        <w:ind w:left="4320" w:hanging="360"/>
+      </w:pPr>
+      <w:rPr>
+        <w:rFonts w:ascii="Wingdings" w:hAnsi="Wingdings" w:hint="default"/>
+        <w:sz w:val="20"/>
+      </w:rPr>
+    </w:lvl>
+    <w:lvl w:ilvl="6" w:tentative="1">
+      <w:start w:val="1"/>
+      <w:numFmt w:val="bullet"/>
+      <w:lvlText w:val=""/>
+      <w:lvlJc w:val="left"/>
+      <w:pPr>
+        <w:tabs>
+          <w:tab w:val="num" w:pos="5040"/>
+        </w:tabs>
+        <w:ind w:left="5040" w:hanging="360"/>
+      </w:pPr>
+      <w:rPr>
+        <w:rFonts w:ascii="Wingdings" w:hAnsi="Wingdings" w:hint="default"/>
+        <w:sz w:val="20"/>
+      </w:rPr>
+    </w:lvl>
+    <w:lvl w:ilvl="7" w:tentative="1">
+      <w:start w:val="1"/>
+      <w:numFmt w:val="bullet"/>
+      <w:lvlText w:val=""/>
+      <w:lvlJc w:val="left"/>
+      <w:pPr>
+        <w:tabs>
+          <w:tab w:val="num" w:pos="5760"/>
+        </w:tabs>
+        <w:ind w:left="5760" w:hanging="360"/>
+      </w:pPr>
+      <w:rPr>
+        <w:rFonts w:ascii="Wingdings" w:hAnsi="Wingdings" w:hint="default"/>
+        <w:sz w:val="20"/>
+      </w:rPr>
+    </w:lvl>
+    <w:lvl w:ilvl="8" w:tentative="1">
+      <w:start w:val="1"/>
+      <w:numFmt w:val="bullet"/>
+      <w:lvlText w:val=""/>
+      <w:lvlJc w:val="left"/>
+      <w:pPr>
+        <w:tabs>
+          <w:tab w:val="num" w:pos="6480"/>
+        </w:tabs>
+        <w:ind w:left="6480" w:hanging="360"/>
+      </w:pPr>
+      <w:rPr>
+        <w:rFonts w:ascii="Wingdings" w:hAnsi="Wingdings" w:hint="default"/>
+        <w:sz w:val="20"/>
+      </w:rPr>
+    </w:lvl>
+  </w:abstractNum>
+  <w:abstractNum w:abstractNumId="53" w15:restartNumberingAfterBreak="0">
     <w:nsid w:val="3959432A"/>
     <w:multiLevelType w:val="multilevel"/>
     <w:tmpl w:val="AC6676A0"/>
@@ -9850,7 +11612,7 @@
       </w:rPr>
     </w:lvl>
   </w:abstractNum>
-  <w:abstractNum w:abstractNumId="47" w15:restartNumberingAfterBreak="0">
+  <w:abstractNum w:abstractNumId="54" w15:restartNumberingAfterBreak="0">
     <w:nsid w:val="3AFE5BC8"/>
     <w:multiLevelType w:val="multilevel"/>
     <w:tmpl w:val="AC0CF8B4"/>
@@ -9999,7 +11761,7 @@
       </w:rPr>
     </w:lvl>
   </w:abstractNum>
-  <w:abstractNum w:abstractNumId="48" w15:restartNumberingAfterBreak="0">
+  <w:abstractNum w:abstractNumId="55" w15:restartNumberingAfterBreak="0">
     <w:nsid w:val="3CD57C30"/>
     <w:multiLevelType w:val="hybridMultilevel"/>
     <w:tmpl w:val="2AA44DBA"/>
@@ -10112,7 +11874,7 @@
       </w:rPr>
     </w:lvl>
   </w:abstractNum>
-  <w:abstractNum w:abstractNumId="49" w15:restartNumberingAfterBreak="0">
+  <w:abstractNum w:abstractNumId="56" w15:restartNumberingAfterBreak="0">
     <w:nsid w:val="42CF6067"/>
     <w:multiLevelType w:val="multilevel"/>
     <w:tmpl w:val="6EC017EE"/>
@@ -10225,7 +11987,454 @@
       </w:rPr>
     </w:lvl>
   </w:abstractNum>
-  <w:abstractNum w:abstractNumId="50" w15:restartNumberingAfterBreak="0">
+  <w:abstractNum w:abstractNumId="57" w15:restartNumberingAfterBreak="0">
+    <w:nsid w:val="473B6770"/>
+    <w:multiLevelType w:val="multilevel"/>
+    <w:tmpl w:val="ED8CA99C"/>
+    <w:lvl w:ilvl="0">
+      <w:start w:val="1"/>
+      <w:numFmt w:val="bullet"/>
+      <w:lvlText w:val=""/>
+      <w:lvlJc w:val="left"/>
+      <w:pPr>
+        <w:tabs>
+          <w:tab w:val="num" w:pos="720"/>
+        </w:tabs>
+        <w:ind w:left="720" w:hanging="360"/>
+      </w:pPr>
+      <w:rPr>
+        <w:rFonts w:ascii="Symbol" w:hAnsi="Symbol" w:hint="default"/>
+        <w:sz w:val="20"/>
+      </w:rPr>
+    </w:lvl>
+    <w:lvl w:ilvl="1">
+      <w:start w:val="1"/>
+      <w:numFmt w:val="bullet"/>
+      <w:lvlText w:val="o"/>
+      <w:lvlJc w:val="left"/>
+      <w:pPr>
+        <w:tabs>
+          <w:tab w:val="num" w:pos="1440"/>
+        </w:tabs>
+        <w:ind w:left="1440" w:hanging="360"/>
+      </w:pPr>
+      <w:rPr>
+        <w:rFonts w:ascii="Courier New" w:hAnsi="Courier New" w:hint="default"/>
+        <w:sz w:val="20"/>
+      </w:rPr>
+    </w:lvl>
+    <w:lvl w:ilvl="2" w:tentative="1">
+      <w:start w:val="1"/>
+      <w:numFmt w:val="bullet"/>
+      <w:lvlText w:val=""/>
+      <w:lvlJc w:val="left"/>
+      <w:pPr>
+        <w:tabs>
+          <w:tab w:val="num" w:pos="2160"/>
+        </w:tabs>
+        <w:ind w:left="2160" w:hanging="360"/>
+      </w:pPr>
+      <w:rPr>
+        <w:rFonts w:ascii="Wingdings" w:hAnsi="Wingdings" w:hint="default"/>
+        <w:sz w:val="20"/>
+      </w:rPr>
+    </w:lvl>
+    <w:lvl w:ilvl="3" w:tentative="1">
+      <w:start w:val="1"/>
+      <w:numFmt w:val="bullet"/>
+      <w:lvlText w:val=""/>
+      <w:lvlJc w:val="left"/>
+      <w:pPr>
+        <w:tabs>
+          <w:tab w:val="num" w:pos="2880"/>
+        </w:tabs>
+        <w:ind w:left="2880" w:hanging="360"/>
+      </w:pPr>
+      <w:rPr>
+        <w:rFonts w:ascii="Wingdings" w:hAnsi="Wingdings" w:hint="default"/>
+        <w:sz w:val="20"/>
+      </w:rPr>
+    </w:lvl>
+    <w:lvl w:ilvl="4" w:tentative="1">
+      <w:start w:val="1"/>
+      <w:numFmt w:val="bullet"/>
+      <w:lvlText w:val=""/>
+      <w:lvlJc w:val="left"/>
+      <w:pPr>
+        <w:tabs>
+          <w:tab w:val="num" w:pos="3600"/>
+        </w:tabs>
+        <w:ind w:left="3600" w:hanging="360"/>
+      </w:pPr>
+      <w:rPr>
+        <w:rFonts w:ascii="Wingdings" w:hAnsi="Wingdings" w:hint="default"/>
+        <w:sz w:val="20"/>
+      </w:rPr>
+    </w:lvl>
+    <w:lvl w:ilvl="5" w:tentative="1">
+      <w:start w:val="1"/>
+      <w:numFmt w:val="bullet"/>
+      <w:lvlText w:val=""/>
+      <w:lvlJc w:val="left"/>
+      <w:pPr>
+        <w:tabs>
+          <w:tab w:val="num" w:pos="4320"/>
+        </w:tabs>
+        <w:ind w:left="4320" w:hanging="360"/>
+      </w:pPr>
+      <w:rPr>
+        <w:rFonts w:ascii="Wingdings" w:hAnsi="Wingdings" w:hint="default"/>
+        <w:sz w:val="20"/>
+      </w:rPr>
+    </w:lvl>
+    <w:lvl w:ilvl="6" w:tentative="1">
+      <w:start w:val="1"/>
+      <w:numFmt w:val="bullet"/>
+      <w:lvlText w:val=""/>
+      <w:lvlJc w:val="left"/>
+      <w:pPr>
+        <w:tabs>
+          <w:tab w:val="num" w:pos="5040"/>
+        </w:tabs>
+        <w:ind w:left="5040" w:hanging="360"/>
+      </w:pPr>
+      <w:rPr>
+        <w:rFonts w:ascii="Wingdings" w:hAnsi="Wingdings" w:hint="default"/>
+        <w:sz w:val="20"/>
+      </w:rPr>
+    </w:lvl>
+    <w:lvl w:ilvl="7" w:tentative="1">
+      <w:start w:val="1"/>
+      <w:numFmt w:val="bullet"/>
+      <w:lvlText w:val=""/>
+      <w:lvlJc w:val="left"/>
+      <w:pPr>
+        <w:tabs>
+          <w:tab w:val="num" w:pos="5760"/>
+        </w:tabs>
+        <w:ind w:left="5760" w:hanging="360"/>
+      </w:pPr>
+      <w:rPr>
+        <w:rFonts w:ascii="Wingdings" w:hAnsi="Wingdings" w:hint="default"/>
+        <w:sz w:val="20"/>
+      </w:rPr>
+    </w:lvl>
+    <w:lvl w:ilvl="8" w:tentative="1">
+      <w:start w:val="1"/>
+      <w:numFmt w:val="bullet"/>
+      <w:lvlText w:val=""/>
+      <w:lvlJc w:val="left"/>
+      <w:pPr>
+        <w:tabs>
+          <w:tab w:val="num" w:pos="6480"/>
+        </w:tabs>
+        <w:ind w:left="6480" w:hanging="360"/>
+      </w:pPr>
+      <w:rPr>
+        <w:rFonts w:ascii="Wingdings" w:hAnsi="Wingdings" w:hint="default"/>
+        <w:sz w:val="20"/>
+      </w:rPr>
+    </w:lvl>
+  </w:abstractNum>
+  <w:abstractNum w:abstractNumId="58" w15:restartNumberingAfterBreak="0">
+    <w:nsid w:val="473F0B9F"/>
+    <w:multiLevelType w:val="multilevel"/>
+    <w:tmpl w:val="15049C82"/>
+    <w:lvl w:ilvl="0">
+      <w:start w:val="1"/>
+      <w:numFmt w:val="bullet"/>
+      <w:lvlText w:val=""/>
+      <w:lvlJc w:val="left"/>
+      <w:pPr>
+        <w:tabs>
+          <w:tab w:val="num" w:pos="720"/>
+        </w:tabs>
+        <w:ind w:left="720" w:hanging="360"/>
+      </w:pPr>
+      <w:rPr>
+        <w:rFonts w:ascii="Symbol" w:hAnsi="Symbol" w:hint="default"/>
+        <w:sz w:val="20"/>
+      </w:rPr>
+    </w:lvl>
+    <w:lvl w:ilvl="1" w:tentative="1">
+      <w:start w:val="1"/>
+      <w:numFmt w:val="bullet"/>
+      <w:lvlText w:val="o"/>
+      <w:lvlJc w:val="left"/>
+      <w:pPr>
+        <w:tabs>
+          <w:tab w:val="num" w:pos="1440"/>
+        </w:tabs>
+        <w:ind w:left="1440" w:hanging="360"/>
+      </w:pPr>
+      <w:rPr>
+        <w:rFonts w:ascii="Courier New" w:hAnsi="Courier New" w:hint="default"/>
+        <w:sz w:val="20"/>
+      </w:rPr>
+    </w:lvl>
+    <w:lvl w:ilvl="2" w:tentative="1">
+      <w:start w:val="1"/>
+      <w:numFmt w:val="bullet"/>
+      <w:lvlText w:val=""/>
+      <w:lvlJc w:val="left"/>
+      <w:pPr>
+        <w:tabs>
+          <w:tab w:val="num" w:pos="2160"/>
+        </w:tabs>
+        <w:ind w:left="2160" w:hanging="360"/>
+      </w:pPr>
+      <w:rPr>
+        <w:rFonts w:ascii="Wingdings" w:hAnsi="Wingdings" w:hint="default"/>
+        <w:sz w:val="20"/>
+      </w:rPr>
+    </w:lvl>
+    <w:lvl w:ilvl="3" w:tentative="1">
+      <w:start w:val="1"/>
+      <w:numFmt w:val="bullet"/>
+      <w:lvlText w:val=""/>
+      <w:lvlJc w:val="left"/>
+      <w:pPr>
+        <w:tabs>
+          <w:tab w:val="num" w:pos="2880"/>
+        </w:tabs>
+        <w:ind w:left="2880" w:hanging="360"/>
+      </w:pPr>
+      <w:rPr>
+        <w:rFonts w:ascii="Wingdings" w:hAnsi="Wingdings" w:hint="default"/>
+        <w:sz w:val="20"/>
+      </w:rPr>
+    </w:lvl>
+    <w:lvl w:ilvl="4" w:tentative="1">
+      <w:start w:val="1"/>
+      <w:numFmt w:val="bullet"/>
+      <w:lvlText w:val=""/>
+      <w:lvlJc w:val="left"/>
+      <w:pPr>
+        <w:tabs>
+          <w:tab w:val="num" w:pos="3600"/>
+        </w:tabs>
+        <w:ind w:left="3600" w:hanging="360"/>
+      </w:pPr>
+      <w:rPr>
+        <w:rFonts w:ascii="Wingdings" w:hAnsi="Wingdings" w:hint="default"/>
+        <w:sz w:val="20"/>
+      </w:rPr>
+    </w:lvl>
+    <w:lvl w:ilvl="5" w:tentative="1">
+      <w:start w:val="1"/>
+      <w:numFmt w:val="bullet"/>
+      <w:lvlText w:val=""/>
+      <w:lvlJc w:val="left"/>
+      <w:pPr>
+        <w:tabs>
+          <w:tab w:val="num" w:pos="4320"/>
+        </w:tabs>
+        <w:ind w:left="4320" w:hanging="360"/>
+      </w:pPr>
+      <w:rPr>
+        <w:rFonts w:ascii="Wingdings" w:hAnsi="Wingdings" w:hint="default"/>
+        <w:sz w:val="20"/>
+      </w:rPr>
+    </w:lvl>
+    <w:lvl w:ilvl="6" w:tentative="1">
+      <w:start w:val="1"/>
+      <w:numFmt w:val="bullet"/>
+      <w:lvlText w:val=""/>
+      <w:lvlJc w:val="left"/>
+      <w:pPr>
+        <w:tabs>
+          <w:tab w:val="num" w:pos="5040"/>
+        </w:tabs>
+        <w:ind w:left="5040" w:hanging="360"/>
+      </w:pPr>
+      <w:rPr>
+        <w:rFonts w:ascii="Wingdings" w:hAnsi="Wingdings" w:hint="default"/>
+        <w:sz w:val="20"/>
+      </w:rPr>
+    </w:lvl>
+    <w:lvl w:ilvl="7" w:tentative="1">
+      <w:start w:val="1"/>
+      <w:numFmt w:val="bullet"/>
+      <w:lvlText w:val=""/>
+      <w:lvlJc w:val="left"/>
+      <w:pPr>
+        <w:tabs>
+          <w:tab w:val="num" w:pos="5760"/>
+        </w:tabs>
+        <w:ind w:left="5760" w:hanging="360"/>
+      </w:pPr>
+      <w:rPr>
+        <w:rFonts w:ascii="Wingdings" w:hAnsi="Wingdings" w:hint="default"/>
+        <w:sz w:val="20"/>
+      </w:rPr>
+    </w:lvl>
+    <w:lvl w:ilvl="8" w:tentative="1">
+      <w:start w:val="1"/>
+      <w:numFmt w:val="bullet"/>
+      <w:lvlText w:val=""/>
+      <w:lvlJc w:val="left"/>
+      <w:pPr>
+        <w:tabs>
+          <w:tab w:val="num" w:pos="6480"/>
+        </w:tabs>
+        <w:ind w:left="6480" w:hanging="360"/>
+      </w:pPr>
+      <w:rPr>
+        <w:rFonts w:ascii="Wingdings" w:hAnsi="Wingdings" w:hint="default"/>
+        <w:sz w:val="20"/>
+      </w:rPr>
+    </w:lvl>
+  </w:abstractNum>
+  <w:abstractNum w:abstractNumId="59" w15:restartNumberingAfterBreak="0">
+    <w:nsid w:val="4B2466AB"/>
+    <w:multiLevelType w:val="multilevel"/>
+    <w:tmpl w:val="D4DA3914"/>
+    <w:lvl w:ilvl="0">
+      <w:start w:val="1"/>
+      <w:numFmt w:val="bullet"/>
+      <w:lvlText w:val=""/>
+      <w:lvlJc w:val="left"/>
+      <w:pPr>
+        <w:tabs>
+          <w:tab w:val="num" w:pos="720"/>
+        </w:tabs>
+        <w:ind w:left="720" w:hanging="360"/>
+      </w:pPr>
+      <w:rPr>
+        <w:rFonts w:ascii="Symbol" w:hAnsi="Symbol" w:hint="default"/>
+        <w:sz w:val="20"/>
+      </w:rPr>
+    </w:lvl>
+    <w:lvl w:ilvl="1" w:tentative="1">
+      <w:start w:val="1"/>
+      <w:numFmt w:val="bullet"/>
+      <w:lvlText w:val="o"/>
+      <w:lvlJc w:val="left"/>
+      <w:pPr>
+        <w:tabs>
+          <w:tab w:val="num" w:pos="1440"/>
+        </w:tabs>
+        <w:ind w:left="1440" w:hanging="360"/>
+      </w:pPr>
+      <w:rPr>
+        <w:rFonts w:ascii="Courier New" w:hAnsi="Courier New" w:hint="default"/>
+        <w:sz w:val="20"/>
+      </w:rPr>
+    </w:lvl>
+    <w:lvl w:ilvl="2" w:tentative="1">
+      <w:start w:val="1"/>
+      <w:numFmt w:val="bullet"/>
+      <w:lvlText w:val=""/>
+      <w:lvlJc w:val="left"/>
+      <w:pPr>
+        <w:tabs>
+          <w:tab w:val="num" w:pos="2160"/>
+        </w:tabs>
+        <w:ind w:left="2160" w:hanging="360"/>
+      </w:pPr>
+      <w:rPr>
+        <w:rFonts w:ascii="Wingdings" w:hAnsi="Wingdings" w:hint="default"/>
+        <w:sz w:val="20"/>
+      </w:rPr>
+    </w:lvl>
+    <w:lvl w:ilvl="3" w:tentative="1">
+      <w:start w:val="1"/>
+      <w:numFmt w:val="bullet"/>
+      <w:lvlText w:val=""/>
+      <w:lvlJc w:val="left"/>
+      <w:pPr>
+        <w:tabs>
+          <w:tab w:val="num" w:pos="2880"/>
+        </w:tabs>
+        <w:ind w:left="2880" w:hanging="360"/>
+      </w:pPr>
+      <w:rPr>
+        <w:rFonts w:ascii="Wingdings" w:hAnsi="Wingdings" w:hint="default"/>
+        <w:sz w:val="20"/>
+      </w:rPr>
+    </w:lvl>
+    <w:lvl w:ilvl="4" w:tentative="1">
+      <w:start w:val="1"/>
+      <w:numFmt w:val="bullet"/>
+      <w:lvlText w:val=""/>
+      <w:lvlJc w:val="left"/>
+      <w:pPr>
+        <w:tabs>
+          <w:tab w:val="num" w:pos="3600"/>
+        </w:tabs>
+        <w:ind w:left="3600" w:hanging="360"/>
+      </w:pPr>
+      <w:rPr>
+        <w:rFonts w:ascii="Wingdings" w:hAnsi="Wingdings" w:hint="default"/>
+        <w:sz w:val="20"/>
+      </w:rPr>
+    </w:lvl>
+    <w:lvl w:ilvl="5" w:tentative="1">
+      <w:start w:val="1"/>
+      <w:numFmt w:val="bullet"/>
+      <w:lvlText w:val=""/>
+      <w:lvlJc w:val="left"/>
+      <w:pPr>
+        <w:tabs>
+          <w:tab w:val="num" w:pos="4320"/>
+        </w:tabs>
+        <w:ind w:left="4320" w:hanging="360"/>
+      </w:pPr>
+      <w:rPr>
+        <w:rFonts w:ascii="Wingdings" w:hAnsi="Wingdings" w:hint="default"/>
+        <w:sz w:val="20"/>
+      </w:rPr>
+    </w:lvl>
+    <w:lvl w:ilvl="6" w:tentative="1">
+      <w:start w:val="1"/>
+      <w:numFmt w:val="bullet"/>
+      <w:lvlText w:val=""/>
+      <w:lvlJc w:val="left"/>
+      <w:pPr>
+        <w:tabs>
+          <w:tab w:val="num" w:pos="5040"/>
+        </w:tabs>
+        <w:ind w:left="5040" w:hanging="360"/>
+      </w:pPr>
+      <w:rPr>
+        <w:rFonts w:ascii="Wingdings" w:hAnsi="Wingdings" w:hint="default"/>
+        <w:sz w:val="20"/>
+      </w:rPr>
+    </w:lvl>
+    <w:lvl w:ilvl="7" w:tentative="1">
+      <w:start w:val="1"/>
+      <w:numFmt w:val="bullet"/>
+      <w:lvlText w:val=""/>
+      <w:lvlJc w:val="left"/>
+      <w:pPr>
+        <w:tabs>
+          <w:tab w:val="num" w:pos="5760"/>
+        </w:tabs>
+        <w:ind w:left="5760" w:hanging="360"/>
+      </w:pPr>
+      <w:rPr>
+        <w:rFonts w:ascii="Wingdings" w:hAnsi="Wingdings" w:hint="default"/>
+        <w:sz w:val="20"/>
+      </w:rPr>
+    </w:lvl>
+    <w:lvl w:ilvl="8" w:tentative="1">
+      <w:start w:val="1"/>
+      <w:numFmt w:val="bullet"/>
+      <w:lvlText w:val=""/>
+      <w:lvlJc w:val="left"/>
+      <w:pPr>
+        <w:tabs>
+          <w:tab w:val="num" w:pos="6480"/>
+        </w:tabs>
+        <w:ind w:left="6480" w:hanging="360"/>
+      </w:pPr>
+      <w:rPr>
+        <w:rFonts w:ascii="Wingdings" w:hAnsi="Wingdings" w:hint="default"/>
+        <w:sz w:val="20"/>
+      </w:rPr>
+    </w:lvl>
+  </w:abstractNum>
+  <w:abstractNum w:abstractNumId="60" w15:restartNumberingAfterBreak="0">
     <w:nsid w:val="4BD76098"/>
     <w:multiLevelType w:val="multilevel"/>
     <w:tmpl w:val="ECD2B61C"/>
@@ -10311,7 +12520,7 @@
       </w:pPr>
     </w:lvl>
   </w:abstractNum>
-  <w:abstractNum w:abstractNumId="51" w15:restartNumberingAfterBreak="0">
+  <w:abstractNum w:abstractNumId="61" w15:restartNumberingAfterBreak="0">
     <w:nsid w:val="4FA7CD35"/>
     <w:multiLevelType w:val="multilevel"/>
     <w:tmpl w:val="70249006"/>
@@ -10424,7 +12633,156 @@
       </w:rPr>
     </w:lvl>
   </w:abstractNum>
-  <w:abstractNum w:abstractNumId="52" w15:restartNumberingAfterBreak="0">
+  <w:abstractNum w:abstractNumId="62" w15:restartNumberingAfterBreak="0">
+    <w:nsid w:val="50DC4C8A"/>
+    <w:multiLevelType w:val="multilevel"/>
+    <w:tmpl w:val="FFD06BCC"/>
+    <w:lvl w:ilvl="0">
+      <w:start w:val="1"/>
+      <w:numFmt w:val="bullet"/>
+      <w:lvlText w:val=""/>
+      <w:lvlJc w:val="left"/>
+      <w:pPr>
+        <w:tabs>
+          <w:tab w:val="num" w:pos="720"/>
+        </w:tabs>
+        <w:ind w:left="720" w:hanging="360"/>
+      </w:pPr>
+      <w:rPr>
+        <w:rFonts w:ascii="Symbol" w:hAnsi="Symbol" w:hint="default"/>
+        <w:sz w:val="20"/>
+      </w:rPr>
+    </w:lvl>
+    <w:lvl w:ilvl="1">
+      <w:start w:val="1"/>
+      <w:numFmt w:val="bullet"/>
+      <w:lvlText w:val="o"/>
+      <w:lvlJc w:val="left"/>
+      <w:pPr>
+        <w:tabs>
+          <w:tab w:val="num" w:pos="1440"/>
+        </w:tabs>
+        <w:ind w:left="1440" w:hanging="360"/>
+      </w:pPr>
+      <w:rPr>
+        <w:rFonts w:ascii="Courier New" w:hAnsi="Courier New" w:hint="default"/>
+        <w:sz w:val="20"/>
+      </w:rPr>
+    </w:lvl>
+    <w:lvl w:ilvl="2" w:tentative="1">
+      <w:start w:val="1"/>
+      <w:numFmt w:val="bullet"/>
+      <w:lvlText w:val=""/>
+      <w:lvlJc w:val="left"/>
+      <w:pPr>
+        <w:tabs>
+          <w:tab w:val="num" w:pos="2160"/>
+        </w:tabs>
+        <w:ind w:left="2160" w:hanging="360"/>
+      </w:pPr>
+      <w:rPr>
+        <w:rFonts w:ascii="Wingdings" w:hAnsi="Wingdings" w:hint="default"/>
+        <w:sz w:val="20"/>
+      </w:rPr>
+    </w:lvl>
+    <w:lvl w:ilvl="3" w:tentative="1">
+      <w:start w:val="1"/>
+      <w:numFmt w:val="bullet"/>
+      <w:lvlText w:val=""/>
+      <w:lvlJc w:val="left"/>
+      <w:pPr>
+        <w:tabs>
+          <w:tab w:val="num" w:pos="2880"/>
+        </w:tabs>
+        <w:ind w:left="2880" w:hanging="360"/>
+      </w:pPr>
+      <w:rPr>
+        <w:rFonts w:ascii="Wingdings" w:hAnsi="Wingdings" w:hint="default"/>
+        <w:sz w:val="20"/>
+      </w:rPr>
+    </w:lvl>
+    <w:lvl w:ilvl="4" w:tentative="1">
+      <w:start w:val="1"/>
+      <w:numFmt w:val="bullet"/>
+      <w:lvlText w:val=""/>
+      <w:lvlJc w:val="left"/>
+      <w:pPr>
+        <w:tabs>
+          <w:tab w:val="num" w:pos="3600"/>
+        </w:tabs>
+        <w:ind w:left="3600" w:hanging="360"/>
+      </w:pPr>
+      <w:rPr>
+        <w:rFonts w:ascii="Wingdings" w:hAnsi="Wingdings" w:hint="default"/>
+        <w:sz w:val="20"/>
+      </w:rPr>
+    </w:lvl>
+    <w:lvl w:ilvl="5" w:tentative="1">
+      <w:start w:val="1"/>
+      <w:numFmt w:val="bullet"/>
+      <w:lvlText w:val=""/>
+      <w:lvlJc w:val="left"/>
+      <w:pPr>
+        <w:tabs>
+          <w:tab w:val="num" w:pos="4320"/>
+        </w:tabs>
+        <w:ind w:left="4320" w:hanging="360"/>
+      </w:pPr>
+      <w:rPr>
+        <w:rFonts w:ascii="Wingdings" w:hAnsi="Wingdings" w:hint="default"/>
+        <w:sz w:val="20"/>
+      </w:rPr>
+    </w:lvl>
+    <w:lvl w:ilvl="6" w:tentative="1">
+      <w:start w:val="1"/>
+      <w:numFmt w:val="bullet"/>
+      <w:lvlText w:val=""/>
+      <w:lvlJc w:val="left"/>
+      <w:pPr>
+        <w:tabs>
+          <w:tab w:val="num" w:pos="5040"/>
+        </w:tabs>
+        <w:ind w:left="5040" w:hanging="360"/>
+      </w:pPr>
+      <w:rPr>
+        <w:rFonts w:ascii="Wingdings" w:hAnsi="Wingdings" w:hint="default"/>
+        <w:sz w:val="20"/>
+      </w:rPr>
+    </w:lvl>
+    <w:lvl w:ilvl="7" w:tentative="1">
+      <w:start w:val="1"/>
+      <w:numFmt w:val="bullet"/>
+      <w:lvlText w:val=""/>
+      <w:lvlJc w:val="left"/>
+      <w:pPr>
+        <w:tabs>
+          <w:tab w:val="num" w:pos="5760"/>
+        </w:tabs>
+        <w:ind w:left="5760" w:hanging="360"/>
+      </w:pPr>
+      <w:rPr>
+        <w:rFonts w:ascii="Wingdings" w:hAnsi="Wingdings" w:hint="default"/>
+        <w:sz w:val="20"/>
+      </w:rPr>
+    </w:lvl>
+    <w:lvl w:ilvl="8" w:tentative="1">
+      <w:start w:val="1"/>
+      <w:numFmt w:val="bullet"/>
+      <w:lvlText w:val=""/>
+      <w:lvlJc w:val="left"/>
+      <w:pPr>
+        <w:tabs>
+          <w:tab w:val="num" w:pos="6480"/>
+        </w:tabs>
+        <w:ind w:left="6480" w:hanging="360"/>
+      </w:pPr>
+      <w:rPr>
+        <w:rFonts w:ascii="Wingdings" w:hAnsi="Wingdings" w:hint="default"/>
+        <w:sz w:val="20"/>
+      </w:rPr>
+    </w:lvl>
+  </w:abstractNum>
+  <w:abstractNum w:abstractNumId="63" w15:restartNumberingAfterBreak="0">
     <w:nsid w:val="50DC6F38"/>
     <w:multiLevelType w:val="multilevel"/>
     <w:tmpl w:val="51B4D78E"/>
@@ -10537,7 +12895,7 @@
       </w:rPr>
     </w:lvl>
   </w:abstractNum>
-  <w:abstractNum w:abstractNumId="53" w15:restartNumberingAfterBreak="0">
+  <w:abstractNum w:abstractNumId="64" w15:restartNumberingAfterBreak="0">
     <w:nsid w:val="51A0EF7A"/>
     <w:multiLevelType w:val="multilevel"/>
     <w:tmpl w:val="E2102D82"/>
@@ -10650,7 +13008,7 @@
       </w:rPr>
     </w:lvl>
   </w:abstractNum>
-  <w:abstractNum w:abstractNumId="54" w15:restartNumberingAfterBreak="0">
+  <w:abstractNum w:abstractNumId="65" w15:restartNumberingAfterBreak="0">
     <w:nsid w:val="552202CE"/>
     <w:multiLevelType w:val="multilevel"/>
     <w:tmpl w:val="28FCC784"/>
@@ -10763,7 +13121,7 @@
       </w:rPr>
     </w:lvl>
   </w:abstractNum>
-  <w:abstractNum w:abstractNumId="55" w15:restartNumberingAfterBreak="0">
+  <w:abstractNum w:abstractNumId="66" w15:restartNumberingAfterBreak="0">
     <w:nsid w:val="55CD6C84"/>
     <w:multiLevelType w:val="multilevel"/>
     <w:tmpl w:val="7722E212"/>
@@ -10876,7 +13234,7 @@
       </w:rPr>
     </w:lvl>
   </w:abstractNum>
-  <w:abstractNum w:abstractNumId="56" w15:restartNumberingAfterBreak="0">
+  <w:abstractNum w:abstractNumId="67" w15:restartNumberingAfterBreak="0">
     <w:nsid w:val="59AD0751"/>
     <w:multiLevelType w:val="multilevel"/>
     <w:tmpl w:val="DCD6A658"/>
@@ -11025,7 +13383,7 @@
       </w:rPr>
     </w:lvl>
   </w:abstractNum>
-  <w:abstractNum w:abstractNumId="57" w15:restartNumberingAfterBreak="0">
+  <w:abstractNum w:abstractNumId="68" w15:restartNumberingAfterBreak="0">
     <w:nsid w:val="5C258F87"/>
     <w:multiLevelType w:val="multilevel"/>
     <w:tmpl w:val="8FE0FA1A"/>
@@ -11138,7 +13496,7 @@
       </w:rPr>
     </w:lvl>
   </w:abstractNum>
-  <w:abstractNum w:abstractNumId="58" w15:restartNumberingAfterBreak="0">
+  <w:abstractNum w:abstractNumId="69" w15:restartNumberingAfterBreak="0">
     <w:nsid w:val="60EB6E42"/>
     <w:multiLevelType w:val="multilevel"/>
     <w:tmpl w:val="2D16F360"/>
@@ -11287,7 +13645,156 @@
       </w:rPr>
     </w:lvl>
   </w:abstractNum>
-  <w:abstractNum w:abstractNumId="59" w15:restartNumberingAfterBreak="0">
+  <w:abstractNum w:abstractNumId="70" w15:restartNumberingAfterBreak="0">
+    <w:nsid w:val="625362F9"/>
+    <w:multiLevelType w:val="multilevel"/>
+    <w:tmpl w:val="835C08F6"/>
+    <w:lvl w:ilvl="0">
+      <w:start w:val="1"/>
+      <w:numFmt w:val="bullet"/>
+      <w:lvlText w:val=""/>
+      <w:lvlJc w:val="left"/>
+      <w:pPr>
+        <w:tabs>
+          <w:tab w:val="num" w:pos="720"/>
+        </w:tabs>
+        <w:ind w:left="720" w:hanging="360"/>
+      </w:pPr>
+      <w:rPr>
+        <w:rFonts w:ascii="Symbol" w:hAnsi="Symbol" w:hint="default"/>
+        <w:sz w:val="20"/>
+      </w:rPr>
+    </w:lvl>
+    <w:lvl w:ilvl="1">
+      <w:start w:val="1"/>
+      <w:numFmt w:val="bullet"/>
+      <w:lvlText w:val="o"/>
+      <w:lvlJc w:val="left"/>
+      <w:pPr>
+        <w:tabs>
+          <w:tab w:val="num" w:pos="1440"/>
+        </w:tabs>
+        <w:ind w:left="1440" w:hanging="360"/>
+      </w:pPr>
+      <w:rPr>
+        <w:rFonts w:ascii="Courier New" w:hAnsi="Courier New" w:hint="default"/>
+        <w:sz w:val="20"/>
+      </w:rPr>
+    </w:lvl>
+    <w:lvl w:ilvl="2" w:tentative="1">
+      <w:start w:val="1"/>
+      <w:numFmt w:val="bullet"/>
+      <w:lvlText w:val=""/>
+      <w:lvlJc w:val="left"/>
+      <w:pPr>
+        <w:tabs>
+          <w:tab w:val="num" w:pos="2160"/>
+        </w:tabs>
+        <w:ind w:left="2160" w:hanging="360"/>
+      </w:pPr>
+      <w:rPr>
+        <w:rFonts w:ascii="Wingdings" w:hAnsi="Wingdings" w:hint="default"/>
+        <w:sz w:val="20"/>
+      </w:rPr>
+    </w:lvl>
+    <w:lvl w:ilvl="3" w:tentative="1">
+      <w:start w:val="1"/>
+      <w:numFmt w:val="bullet"/>
+      <w:lvlText w:val=""/>
+      <w:lvlJc w:val="left"/>
+      <w:pPr>
+        <w:tabs>
+          <w:tab w:val="num" w:pos="2880"/>
+        </w:tabs>
+        <w:ind w:left="2880" w:hanging="360"/>
+      </w:pPr>
+      <w:rPr>
+        <w:rFonts w:ascii="Wingdings" w:hAnsi="Wingdings" w:hint="default"/>
+        <w:sz w:val="20"/>
+      </w:rPr>
+    </w:lvl>
+    <w:lvl w:ilvl="4" w:tentative="1">
+      <w:start w:val="1"/>
+      <w:numFmt w:val="bullet"/>
+      <w:lvlText w:val=""/>
+      <w:lvlJc w:val="left"/>
+      <w:pPr>
+        <w:tabs>
+          <w:tab w:val="num" w:pos="3600"/>
+        </w:tabs>
+        <w:ind w:left="3600" w:hanging="360"/>
+      </w:pPr>
+      <w:rPr>
+        <w:rFonts w:ascii="Wingdings" w:hAnsi="Wingdings" w:hint="default"/>
+        <w:sz w:val="20"/>
+      </w:rPr>
+    </w:lvl>
+    <w:lvl w:ilvl="5" w:tentative="1">
+      <w:start w:val="1"/>
+      <w:numFmt w:val="bullet"/>
+      <w:lvlText w:val=""/>
+      <w:lvlJc w:val="left"/>
+      <w:pPr>
+        <w:tabs>
+          <w:tab w:val="num" w:pos="4320"/>
+        </w:tabs>
+        <w:ind w:left="4320" w:hanging="360"/>
+      </w:pPr>
+      <w:rPr>
+        <w:rFonts w:ascii="Wingdings" w:hAnsi="Wingdings" w:hint="default"/>
+        <w:sz w:val="20"/>
+      </w:rPr>
+    </w:lvl>
+    <w:lvl w:ilvl="6" w:tentative="1">
+      <w:start w:val="1"/>
+      <w:numFmt w:val="bullet"/>
+      <w:lvlText w:val=""/>
+      <w:lvlJc w:val="left"/>
+      <w:pPr>
+        <w:tabs>
+          <w:tab w:val="num" w:pos="5040"/>
+        </w:tabs>
+        <w:ind w:left="5040" w:hanging="360"/>
+      </w:pPr>
+      <w:rPr>
+        <w:rFonts w:ascii="Wingdings" w:hAnsi="Wingdings" w:hint="default"/>
+        <w:sz w:val="20"/>
+      </w:rPr>
+    </w:lvl>
+    <w:lvl w:ilvl="7" w:tentative="1">
+      <w:start w:val="1"/>
+      <w:numFmt w:val="bullet"/>
+      <w:lvlText w:val=""/>
+      <w:lvlJc w:val="left"/>
+      <w:pPr>
+        <w:tabs>
+          <w:tab w:val="num" w:pos="5760"/>
+        </w:tabs>
+        <w:ind w:left="5760" w:hanging="360"/>
+      </w:pPr>
+      <w:rPr>
+        <w:rFonts w:ascii="Wingdings" w:hAnsi="Wingdings" w:hint="default"/>
+        <w:sz w:val="20"/>
+      </w:rPr>
+    </w:lvl>
+    <w:lvl w:ilvl="8" w:tentative="1">
+      <w:start w:val="1"/>
+      <w:numFmt w:val="bullet"/>
+      <w:lvlText w:val=""/>
+      <w:lvlJc w:val="left"/>
+      <w:pPr>
+        <w:tabs>
+          <w:tab w:val="num" w:pos="6480"/>
+        </w:tabs>
+        <w:ind w:left="6480" w:hanging="360"/>
+      </w:pPr>
+      <w:rPr>
+        <w:rFonts w:ascii="Wingdings" w:hAnsi="Wingdings" w:hint="default"/>
+        <w:sz w:val="20"/>
+      </w:rPr>
+    </w:lvl>
+  </w:abstractNum>
+  <w:abstractNum w:abstractNumId="71" w15:restartNumberingAfterBreak="0">
     <w:nsid w:val="63CA1BA9"/>
     <w:multiLevelType w:val="multilevel"/>
     <w:tmpl w:val="36142540"/>
@@ -11373,7 +13880,7 @@
       </w:pPr>
     </w:lvl>
   </w:abstractNum>
-  <w:abstractNum w:abstractNumId="60" w15:restartNumberingAfterBreak="0">
+  <w:abstractNum w:abstractNumId="72" w15:restartNumberingAfterBreak="0">
     <w:nsid w:val="645BCE3E"/>
     <w:multiLevelType w:val="multilevel"/>
     <w:tmpl w:val="5B764DB8"/>
@@ -11486,7 +13993,7 @@
       </w:rPr>
     </w:lvl>
   </w:abstractNum>
-  <w:abstractNum w:abstractNumId="61" w15:restartNumberingAfterBreak="0">
+  <w:abstractNum w:abstractNumId="73" w15:restartNumberingAfterBreak="0">
     <w:nsid w:val="68146330"/>
     <w:multiLevelType w:val="multilevel"/>
     <w:tmpl w:val="F6C0CC5C"/>
@@ -11599,7 +14106,7 @@
       </w:rPr>
     </w:lvl>
   </w:abstractNum>
-  <w:abstractNum w:abstractNumId="62" w15:restartNumberingAfterBreak="0">
+  <w:abstractNum w:abstractNumId="74" w15:restartNumberingAfterBreak="0">
     <w:nsid w:val="695F404D"/>
     <w:multiLevelType w:val="hybridMultilevel"/>
     <w:tmpl w:val="026ADB0C"/>
@@ -11685,7 +14192,7 @@
       </w:pPr>
     </w:lvl>
   </w:abstractNum>
-  <w:abstractNum w:abstractNumId="63" w15:restartNumberingAfterBreak="0">
+  <w:abstractNum w:abstractNumId="75" w15:restartNumberingAfterBreak="0">
     <w:nsid w:val="6A314C40"/>
     <w:multiLevelType w:val="multilevel"/>
     <w:tmpl w:val="5C1E7AC2"/>
@@ -11798,7 +14305,7 @@
       </w:rPr>
     </w:lvl>
   </w:abstractNum>
-  <w:abstractNum w:abstractNumId="64" w15:restartNumberingAfterBreak="0">
+  <w:abstractNum w:abstractNumId="76" w15:restartNumberingAfterBreak="0">
     <w:nsid w:val="70BD70E7"/>
     <w:multiLevelType w:val="multilevel"/>
     <w:tmpl w:val="DDB2A4BA"/>
@@ -11911,7 +14418,156 @@
       </w:rPr>
     </w:lvl>
   </w:abstractNum>
-  <w:abstractNum w:abstractNumId="65" w15:restartNumberingAfterBreak="0">
+  <w:abstractNum w:abstractNumId="77" w15:restartNumberingAfterBreak="0">
+    <w:nsid w:val="724E6825"/>
+    <w:multiLevelType w:val="multilevel"/>
+    <w:tmpl w:val="1C9E3D6A"/>
+    <w:lvl w:ilvl="0">
+      <w:start w:val="1"/>
+      <w:numFmt w:val="bullet"/>
+      <w:lvlText w:val=""/>
+      <w:lvlJc w:val="left"/>
+      <w:pPr>
+        <w:tabs>
+          <w:tab w:val="num" w:pos="720"/>
+        </w:tabs>
+        <w:ind w:left="720" w:hanging="360"/>
+      </w:pPr>
+      <w:rPr>
+        <w:rFonts w:ascii="Symbol" w:hAnsi="Symbol" w:hint="default"/>
+        <w:sz w:val="20"/>
+      </w:rPr>
+    </w:lvl>
+    <w:lvl w:ilvl="1" w:tentative="1">
+      <w:start w:val="1"/>
+      <w:numFmt w:val="bullet"/>
+      <w:lvlText w:val="o"/>
+      <w:lvlJc w:val="left"/>
+      <w:pPr>
+        <w:tabs>
+          <w:tab w:val="num" w:pos="1440"/>
+        </w:tabs>
+        <w:ind w:left="1440" w:hanging="360"/>
+      </w:pPr>
+      <w:rPr>
+        <w:rFonts w:ascii="Courier New" w:hAnsi="Courier New" w:hint="default"/>
+        <w:sz w:val="20"/>
+      </w:rPr>
+    </w:lvl>
+    <w:lvl w:ilvl="2" w:tentative="1">
+      <w:start w:val="1"/>
+      <w:numFmt w:val="bullet"/>
+      <w:lvlText w:val=""/>
+      <w:lvlJc w:val="left"/>
+      <w:pPr>
+        <w:tabs>
+          <w:tab w:val="num" w:pos="2160"/>
+        </w:tabs>
+        <w:ind w:left="2160" w:hanging="360"/>
+      </w:pPr>
+      <w:rPr>
+        <w:rFonts w:ascii="Wingdings" w:hAnsi="Wingdings" w:hint="default"/>
+        <w:sz w:val="20"/>
+      </w:rPr>
+    </w:lvl>
+    <w:lvl w:ilvl="3" w:tentative="1">
+      <w:start w:val="1"/>
+      <w:numFmt w:val="bullet"/>
+      <w:lvlText w:val=""/>
+      <w:lvlJc w:val="left"/>
+      <w:pPr>
+        <w:tabs>
+          <w:tab w:val="num" w:pos="2880"/>
+        </w:tabs>
+        <w:ind w:left="2880" w:hanging="360"/>
+      </w:pPr>
+      <w:rPr>
+        <w:rFonts w:ascii="Wingdings" w:hAnsi="Wingdings" w:hint="default"/>
+        <w:sz w:val="20"/>
+      </w:rPr>
+    </w:lvl>
+    <w:lvl w:ilvl="4" w:tentative="1">
+      <w:start w:val="1"/>
+      <w:numFmt w:val="bullet"/>
+      <w:lvlText w:val=""/>
+      <w:lvlJc w:val="left"/>
+      <w:pPr>
+        <w:tabs>
+          <w:tab w:val="num" w:pos="3600"/>
+        </w:tabs>
+        <w:ind w:left="3600" w:hanging="360"/>
+      </w:pPr>
+      <w:rPr>
+        <w:rFonts w:ascii="Wingdings" w:hAnsi="Wingdings" w:hint="default"/>
+        <w:sz w:val="20"/>
+      </w:rPr>
+    </w:lvl>
+    <w:lvl w:ilvl="5" w:tentative="1">
+      <w:start w:val="1"/>
+      <w:numFmt w:val="bullet"/>
+      <w:lvlText w:val=""/>
+      <w:lvlJc w:val="left"/>
+      <w:pPr>
+        <w:tabs>
+          <w:tab w:val="num" w:pos="4320"/>
+        </w:tabs>
+        <w:ind w:left="4320" w:hanging="360"/>
+      </w:pPr>
+      <w:rPr>
+        <w:rFonts w:ascii="Wingdings" w:hAnsi="Wingdings" w:hint="default"/>
+        <w:sz w:val="20"/>
+      </w:rPr>
+    </w:lvl>
+    <w:lvl w:ilvl="6" w:tentative="1">
+      <w:start w:val="1"/>
+      <w:numFmt w:val="bullet"/>
+      <w:lvlText w:val=""/>
+      <w:lvlJc w:val="left"/>
+      <w:pPr>
+        <w:tabs>
+          <w:tab w:val="num" w:pos="5040"/>
+        </w:tabs>
+        <w:ind w:left="5040" w:hanging="360"/>
+      </w:pPr>
+      <w:rPr>
+        <w:rFonts w:ascii="Wingdings" w:hAnsi="Wingdings" w:hint="default"/>
+        <w:sz w:val="20"/>
+      </w:rPr>
+    </w:lvl>
+    <w:lvl w:ilvl="7" w:tentative="1">
+      <w:start w:val="1"/>
+      <w:numFmt w:val="bullet"/>
+      <w:lvlText w:val=""/>
+      <w:lvlJc w:val="left"/>
+      <w:pPr>
+        <w:tabs>
+          <w:tab w:val="num" w:pos="5760"/>
+        </w:tabs>
+        <w:ind w:left="5760" w:hanging="360"/>
+      </w:pPr>
+      <w:rPr>
+        <w:rFonts w:ascii="Wingdings" w:hAnsi="Wingdings" w:hint="default"/>
+        <w:sz w:val="20"/>
+      </w:rPr>
+    </w:lvl>
+    <w:lvl w:ilvl="8" w:tentative="1">
+      <w:start w:val="1"/>
+      <w:numFmt w:val="bullet"/>
+      <w:lvlText w:val=""/>
+      <w:lvlJc w:val="left"/>
+      <w:pPr>
+        <w:tabs>
+          <w:tab w:val="num" w:pos="6480"/>
+        </w:tabs>
+        <w:ind w:left="6480" w:hanging="360"/>
+      </w:pPr>
+      <w:rPr>
+        <w:rFonts w:ascii="Wingdings" w:hAnsi="Wingdings" w:hint="default"/>
+        <w:sz w:val="20"/>
+      </w:rPr>
+    </w:lvl>
+  </w:abstractNum>
+  <w:abstractNum w:abstractNumId="78" w15:restartNumberingAfterBreak="0">
     <w:nsid w:val="73334696"/>
     <w:multiLevelType w:val="multilevel"/>
     <w:tmpl w:val="1A4C4ECE"/>
@@ -12024,7 +14680,7 @@
       </w:rPr>
     </w:lvl>
   </w:abstractNum>
-  <w:abstractNum w:abstractNumId="66" w15:restartNumberingAfterBreak="0">
+  <w:abstractNum w:abstractNumId="79" w15:restartNumberingAfterBreak="0">
     <w:nsid w:val="73EA4EC7"/>
     <w:multiLevelType w:val="multilevel"/>
     <w:tmpl w:val="227402C2"/>
@@ -12137,7 +14793,7 @@
       </w:rPr>
     </w:lvl>
   </w:abstractNum>
-  <w:abstractNum w:abstractNumId="67" w15:restartNumberingAfterBreak="0">
+  <w:abstractNum w:abstractNumId="80" w15:restartNumberingAfterBreak="0">
     <w:nsid w:val="73F8B39F"/>
     <w:multiLevelType w:val="multilevel"/>
     <w:tmpl w:val="C972D340"/>
@@ -12250,7 +14906,156 @@
       </w:rPr>
     </w:lvl>
   </w:abstractNum>
-  <w:abstractNum w:abstractNumId="68" w15:restartNumberingAfterBreak="0">
+  <w:abstractNum w:abstractNumId="81" w15:restartNumberingAfterBreak="0">
+    <w:nsid w:val="763F1854"/>
+    <w:multiLevelType w:val="multilevel"/>
+    <w:tmpl w:val="FD7E9984"/>
+    <w:lvl w:ilvl="0">
+      <w:start w:val="1"/>
+      <w:numFmt w:val="bullet"/>
+      <w:lvlText w:val=""/>
+      <w:lvlJc w:val="left"/>
+      <w:pPr>
+        <w:tabs>
+          <w:tab w:val="num" w:pos="720"/>
+        </w:tabs>
+        <w:ind w:left="720" w:hanging="360"/>
+      </w:pPr>
+      <w:rPr>
+        <w:rFonts w:ascii="Symbol" w:hAnsi="Symbol" w:hint="default"/>
+        <w:sz w:val="20"/>
+      </w:rPr>
+    </w:lvl>
+    <w:lvl w:ilvl="1" w:tentative="1">
+      <w:start w:val="1"/>
+      <w:numFmt w:val="bullet"/>
+      <w:lvlText w:val="o"/>
+      <w:lvlJc w:val="left"/>
+      <w:pPr>
+        <w:tabs>
+          <w:tab w:val="num" w:pos="1440"/>
+        </w:tabs>
+        <w:ind w:left="1440" w:hanging="360"/>
+      </w:pPr>
+      <w:rPr>
+        <w:rFonts w:ascii="Courier New" w:hAnsi="Courier New" w:hint="default"/>
+        <w:sz w:val="20"/>
+      </w:rPr>
+    </w:lvl>
+    <w:lvl w:ilvl="2" w:tentative="1">
+      <w:start w:val="1"/>
+      <w:numFmt w:val="bullet"/>
+      <w:lvlText w:val=""/>
+      <w:lvlJc w:val="left"/>
+      <w:pPr>
+        <w:tabs>
+          <w:tab w:val="num" w:pos="2160"/>
+        </w:tabs>
+        <w:ind w:left="2160" w:hanging="360"/>
+      </w:pPr>
+      <w:rPr>
+        <w:rFonts w:ascii="Wingdings" w:hAnsi="Wingdings" w:hint="default"/>
+        <w:sz w:val="20"/>
+      </w:rPr>
+    </w:lvl>
+    <w:lvl w:ilvl="3" w:tentative="1">
+      <w:start w:val="1"/>
+      <w:numFmt w:val="bullet"/>
+      <w:lvlText w:val=""/>
+      <w:lvlJc w:val="left"/>
+      <w:pPr>
+        <w:tabs>
+          <w:tab w:val="num" w:pos="2880"/>
+        </w:tabs>
+        <w:ind w:left="2880" w:hanging="360"/>
+      </w:pPr>
+      <w:rPr>
+        <w:rFonts w:ascii="Wingdings" w:hAnsi="Wingdings" w:hint="default"/>
+        <w:sz w:val="20"/>
+      </w:rPr>
+    </w:lvl>
+    <w:lvl w:ilvl="4" w:tentative="1">
+      <w:start w:val="1"/>
+      <w:numFmt w:val="bullet"/>
+      <w:lvlText w:val=""/>
+      <w:lvlJc w:val="left"/>
+      <w:pPr>
+        <w:tabs>
+          <w:tab w:val="num" w:pos="3600"/>
+        </w:tabs>
+        <w:ind w:left="3600" w:hanging="360"/>
+      </w:pPr>
+      <w:rPr>
+        <w:rFonts w:ascii="Wingdings" w:hAnsi="Wingdings" w:hint="default"/>
+        <w:sz w:val="20"/>
+      </w:rPr>
+    </w:lvl>
+    <w:lvl w:ilvl="5" w:tentative="1">
+      <w:start w:val="1"/>
+      <w:numFmt w:val="bullet"/>
+      <w:lvlText w:val=""/>
+      <w:lvlJc w:val="left"/>
+      <w:pPr>
+        <w:tabs>
+          <w:tab w:val="num" w:pos="4320"/>
+        </w:tabs>
+        <w:ind w:left="4320" w:hanging="360"/>
+      </w:pPr>
+      <w:rPr>
+        <w:rFonts w:ascii="Wingdings" w:hAnsi="Wingdings" w:hint="default"/>
+        <w:sz w:val="20"/>
+      </w:rPr>
+    </w:lvl>
+    <w:lvl w:ilvl="6" w:tentative="1">
+      <w:start w:val="1"/>
+      <w:numFmt w:val="bullet"/>
+      <w:lvlText w:val=""/>
+      <w:lvlJc w:val="left"/>
+      <w:pPr>
+        <w:tabs>
+          <w:tab w:val="num" w:pos="5040"/>
+        </w:tabs>
+        <w:ind w:left="5040" w:hanging="360"/>
+      </w:pPr>
+      <w:rPr>
+        <w:rFonts w:ascii="Wingdings" w:hAnsi="Wingdings" w:hint="default"/>
+        <w:sz w:val="20"/>
+      </w:rPr>
+    </w:lvl>
+    <w:lvl w:ilvl="7" w:tentative="1">
+      <w:start w:val="1"/>
+      <w:numFmt w:val="bullet"/>
+      <w:lvlText w:val=""/>
+      <w:lvlJc w:val="left"/>
+      <w:pPr>
+        <w:tabs>
+          <w:tab w:val="num" w:pos="5760"/>
+        </w:tabs>
+        <w:ind w:left="5760" w:hanging="360"/>
+      </w:pPr>
+      <w:rPr>
+        <w:rFonts w:ascii="Wingdings" w:hAnsi="Wingdings" w:hint="default"/>
+        <w:sz w:val="20"/>
+      </w:rPr>
+    </w:lvl>
+    <w:lvl w:ilvl="8" w:tentative="1">
+      <w:start w:val="1"/>
+      <w:numFmt w:val="bullet"/>
+      <w:lvlText w:val=""/>
+      <w:lvlJc w:val="left"/>
+      <w:pPr>
+        <w:tabs>
+          <w:tab w:val="num" w:pos="6480"/>
+        </w:tabs>
+        <w:ind w:left="6480" w:hanging="360"/>
+      </w:pPr>
+      <w:rPr>
+        <w:rFonts w:ascii="Wingdings" w:hAnsi="Wingdings" w:hint="default"/>
+        <w:sz w:val="20"/>
+      </w:rPr>
+    </w:lvl>
+  </w:abstractNum>
+  <w:abstractNum w:abstractNumId="82" w15:restartNumberingAfterBreak="0">
     <w:nsid w:val="76624F53"/>
     <w:multiLevelType w:val="multilevel"/>
     <w:tmpl w:val="BAFE19B4"/>
@@ -12399,7 +15204,7 @@
       </w:rPr>
     </w:lvl>
   </w:abstractNum>
-  <w:abstractNum w:abstractNumId="69" w15:restartNumberingAfterBreak="0">
+  <w:abstractNum w:abstractNumId="83" w15:restartNumberingAfterBreak="0">
     <w:nsid w:val="778A70AB"/>
     <w:multiLevelType w:val="multilevel"/>
     <w:tmpl w:val="C5CE2C22"/>
@@ -12512,7 +15317,7 @@
       </w:rPr>
     </w:lvl>
   </w:abstractNum>
-  <w:abstractNum w:abstractNumId="70" w15:restartNumberingAfterBreak="0">
+  <w:abstractNum w:abstractNumId="84" w15:restartNumberingAfterBreak="0">
     <w:nsid w:val="77997042"/>
     <w:multiLevelType w:val="multilevel"/>
     <w:tmpl w:val="6A5A672A"/>
@@ -12630,7 +15435,7 @@
       </w:pPr>
     </w:lvl>
   </w:abstractNum>
-  <w:abstractNum w:abstractNumId="71" w15:restartNumberingAfterBreak="0">
+  <w:abstractNum w:abstractNumId="85" w15:restartNumberingAfterBreak="0">
     <w:nsid w:val="77AD169C"/>
     <w:multiLevelType w:val="multilevel"/>
     <w:tmpl w:val="D074808E"/>
@@ -12743,7 +15548,7 @@
       </w:rPr>
     </w:lvl>
   </w:abstractNum>
-  <w:abstractNum w:abstractNumId="72" w15:restartNumberingAfterBreak="0">
+  <w:abstractNum w:abstractNumId="86" w15:restartNumberingAfterBreak="0">
     <w:nsid w:val="78F2613E"/>
     <w:multiLevelType w:val="multilevel"/>
     <w:tmpl w:val="D8AA70D6"/>
@@ -12856,7 +15661,7 @@
       </w:rPr>
     </w:lvl>
   </w:abstractNum>
-  <w:abstractNum w:abstractNumId="73" w15:restartNumberingAfterBreak="0">
+  <w:abstractNum w:abstractNumId="87" w15:restartNumberingAfterBreak="0">
     <w:nsid w:val="7F2FC6EE"/>
     <w:multiLevelType w:val="multilevel"/>
     <w:tmpl w:val="C762B06E"/>
@@ -13009,19 +15814,19 @@
     <w:abstractNumId w:val="12"/>
   </w:num>
   <w:num w:numId="14" w16cid:durableId="529221570">
-    <w:abstractNumId w:val="64"/>
+    <w:abstractNumId w:val="76"/>
   </w:num>
   <w:num w:numId="15" w16cid:durableId="1142385339">
-    <w:abstractNumId w:val="54"/>
+    <w:abstractNumId w:val="65"/>
   </w:num>
   <w:num w:numId="16" w16cid:durableId="722600668">
-    <w:abstractNumId w:val="27"/>
+    <w:abstractNumId w:val="30"/>
   </w:num>
   <w:num w:numId="17" w16cid:durableId="1785421879">
-    <w:abstractNumId w:val="55"/>
+    <w:abstractNumId w:val="66"/>
   </w:num>
   <w:num w:numId="18" w16cid:durableId="1580675634">
-    <w:abstractNumId w:val="67"/>
+    <w:abstractNumId w:val="80"/>
   </w:num>
   <w:num w:numId="19" w16cid:durableId="199437134">
     <w:abstractNumId w:val="10"/>
@@ -13030,34 +15835,34 @@
     <w:abstractNumId w:val="11"/>
   </w:num>
   <w:num w:numId="21" w16cid:durableId="123500261">
-    <w:abstractNumId w:val="66"/>
+    <w:abstractNumId w:val="79"/>
   </w:num>
   <w:num w:numId="22" w16cid:durableId="997921216">
-    <w:abstractNumId w:val="60"/>
+    <w:abstractNumId w:val="72"/>
   </w:num>
   <w:num w:numId="23" w16cid:durableId="625698855">
-    <w:abstractNumId w:val="19"/>
+    <w:abstractNumId w:val="20"/>
   </w:num>
   <w:num w:numId="24" w16cid:durableId="945649585">
-    <w:abstractNumId w:val="53"/>
+    <w:abstractNumId w:val="64"/>
   </w:num>
   <w:num w:numId="25" w16cid:durableId="1650859603">
-    <w:abstractNumId w:val="30"/>
+    <w:abstractNumId w:val="33"/>
   </w:num>
   <w:num w:numId="26" w16cid:durableId="1007559445">
-    <w:abstractNumId w:val="63"/>
+    <w:abstractNumId w:val="75"/>
   </w:num>
   <w:num w:numId="27" w16cid:durableId="2099012544">
-    <w:abstractNumId w:val="26"/>
+    <w:abstractNumId w:val="29"/>
   </w:num>
   <w:num w:numId="28" w16cid:durableId="1862009156">
-    <w:abstractNumId w:val="61"/>
+    <w:abstractNumId w:val="73"/>
   </w:num>
   <w:num w:numId="29" w16cid:durableId="1875578040">
-    <w:abstractNumId w:val="25"/>
+    <w:abstractNumId w:val="28"/>
   </w:num>
   <w:num w:numId="30" w16cid:durableId="1455906051">
-    <w:abstractNumId w:val="35"/>
+    <w:abstractNumId w:val="40"/>
   </w:num>
   <w:num w:numId="31" w16cid:durableId="404377295">
     <w:abstractNumId w:val="15"/>
@@ -13069,10 +15874,10 @@
     <w:abstractNumId w:val="3"/>
   </w:num>
   <w:num w:numId="34" w16cid:durableId="1310743648">
-    <w:abstractNumId w:val="35"/>
+    <w:abstractNumId w:val="40"/>
   </w:num>
   <w:num w:numId="35" w16cid:durableId="523714964">
-    <w:abstractNumId w:val="69"/>
+    <w:abstractNumId w:val="83"/>
   </w:num>
   <w:num w:numId="36" w16cid:durableId="412433772">
     <w:abstractNumId w:val="17"/>
@@ -13081,10 +15886,10 @@
     <w:abstractNumId w:val="14"/>
   </w:num>
   <w:num w:numId="38" w16cid:durableId="1735546316">
-    <w:abstractNumId w:val="42"/>
+    <w:abstractNumId w:val="48"/>
   </w:num>
   <w:num w:numId="39" w16cid:durableId="906112504">
-    <w:abstractNumId w:val="42"/>
+    <w:abstractNumId w:val="48"/>
   </w:num>
   <w:num w:numId="40" w16cid:durableId="948851685">
     <w:abstractNumId w:val="3"/>
@@ -13111,133 +15916,175 @@
     <w:abstractNumId w:val="3"/>
   </w:num>
   <w:num w:numId="48" w16cid:durableId="478890572">
-    <w:abstractNumId w:val="27"/>
+    <w:abstractNumId w:val="30"/>
   </w:num>
   <w:num w:numId="49" w16cid:durableId="790783635">
-    <w:abstractNumId w:val="38"/>
+    <w:abstractNumId w:val="43"/>
   </w:num>
   <w:num w:numId="50" w16cid:durableId="1378431365">
-    <w:abstractNumId w:val="72"/>
+    <w:abstractNumId w:val="86"/>
   </w:num>
   <w:num w:numId="51" w16cid:durableId="880705438">
-    <w:abstractNumId w:val="32"/>
+    <w:abstractNumId w:val="36"/>
   </w:num>
   <w:num w:numId="52" w16cid:durableId="291328794">
-    <w:abstractNumId w:val="52"/>
+    <w:abstractNumId w:val="63"/>
   </w:num>
   <w:num w:numId="53" w16cid:durableId="872427884">
-    <w:abstractNumId w:val="43"/>
+    <w:abstractNumId w:val="49"/>
   </w:num>
   <w:num w:numId="54" w16cid:durableId="1809470626">
-    <w:abstractNumId w:val="49"/>
+    <w:abstractNumId w:val="56"/>
   </w:num>
   <w:num w:numId="55" w16cid:durableId="330329287">
-    <w:abstractNumId w:val="50"/>
+    <w:abstractNumId w:val="60"/>
   </w:num>
   <w:num w:numId="56" w16cid:durableId="1593972145">
     <w:abstractNumId w:val="16"/>
   </w:num>
   <w:num w:numId="57" w16cid:durableId="1339504176">
-    <w:abstractNumId w:val="44"/>
+    <w:abstractNumId w:val="50"/>
   </w:num>
   <w:num w:numId="58" w16cid:durableId="1200703363">
-    <w:abstractNumId w:val="59"/>
+    <w:abstractNumId w:val="71"/>
   </w:num>
   <w:num w:numId="59" w16cid:durableId="1255436926">
-    <w:abstractNumId w:val="73"/>
+    <w:abstractNumId w:val="87"/>
   </w:num>
   <w:num w:numId="60" w16cid:durableId="1883783377">
-    <w:abstractNumId w:val="36"/>
+    <w:abstractNumId w:val="41"/>
   </w:num>
   <w:num w:numId="61" w16cid:durableId="1185709850">
-    <w:abstractNumId w:val="21"/>
+    <w:abstractNumId w:val="23"/>
   </w:num>
   <w:num w:numId="62" w16cid:durableId="1707634542">
-    <w:abstractNumId w:val="22"/>
+    <w:abstractNumId w:val="24"/>
   </w:num>
   <w:num w:numId="63" w16cid:durableId="1680228811">
     <w:abstractNumId w:val="13"/>
   </w:num>
   <w:num w:numId="64" w16cid:durableId="2003074570">
-    <w:abstractNumId w:val="28"/>
+    <w:abstractNumId w:val="31"/>
   </w:num>
   <w:num w:numId="65" w16cid:durableId="433402220">
-    <w:abstractNumId w:val="37"/>
+    <w:abstractNumId w:val="42"/>
   </w:num>
   <w:num w:numId="66" w16cid:durableId="470288995">
-    <w:abstractNumId w:val="71"/>
+    <w:abstractNumId w:val="85"/>
   </w:num>
   <w:num w:numId="67" w16cid:durableId="1972780306">
-    <w:abstractNumId w:val="51"/>
+    <w:abstractNumId w:val="61"/>
   </w:num>
   <w:num w:numId="68" w16cid:durableId="970210938">
-    <w:abstractNumId w:val="65"/>
+    <w:abstractNumId w:val="78"/>
   </w:num>
   <w:num w:numId="69" w16cid:durableId="1018703210">
-    <w:abstractNumId w:val="61"/>
+    <w:abstractNumId w:val="73"/>
   </w:num>
   <w:num w:numId="70" w16cid:durableId="1924290672">
-    <w:abstractNumId w:val="31"/>
+    <w:abstractNumId w:val="34"/>
   </w:num>
   <w:num w:numId="71" w16cid:durableId="377046912">
     <w:abstractNumId w:val="18"/>
   </w:num>
   <w:num w:numId="72" w16cid:durableId="1561289015">
+    <w:abstractNumId w:val="68"/>
+  </w:num>
+  <w:num w:numId="73" w16cid:durableId="1634752345">
+    <w:abstractNumId w:val="39"/>
+  </w:num>
+  <w:num w:numId="74" w16cid:durableId="1325205155">
+    <w:abstractNumId w:val="55"/>
+  </w:num>
+  <w:num w:numId="75" w16cid:durableId="17389404">
+    <w:abstractNumId w:val="44"/>
+  </w:num>
+  <w:num w:numId="76" w16cid:durableId="549344230">
+    <w:abstractNumId w:val="53"/>
+  </w:num>
+  <w:num w:numId="77" w16cid:durableId="2066634862">
+    <w:abstractNumId w:val="25"/>
+  </w:num>
+  <w:num w:numId="78" w16cid:durableId="187331588">
+    <w:abstractNumId w:val="45"/>
+  </w:num>
+  <w:num w:numId="79" w16cid:durableId="1183592466">
+    <w:abstractNumId w:val="74"/>
+  </w:num>
+  <w:num w:numId="80" w16cid:durableId="2046364860">
+    <w:abstractNumId w:val="38"/>
+  </w:num>
+  <w:num w:numId="81" w16cid:durableId="841239566">
+    <w:abstractNumId w:val="51"/>
+  </w:num>
+  <w:num w:numId="82" w16cid:durableId="1399326230">
+    <w:abstractNumId w:val="84"/>
+  </w:num>
+  <w:num w:numId="83" w16cid:durableId="732579212">
+    <w:abstractNumId w:val="46"/>
+  </w:num>
+  <w:num w:numId="84" w16cid:durableId="1540819718">
+    <w:abstractNumId w:val="54"/>
+  </w:num>
+  <w:num w:numId="85" w16cid:durableId="1030956082">
+    <w:abstractNumId w:val="21"/>
+  </w:num>
+  <w:num w:numId="86" w16cid:durableId="1021662624">
+    <w:abstractNumId w:val="82"/>
+  </w:num>
+  <w:num w:numId="87" w16cid:durableId="25494376">
+    <w:abstractNumId w:val="32"/>
+  </w:num>
+  <w:num w:numId="88" w16cid:durableId="553199839">
+    <w:abstractNumId w:val="69"/>
+  </w:num>
+  <w:num w:numId="89" w16cid:durableId="360130897">
+    <w:abstractNumId w:val="67"/>
+  </w:num>
+  <w:num w:numId="90" w16cid:durableId="1336230915">
+    <w:abstractNumId w:val="27"/>
+  </w:num>
+  <w:num w:numId="91" w16cid:durableId="1321811658">
+    <w:abstractNumId w:val="58"/>
+  </w:num>
+  <w:num w:numId="92" w16cid:durableId="1701004871">
+    <w:abstractNumId w:val="19"/>
+  </w:num>
+  <w:num w:numId="93" w16cid:durableId="111364503">
+    <w:abstractNumId w:val="59"/>
+  </w:num>
+  <w:num w:numId="94" w16cid:durableId="78911628">
+    <w:abstractNumId w:val="70"/>
+  </w:num>
+  <w:num w:numId="95" w16cid:durableId="104470346">
+    <w:abstractNumId w:val="81"/>
+  </w:num>
+  <w:num w:numId="96" w16cid:durableId="920259857">
     <w:abstractNumId w:val="57"/>
   </w:num>
-  <w:num w:numId="73" w16cid:durableId="1634752345">
-    <w:abstractNumId w:val="34"/>
+  <w:num w:numId="97" w16cid:durableId="1663971191">
+    <w:abstractNumId w:val="22"/>
   </w:num>
-  <w:num w:numId="74" w16cid:durableId="1325205155">
-    <w:abstractNumId w:val="48"/>
+  <w:num w:numId="98" w16cid:durableId="2139646884">
+    <w:abstractNumId w:val="47"/>
   </w:num>
-  <w:num w:numId="75" w16cid:durableId="17389404">
-    <w:abstractNumId w:val="39"/>
+  <w:num w:numId="99" w16cid:durableId="96947687">
+    <w:abstractNumId w:val="37"/>
   </w:num>
-  <w:num w:numId="76" w16cid:durableId="549344230">
-    <w:abstractNumId w:val="46"/>
-  </w:num>
-  <w:num w:numId="77" w16cid:durableId="2066634862">
-    <w:abstractNumId w:val="23"/>
-  </w:num>
-  <w:num w:numId="78" w16cid:durableId="187331588">
-    <w:abstractNumId w:val="40"/>
-  </w:num>
-  <w:num w:numId="79" w16cid:durableId="1183592466">
+  <w:num w:numId="100" w16cid:durableId="1810516620">
     <w:abstractNumId w:val="62"/>
   </w:num>
-  <w:num w:numId="80" w16cid:durableId="2046364860">
-    <w:abstractNumId w:val="33"/>
+  <w:num w:numId="101" w16cid:durableId="1818497628">
+    <w:abstractNumId w:val="35"/>
   </w:num>
-  <w:num w:numId="81" w16cid:durableId="841239566">
-    <w:abstractNumId w:val="45"/>
+  <w:num w:numId="102" w16cid:durableId="931399840">
+    <w:abstractNumId w:val="26"/>
   </w:num>
-  <w:num w:numId="82" w16cid:durableId="1399326230">
-    <w:abstractNumId w:val="70"/>
+  <w:num w:numId="103" w16cid:durableId="1096168012">
+    <w:abstractNumId w:val="77"/>
   </w:num>
-  <w:num w:numId="83" w16cid:durableId="732579212">
-    <w:abstractNumId w:val="41"/>
-  </w:num>
-  <w:num w:numId="84" w16cid:durableId="1540819718">
-    <w:abstractNumId w:val="47"/>
-  </w:num>
-  <w:num w:numId="85" w16cid:durableId="1030956082">
-    <w:abstractNumId w:val="20"/>
-  </w:num>
-  <w:num w:numId="86" w16cid:durableId="1021662624">
-    <w:abstractNumId w:val="68"/>
-  </w:num>
-  <w:num w:numId="87" w16cid:durableId="25494376">
-    <w:abstractNumId w:val="29"/>
-  </w:num>
-  <w:num w:numId="88" w16cid:durableId="553199839">
-    <w:abstractNumId w:val="58"/>
-  </w:num>
-  <w:num w:numId="89" w16cid:durableId="360130897">
-    <w:abstractNumId w:val="56"/>
-  </w:num>
-  <w:num w:numId="90" w16cid:durableId="1336230915">
-    <w:abstractNumId w:val="24"/>
+  <w:num w:numId="104" w16cid:durableId="1019621938">
+    <w:abstractNumId w:val="52"/>
   </w:num>
 </w:numbering>
 </file>

--- a/Parte 02/Bússola de Valor - Relatório TCC - Curso de Banco de Dados.docx
+++ b/Parte 02/Bússola de Valor - Relatório TCC - Curso de Banco de Dados.docx
@@ -321,9 +321,6 @@
           </v:shape>
         </w:pict>
       </w:r>
-      <w:r>
-        <w:br w:type="page" w:clear="all"/>
-      </w:r>
     </w:p>
     <w:p>
       <w:pPr>
@@ -1235,7 +1232,7 @@
             <v:path o:extrusionok="f" gradientshapeok="t" o:connecttype="rect"/>
             <o:lock v:ext="edit" aspectratio="t"/>
           </v:shapetype>
-          <v:shape id="_x0000_i1053" type="#_x0000_t75" style="width:414.7pt;height:291.75pt">
+          <v:shape id="_x0000_i1027" type="#_x0000_t75" style="width:414.7pt;height:291.75pt">
             <v:imagedata r:id="rId10" o:title=""/>
           </v:shape>
         </w:pict>
@@ -2885,7 +2882,7 @@
           <w:lang w:val="pt-BR"/>
         </w:rPr>
         <w:pict w14:anchorId="3F431E9C">
-          <v:shape id="_x0000_i1035" type="#_x0000_t75" style="width:344.1pt;height:236.55pt">
+          <v:shape id="_x0000_i1031" type="#_x0000_t75" style="width:344.1pt;height:236.55pt">
             <v:imagedata r:id="rId17" o:title=""/>
           </v:shape>
         </w:pict>
@@ -3476,7 +3473,7 @@
           <w:lang w:val="pt-BR"/>
         </w:rPr>
         <w:pict w14:anchorId="1E532E7D">
-          <v:shape id="_x0000_i1041" type="#_x0000_t75" style="width:388.5pt;height:128.1pt">
+          <v:shape id="_x0000_i1032" type="#_x0000_t75" style="width:388.5pt;height:128.1pt">
             <v:imagedata r:id="rId18" o:title=""/>
           </v:shape>
         </w:pict>
@@ -3778,6 +3775,7 @@
     </w:p>
     <w:p>
       <w:pPr>
+        <w:ind w:left="1440"/>
         <w:rPr>
           <w:lang w:val="pt-BR"/>
         </w:rPr>
@@ -3785,6 +3783,7 @@
     </w:p>
     <w:p>
       <w:pPr>
+        <w:ind w:left="1440"/>
         <w:rPr>
           <w:lang w:val="pt-BR"/>
         </w:rPr>
@@ -3796,13 +3795,52 @@
           <w:lang w:val="pt-BR"/>
         </w:rPr>
       </w:pPr>
+      <w:r>
+        <w:rPr>
+          <w:lang w:val="pt-BR"/>
+        </w:rPr>
+        <w:pict w14:anchorId="5CF985ED">
+          <v:shape id="_x0000_i1042" type="#_x0000_t75" style="width:516.15pt;height:227.2pt">
+            <v:imagedata r:id="rId19" o:title=""/>
+          </v:shape>
+        </w:pict>
+      </w:r>
     </w:p>
     <w:p>
       <w:pPr>
-        <w:rPr>
-          <w:lang w:val="pt-BR"/>
-        </w:rPr>
-      </w:pPr>
+        <w:pStyle w:val="Caption"/>
+        <w:jc w:val="center"/>
+        <w:rPr>
+          <w:color w:val="FF0000"/>
+          <w:sz w:val="32"/>
+          <w:szCs w:val="32"/>
+          <w:lang w:val="pt-BR"/>
+        </w:rPr>
+      </w:pPr>
+      <w:r>
+        <w:rPr>
+          <w:lang w:val="pt-BR"/>
+        </w:rPr>
+        <w:t xml:space="preserve">Figura </w:t>
+      </w:r>
+      <w:r>
+        <w:rPr>
+          <w:lang w:val="pt-BR"/>
+        </w:rPr>
+        <w:t>5</w:t>
+      </w:r>
+      <w:r>
+        <w:rPr>
+          <w:lang w:val="pt-BR"/>
+        </w:rPr>
+        <w:t xml:space="preserve">. </w:t>
+      </w:r>
+      <w:r>
+        <w:rPr>
+          <w:lang w:val="pt-BR"/>
+        </w:rPr>
+        <w:t>Bússola de valor</w:t>
+      </w:r>
     </w:p>
     <w:p>
       <w:pPr>
@@ -3810,12 +3848,27 @@
           <w:lang w:val="pt-BR"/>
         </w:rPr>
       </w:pPr>
-      <w:r>
-        <w:rPr>
-          <w:lang w:val="pt-BR"/>
-        </w:rPr>
-        <w:t>AQUI</w:t>
-      </w:r>
+    </w:p>
+    <w:p>
+      <w:pPr>
+        <w:rPr>
+          <w:lang w:val="pt-BR"/>
+        </w:rPr>
+      </w:pPr>
+    </w:p>
+    <w:p>
+      <w:pPr>
+        <w:rPr>
+          <w:lang w:val="pt-BR"/>
+        </w:rPr>
+      </w:pPr>
+    </w:p>
+    <w:p>
+      <w:pPr>
+        <w:rPr>
+          <w:lang w:val="pt-BR"/>
+        </w:rPr>
+      </w:pPr>
     </w:p>
     <w:p>
       <w:pPr>
@@ -3845,6 +3898,7 @@
       </w:pPr>
       <w:proofErr w:type="spellStart"/>
       <w:r>
+        <w:lastRenderedPageBreak/>
         <w:t>Validação</w:t>
       </w:r>
       <w:proofErr w:type="spellEnd"/>
@@ -3865,15 +3919,16 @@
           <w:bottom w:val="none" w:sz="4" w:space="0" w:color="000000"/>
           <w:right w:val="none" w:sz="4" w:space="0" w:color="000000"/>
         </w:pBdr>
-        <w:rPr>
-          <w:lang w:val="pt-BR"/>
-        </w:rPr>
-      </w:pPr>
-      <w:r>
-        <w:rPr>
-          <w:lang w:val="pt-BR"/>
-        </w:rPr>
-        <w:t>A confiabilidade dos dados e dos resultados apresentados é assegurada por meio de uma abordagem estruturada de validação:</w:t>
+        <w:ind w:firstLine="204"/>
+        <w:rPr>
+          <w:lang w:val="pt-BR"/>
+        </w:rPr>
+      </w:pPr>
+      <w:r>
+        <w:rPr>
+          <w:lang w:val="pt-BR"/>
+        </w:rPr>
+        <w:t>A garantia da acurácia, consistência e confiabilidade dos dados é um pilar fundamental da "Bússola de Valor". Para assegurar a integridade do sistema, desde a coleta inicial até a visualização final, foi implementado um processo de validação multifacetado que abrange a qualidade dos dados, a lógica de negócio e a robustez do pipeline.</w:t>
       </w:r>
     </w:p>
     <w:p>
@@ -3884,6 +3939,7 @@
           <w:bottom w:val="none" w:sz="4" w:space="0" w:color="000000"/>
           <w:right w:val="none" w:sz="4" w:space="0" w:color="000000"/>
         </w:pBdr>
+        <w:ind w:firstLine="204"/>
         <w:rPr>
           <w:lang w:val="pt-BR"/>
         </w:rPr>
@@ -3893,7 +3949,7 @@
       <w:pPr>
         <w:numPr>
           <w:ilvl w:val="0"/>
-          <w:numId w:val="104"/>
+          <w:numId w:val="110"/>
         </w:numPr>
         <w:pBdr>
           <w:top w:val="none" w:sz="4" w:space="0" w:color="000000"/>
@@ -3911,20 +3967,34 @@
           <w:bCs/>
           <w:lang w:val="pt-BR"/>
         </w:rPr>
-        <w:t>Validação por Pipeline:</w:t>
-      </w:r>
-      <w:r>
-        <w:rPr>
-          <w:lang w:val="pt-BR"/>
-        </w:rPr>
-        <w:t> A consistência dos dados é garantida pela execução sequencial e ordenada dos scripts no pipeline de ETL. Cada etapa consome os artefatos da camada anterior, assegurando que apenas dados processados e validados cheguem ao Data Warehouse final.</w:t>
+        <w:t>Validação da Integridade dos Dados:</w:t>
+      </w:r>
+      <w:r>
+        <w:rPr>
+          <w:lang w:val="pt-BR"/>
+        </w:rPr>
+        <w:t> A primeira linha de defesa é a validação no nível dos dados. Durante a fase de transformação (camada </w:t>
+      </w:r>
+      <w:r>
+        <w:rPr>
+          <w:i/>
+          <w:iCs/>
+          <w:lang w:val="pt-BR"/>
+        </w:rPr>
+        <w:t>Trusted</w:t>
+      </w:r>
+      <w:r>
+        <w:rPr>
+          <w:lang w:val="pt-BR"/>
+        </w:rPr>
+        <w:t>), são aplicadas rotinas de limpeza e normalização. Isso inclui a coerção de tipos de dados para garantir consistência numérica e textual, o tratamento de valores ausentes (NaN) para evitar erros de cálculo, e a padronização de tickers entre as diferentes fontes de API (yfinance, brapi), assegurando que os dados se refiram inequivocamente ao mesmo ativo.</w:t>
       </w:r>
     </w:p>
     <w:p>
       <w:pPr>
         <w:numPr>
           <w:ilvl w:val="0"/>
-          <w:numId w:val="104"/>
+          <w:numId w:val="110"/>
         </w:numPr>
         <w:pBdr>
           <w:top w:val="none" w:sz="4" w:space="0" w:color="000000"/>
@@ -3942,159 +4012,20 @@
           <w:bCs/>
           <w:lang w:val="pt-BR"/>
         </w:rPr>
-        <w:t>Integridade na Transformação:</w:t>
-      </w:r>
-      <w:r>
-        <w:rPr>
-          <w:lang w:val="pt-BR"/>
-        </w:rPr>
-        <w:t> A coerência de tipos de dados e a integridade das informações são tratadas durante a etapa de transformação (camada Trusted), antes da carga no DW. Esta abordagem simplifica a camada de aplicação, que pode consumir os dados com a confiança de que já estão limpos e no formato correto.</w:t>
+        <w:t>Validação da Arquitetura e do Pipeline:</w:t>
+      </w:r>
+      <w:r>
+        <w:rPr>
+          <w:lang w:val="pt-BR"/>
+        </w:rPr>
+        <w:t> A robustez do fluxo de dados é garantida pela arquitetura do pipeline. A execução sequencial e numerada dos scripts (data_engineer/) assegura que as dependências sejam respeitadas, prevenindo a execução de uma etapa antes que seus pré-requisitos sejam concluídos. A natureza da carga de dados, que utiliza a abordagem CREATE OR REPLACE TABLE para a maioria das tabelas, garante que re-execuções do pipeline resultem em um estado final consistente, eliminando riscos de duplicação de dados ou corrupção.</w:t>
       </w:r>
     </w:p>
     <w:p>
       <w:pPr>
-        <w:pBdr>
-          <w:top w:val="none" w:sz="4" w:space="0" w:color="000000"/>
-          <w:left w:val="none" w:sz="4" w:space="0" w:color="000000"/>
-          <w:bottom w:val="none" w:sz="4" w:space="0" w:color="000000"/>
-          <w:right w:val="none" w:sz="4" w:space="0" w:color="000000"/>
-        </w:pBdr>
-        <w:rPr>
-          <w:lang w:val="pt-BR"/>
-        </w:rPr>
-      </w:pPr>
-    </w:p>
-    <w:p>
-      <w:pPr>
-        <w:pBdr>
-          <w:top w:val="none" w:sz="4" w:space="0" w:color="000000"/>
-          <w:left w:val="none" w:sz="4" w:space="0" w:color="000000"/>
-          <w:bottom w:val="none" w:sz="4" w:space="0" w:color="000000"/>
-          <w:right w:val="none" w:sz="4" w:space="0" w:color="000000"/>
-        </w:pBdr>
-        <w:rPr>
-          <w:lang w:val="pt-BR"/>
-        </w:rPr>
-      </w:pPr>
-    </w:p>
-    <w:p>
-      <w:pPr>
-        <w:pBdr>
-          <w:top w:val="none" w:sz="4" w:space="0" w:color="000000"/>
-          <w:left w:val="none" w:sz="4" w:space="0" w:color="000000"/>
-          <w:bottom w:val="none" w:sz="4" w:space="0" w:color="000000"/>
-          <w:right w:val="none" w:sz="4" w:space="0" w:color="000000"/>
-        </w:pBdr>
-        <w:rPr>
-          <w:lang w:val="pt-BR"/>
-        </w:rPr>
-      </w:pPr>
-    </w:p>
-    <w:p>
-      <w:pPr>
-        <w:pBdr>
-          <w:top w:val="none" w:sz="4" w:space="0" w:color="000000"/>
-          <w:left w:val="none" w:sz="4" w:space="0" w:color="000000"/>
-          <w:bottom w:val="none" w:sz="4" w:space="0" w:color="000000"/>
-          <w:right w:val="none" w:sz="4" w:space="0" w:color="000000"/>
-        </w:pBdr>
-        <w:rPr>
-          <w:lang w:val="pt-BR"/>
-        </w:rPr>
-      </w:pPr>
-    </w:p>
-    <w:p>
-      <w:pPr>
-        <w:pBdr>
-          <w:top w:val="none" w:sz="4" w:space="0" w:color="000000"/>
-          <w:left w:val="none" w:sz="4" w:space="0" w:color="000000"/>
-          <w:bottom w:val="none" w:sz="4" w:space="0" w:color="000000"/>
-          <w:right w:val="none" w:sz="4" w:space="0" w:color="000000"/>
-        </w:pBdr>
-        <w:rPr>
-          <w:lang w:val="pt-BR"/>
-        </w:rPr>
-      </w:pPr>
-    </w:p>
-    <w:p>
-      <w:pPr>
-        <w:pStyle w:val="Heading1"/>
-        <w:pageBreakBefore/>
-        <w:rPr>
-          <w:color w:val="000000"/>
-          <w:sz w:val="20"/>
-          <w:lang w:val="pt-BR"/>
-        </w:rPr>
-      </w:pPr>
-      <w:proofErr w:type="spellStart"/>
-      <w:r>
-        <w:rPr>
-          <w:lang w:val="es-ES"/>
-        </w:rPr>
-        <w:lastRenderedPageBreak/>
-        <w:t>Conclusão</w:t>
-      </w:r>
-      <w:proofErr w:type="spellEnd"/>
-    </w:p>
-    <w:p>
-      <w:pPr>
-        <w:pBdr>
-          <w:top w:val="none" w:sz="4" w:space="0" w:color="000000"/>
-          <w:left w:val="none" w:sz="4" w:space="0" w:color="000000"/>
-          <w:bottom w:val="none" w:sz="4" w:space="0" w:color="000000"/>
-          <w:right w:val="none" w:sz="4" w:space="0" w:color="000000"/>
-        </w:pBdr>
-        <w:rPr>
-          <w:lang w:val="pt-BR"/>
-        </w:rPr>
-      </w:pPr>
-      <w:r>
-        <w:rPr>
-          <w:lang w:val="pt-BR"/>
-        </w:rPr>
-        <w:t>O projeto "Bússola de Valor" entrega uma ferramenta operacional que combina práticas clássicas de análise fundamentalista com engenharia de dados e visualização interativa. Ele facilita a comparação entre empresas da B3 com foco em geração de dividendos e permite ao usuário investigar justificativas por critério (detalhes do score).</w:t>
-      </w:r>
-    </w:p>
-    <w:p>
-      <w:pPr>
-        <w:pStyle w:val="BodyTextIndent"/>
-        <w:spacing w:line="252" w:lineRule="auto"/>
-        <w:rPr>
-          <w:lang w:val="pt-BR"/>
-        </w:rPr>
-      </w:pPr>
-    </w:p>
-    <w:p>
-      <w:pPr>
-        <w:pStyle w:val="Heading2"/>
         <w:numPr>
           <w:ilvl w:val="0"/>
-          <w:numId w:val="32"/>
-        </w:numPr>
-        <w:rPr>
-          <w:lang w:val="pt-BR"/>
-        </w:rPr>
-      </w:pPr>
-      <w:proofErr w:type="spellStart"/>
-      <w:r>
-        <w:t>Dificuldades</w:t>
-      </w:r>
-      <w:proofErr w:type="spellEnd"/>
-      <w:r>
-        <w:t xml:space="preserve"> </w:t>
-      </w:r>
-      <w:proofErr w:type="spellStart"/>
-      <w:r>
-        <w:t>Encontradas</w:t>
-      </w:r>
-      <w:proofErr w:type="spellEnd"/>
-    </w:p>
-    <w:p>
-      <w:pPr>
-        <w:pStyle w:val="ListParagraph"/>
-        <w:numPr>
-          <w:ilvl w:val="0"/>
-          <w:numId w:val="34"/>
+          <w:numId w:val="111"/>
         </w:numPr>
         <w:pBdr>
           <w:top w:val="none" w:sz="4" w:space="0" w:color="000000"/>
@@ -4108,18 +4039,21 @@
       </w:pPr>
       <w:r>
         <w:rPr>
-          <w:lang w:val="pt-BR"/>
-        </w:rPr>
-        <w:t>Normalização dos diversos formatos de entrada e tratamento de valores faltantes.</w:t>
+          <w:b/>
+          <w:bCs/>
+          <w:lang w:val="pt-BR"/>
+        </w:rPr>
+        <w:t>Verificação End-to-End:</w:t>
+      </w:r>
+      <w:r>
+        <w:rPr>
+          <w:lang w:val="pt-BR"/>
+        </w:rPr>
+        <w:t> Para validar a jornada completa do dado, foi conduzida uma auditoria de rastreabilidade. O processo de ETL inicia-se com o loader que deposita os dados brutos na camada de pouso (land_dw). Em seguida, os dados são tratados e enriquecidos, sendo persistidos na camada trusted_dw. Finalmente, são consolidados no Data Warehouse dw.duckdb para consumo pela aplicação. A verificação consistiu em selecionar um indicador específico no dashboard (e.g., o P/L de um ativo) e rastreá-lo no sentido inverso: do componente visual no Streamlit, passando pela consulta SQL no data_loader.py, pelo dado no dw.duckdb, pelo arquivo Parquet correspondente na trusted_dw, até chegar ao dado bruto original na land_dw. Essa auditoria de ponta a ponta confirma que cada etapa do pipeline (extração, tratamento e carga) opera como esperado, garantindo que a informação exibida ao usuário final é um reflexo fiel e acurado do dado de origem após todas as transformações aplicadas.</w:t>
       </w:r>
     </w:p>
     <w:p>
       <w:pPr>
-        <w:pStyle w:val="ListParagraph"/>
-        <w:numPr>
-          <w:ilvl w:val="0"/>
-          <w:numId w:val="34"/>
-        </w:numPr>
         <w:pBdr>
           <w:top w:val="none" w:sz="4" w:space="0" w:color="000000"/>
           <w:left w:val="none" w:sz="4" w:space="0" w:color="000000"/>
@@ -4127,102 +4061,72 @@
           <w:right w:val="none" w:sz="4" w:space="0" w:color="000000"/>
         </w:pBdr>
         <w:rPr>
-          <w:sz w:val="24"/>
-          <w:lang w:val="pt-BR"/>
-        </w:rPr>
-      </w:pPr>
-      <w:r>
-        <w:rPr>
-          <w:lang w:val="pt-BR"/>
-        </w:rPr>
-        <w:t>Definição consensual dos limites e pesos do score — exige julgamento financeiro e testes empíricos</w:t>
-      </w:r>
+          <w:lang w:val="pt-BR"/>
+        </w:rPr>
+      </w:pPr>
     </w:p>
     <w:p>
       <w:pPr>
-        <w:rPr>
-          <w:lang w:val="pt-BR"/>
-        </w:rPr>
-      </w:pPr>
-    </w:p>
-    <w:p>
-      <w:pPr>
-        <w:pStyle w:val="Heading2"/>
-        <w:numPr>
-          <w:ilvl w:val="0"/>
-          <w:numId w:val="13"/>
-        </w:numPr>
-        <w:rPr>
-          <w:lang w:val="pt-BR"/>
-        </w:rPr>
-      </w:pPr>
-      <w:r>
-        <w:rPr>
-          <w:lang w:val="pt-BR"/>
-        </w:rPr>
-        <w:t>A</w:t>
-      </w:r>
-      <w:proofErr w:type="spellStart"/>
-      <w:r>
-        <w:t>plicabilidade</w:t>
-      </w:r>
-      <w:proofErr w:type="spellEnd"/>
-      <w:r>
-        <w:t xml:space="preserve"> do </w:t>
-      </w:r>
-      <w:proofErr w:type="spellStart"/>
-      <w:r>
-        <w:t>Trabalho</w:t>
-      </w:r>
-      <w:proofErr w:type="spellEnd"/>
-    </w:p>
-    <w:p>
-      <w:pPr>
-        <w:rPr>
-          <w:lang w:val="pt-BR"/>
-        </w:rPr>
-      </w:pPr>
-    </w:p>
-    <w:p>
-      <w:pPr>
-        <w:pStyle w:val="Text"/>
-        <w:ind w:firstLine="0"/>
-        <w:rPr>
-          <w:lang w:val="pt-BR"/>
-        </w:rPr>
-      </w:pPr>
-    </w:p>
-    <w:p>
-      <w:pPr>
-        <w:pStyle w:val="ListParagraph"/>
-        <w:numPr>
-          <w:ilvl w:val="0"/>
-          <w:numId w:val="73"/>
-        </w:numPr>
         <w:pBdr>
           <w:top w:val="none" w:sz="4" w:space="0" w:color="000000"/>
           <w:left w:val="none" w:sz="4" w:space="0" w:color="000000"/>
           <w:bottom w:val="none" w:sz="4" w:space="0" w:color="000000"/>
           <w:right w:val="none" w:sz="4" w:space="0" w:color="000000"/>
         </w:pBdr>
-        <w:rPr>
-          <w:lang w:val="pt-BR"/>
-        </w:rPr>
-      </w:pPr>
-      <w:r>
-        <w:rPr>
-          <w:lang w:val="pt-BR"/>
-        </w:rPr>
-        <w:t>Ferramenta útil para investidores pessoa física que buscam compor carteiras de dividendos.</w:t>
+        <w:jc w:val="center"/>
+        <w:rPr>
+          <w:lang w:val="pt-BR"/>
+        </w:rPr>
+      </w:pPr>
+      <w:r>
+        <w:rPr>
+          <w:lang w:val="pt-BR"/>
+        </w:rPr>
+        <w:pict w14:anchorId="32A9FE22">
+          <v:shape id="_x0000_i1043" type="#_x0000_t75" style="width:456.3pt;height:289.85pt">
+            <v:imagedata r:id="rId20" o:title=""/>
+          </v:shape>
+        </w:pict>
       </w:r>
     </w:p>
     <w:p>
       <w:pPr>
-        <w:pStyle w:val="ListParagraph"/>
-        <w:numPr>
-          <w:ilvl w:val="0"/>
-          <w:numId w:val="73"/>
-        </w:numPr>
+        <w:pStyle w:val="Caption"/>
+        <w:jc w:val="center"/>
+        <w:rPr>
+          <w:color w:val="FF0000"/>
+          <w:sz w:val="32"/>
+          <w:szCs w:val="32"/>
+          <w:lang w:val="pt-BR"/>
+        </w:rPr>
+      </w:pPr>
+      <w:r>
+        <w:rPr>
+          <w:lang w:val="pt-BR"/>
+        </w:rPr>
+        <w:t xml:space="preserve">Figura </w:t>
+      </w:r>
+      <w:r>
+        <w:rPr>
+          <w:lang w:val="pt-BR"/>
+        </w:rPr>
+        <w:t>6</w:t>
+      </w:r>
+      <w:r>
+        <w:rPr>
+          <w:lang w:val="pt-BR"/>
+        </w:rPr>
+        <w:t xml:space="preserve">. </w:t>
+      </w:r>
+      <w:r>
+        <w:rPr>
+          <w:lang w:val="pt-BR"/>
+        </w:rPr>
+        <w:t>Validação e verificação dos dados</w:t>
+      </w:r>
+    </w:p>
+    <w:p>
+      <w:pPr>
         <w:pBdr>
           <w:top w:val="none" w:sz="4" w:space="0" w:color="000000"/>
           <w:left w:val="none" w:sz="4" w:space="0" w:color="000000"/>
@@ -4233,35 +4137,252 @@
           <w:lang w:val="pt-BR"/>
         </w:rPr>
       </w:pPr>
-      <w:r>
-        <w:rPr>
-          <w:lang w:val="pt-BR"/>
-        </w:rPr>
-        <w:t>Base para projetos acadêmicos que estudem eficácia de estratégias fundamentadas em regras.</w:t>
-      </w:r>
     </w:p>
     <w:p>
       <w:pPr>
-        <w:pStyle w:val="ListParagraph"/>
+        <w:pStyle w:val="Heading1"/>
+        <w:pageBreakBefore/>
+        <w:rPr>
+          <w:color w:val="000000"/>
+          <w:sz w:val="20"/>
+          <w:lang w:val="pt-BR"/>
+        </w:rPr>
+      </w:pPr>
+      <w:proofErr w:type="spellStart"/>
+      <w:r>
+        <w:rPr>
+          <w:lang w:val="es-ES"/>
+        </w:rPr>
+        <w:lastRenderedPageBreak/>
+        <w:t>Conclusão</w:t>
+      </w:r>
+      <w:proofErr w:type="spellEnd"/>
+    </w:p>
+    <w:p>
+      <w:pPr>
+        <w:pStyle w:val="BodyTextIndent"/>
+        <w:spacing w:line="252" w:lineRule="auto"/>
+        <w:ind w:firstLine="0"/>
+        <w:rPr>
+          <w:sz w:val="20"/>
+          <w:lang w:val="pt-BR"/>
+        </w:rPr>
+      </w:pPr>
+      <w:r>
+        <w:rPr>
+          <w:sz w:val="20"/>
+          <w:lang w:val="pt-BR"/>
+        </w:rPr>
+        <w:tab/>
+      </w:r>
+      <w:r>
+        <w:rPr>
+          <w:sz w:val="20"/>
+          <w:lang w:val="pt-BR"/>
+        </w:rPr>
+        <w:t>O projeto "Bússola de Valor" entrega uma ferramenta operacional de alto valor, que combina com sucesso práticas clássicas de análise fundamentalista com técnicas modernas de engenharia de dados e visualização interativa. A solução final facilita a comparação objetiva entre empresas da B3 com foco em geração de dividendos e permite ao investidor investigar as justificativas de cada pontuação, promovendo uma tomada de decisão mais informada e ágil</w:t>
+      </w:r>
+      <w:r>
+        <w:rPr>
+          <w:sz w:val="20"/>
+          <w:lang w:val="pt-BR"/>
+        </w:rPr>
+        <w:t>.</w:t>
+      </w:r>
+    </w:p>
+    <w:p>
+      <w:pPr>
+        <w:pStyle w:val="Heading2"/>
         <w:numPr>
           <w:ilvl w:val="0"/>
-          <w:numId w:val="73"/>
+          <w:numId w:val="32"/>
         </w:numPr>
+        <w:rPr>
+          <w:lang w:val="pt-BR"/>
+        </w:rPr>
+      </w:pPr>
+      <w:proofErr w:type="spellStart"/>
+      <w:r>
+        <w:t>Dificuldades</w:t>
+      </w:r>
+      <w:proofErr w:type="spellEnd"/>
+      <w:r>
+        <w:t xml:space="preserve"> </w:t>
+      </w:r>
+      <w:proofErr w:type="spellStart"/>
+      <w:r>
+        <w:t>Encontradas</w:t>
+      </w:r>
+      <w:proofErr w:type="spellEnd"/>
+    </w:p>
+    <w:p>
+      <w:pPr>
+        <w:ind w:firstLine="204"/>
+        <w:rPr>
+          <w:lang w:val="pt-BR"/>
+        </w:rPr>
+      </w:pPr>
+      <w:r>
+        <w:rPr>
+          <w:lang w:val="pt-BR"/>
+        </w:rPr>
+        <w:t>O desenvolvimento de um projeto engenharia de dados com múltiplas integrações apresentou desafios técnicos e conceituais significativos. A superação destes obstáculos foi crucial para o sucesso da ferramenta e envolveu as seguintes frentes:</w:t>
+      </w:r>
+    </w:p>
+    <w:p>
+      <w:pPr>
+        <w:ind w:firstLine="204"/>
+        <w:rPr>
+          <w:lang w:val="pt-BR"/>
+        </w:rPr>
+      </w:pPr>
+    </w:p>
+    <w:p>
+      <w:pPr>
+        <w:numPr>
+          <w:ilvl w:val="0"/>
+          <w:numId w:val="105"/>
+        </w:numPr>
+        <w:rPr>
+          <w:lang w:val="pt-BR"/>
+        </w:rPr>
+      </w:pPr>
+      <w:r>
+        <w:rPr>
+          <w:b/>
+          <w:bCs/>
+          <w:lang w:val="pt-BR"/>
+        </w:rPr>
+        <w:t>Normalização de Dados:</w:t>
+      </w:r>
+      <w:r>
+        <w:rPr>
+          <w:lang w:val="pt-BR"/>
+        </w:rPr>
+        <w:t> Um dos maiores desafios foi a normalização dos diversos formatos de dados provenientes das diferentes APIs e fontes, exigindo um tratamento cuidadoso para unificar as informações de forma consistente.</w:t>
+      </w:r>
+    </w:p>
+    <w:p>
+      <w:pPr>
+        <w:ind w:left="360"/>
+        <w:rPr>
+          <w:lang w:val="pt-BR"/>
+        </w:rPr>
+      </w:pPr>
+    </w:p>
+    <w:p>
+      <w:pPr>
+        <w:numPr>
+          <w:ilvl w:val="0"/>
+          <w:numId w:val="105"/>
+        </w:numPr>
+        <w:rPr>
+          <w:lang w:val="pt-BR"/>
+        </w:rPr>
+      </w:pPr>
+      <w:r>
+        <w:rPr>
+          <w:b/>
+          <w:bCs/>
+          <w:lang w:val="pt-BR"/>
+        </w:rPr>
+        <w:t>Tratamento de Valores Faltantes:</w:t>
+      </w:r>
+      <w:r>
+        <w:rPr>
+          <w:lang w:val="pt-BR"/>
+        </w:rPr>
+        <w:t> A ausência de dados em algumas fontes para determinados tickers demandou a implementação de lógicas de tratamento para evitar erros e garantir que a pontuação não fosse indevidamente prejudicada.</w:t>
+      </w:r>
+    </w:p>
+    <w:p>
+      <w:pPr>
+        <w:rPr>
+          <w:lang w:val="pt-BR"/>
+        </w:rPr>
+      </w:pPr>
+    </w:p>
+    <w:p>
+      <w:pPr>
+        <w:numPr>
+          <w:ilvl w:val="0"/>
+          <w:numId w:val="105"/>
+        </w:numPr>
+        <w:rPr>
+          <w:lang w:val="pt-BR"/>
+        </w:rPr>
+      </w:pPr>
+      <w:r>
+        <w:rPr>
+          <w:b/>
+          <w:bCs/>
+          <w:lang w:val="pt-BR"/>
+        </w:rPr>
+        <w:t>Definição do Modelo de Scoring:</w:t>
+      </w:r>
+      <w:r>
+        <w:rPr>
+          <w:lang w:val="pt-BR"/>
+        </w:rPr>
+        <w:t> A definição consensual dos limites e pesos de cada critério do score foi um processo iterativo, que exigiu uma combinação de pesquisa em literatura financeira e testes empíricos para alcançar um modelo balanceado e representativo.</w:t>
+      </w:r>
+    </w:p>
+    <w:p>
+      <w:pPr>
+        <w:rPr>
+          <w:lang w:val="pt-BR"/>
+        </w:rPr>
+      </w:pPr>
+    </w:p>
+    <w:p>
+      <w:pPr>
+        <w:pStyle w:val="Heading2"/>
+        <w:numPr>
+          <w:ilvl w:val="0"/>
+          <w:numId w:val="13"/>
+        </w:numPr>
+        <w:rPr>
+          <w:lang w:val="pt-BR"/>
+        </w:rPr>
+      </w:pPr>
+      <w:r>
+        <w:rPr>
+          <w:lang w:val="pt-BR"/>
+        </w:rPr>
+        <w:t>A</w:t>
+      </w:r>
+      <w:proofErr w:type="spellStart"/>
+      <w:r>
+        <w:t>plicabilidade</w:t>
+      </w:r>
+      <w:proofErr w:type="spellEnd"/>
+      <w:r>
+        <w:t xml:space="preserve"> do </w:t>
+      </w:r>
+      <w:proofErr w:type="spellStart"/>
+      <w:r>
+        <w:t>Trabalho</w:t>
+      </w:r>
+      <w:proofErr w:type="spellEnd"/>
+    </w:p>
+    <w:p>
+      <w:pPr>
         <w:pBdr>
           <w:top w:val="none" w:sz="4" w:space="0" w:color="000000"/>
           <w:left w:val="none" w:sz="4" w:space="0" w:color="000000"/>
           <w:bottom w:val="none" w:sz="4" w:space="0" w:color="000000"/>
           <w:right w:val="none" w:sz="4" w:space="0" w:color="000000"/>
         </w:pBdr>
-        <w:rPr>
-          <w:lang w:val="pt-BR"/>
-        </w:rPr>
-      </w:pPr>
-      <w:r>
-        <w:rPr>
-          <w:lang w:val="pt-BR"/>
-        </w:rPr>
-        <w:t>Pode ser apropriada para pequenos gestores ou assessorias que desejem um ranking customizável.</w:t>
+        <w:ind w:firstLine="204"/>
+        <w:rPr>
+          <w:lang w:val="pt-BR"/>
+        </w:rPr>
+      </w:pPr>
+      <w:r>
+        <w:rPr>
+          <w:lang w:val="pt-BR"/>
+        </w:rPr>
+        <w:t xml:space="preserve">O projeto "Bússola de Valor" possui uma dupla aplicabilidade. Primeiramente, representa uma significativa contribuição acadêmica ao documentar de ponta a ponta a construção de uma solução de engenharia de dados aplicada ao mercado financeiro, desde a coleta e estruturação de dados até a criação de um modelo de scoring e sua disponibilização em um dashboard interativo. </w:t>
       </w:r>
     </w:p>
     <w:p>
@@ -4272,38 +4393,16 @@
           <w:bottom w:val="none" w:sz="4" w:space="0" w:color="000000"/>
           <w:right w:val="none" w:sz="4" w:space="0" w:color="000000"/>
         </w:pBdr>
-        <w:rPr>
-          <w:lang w:val="pt-BR"/>
-        </w:rPr>
-      </w:pPr>
-    </w:p>
-    <w:p>
-      <w:pPr>
-        <w:pStyle w:val="BodyTextIndent"/>
-        <w:spacing w:line="252" w:lineRule="auto"/>
-        <w:ind w:firstLine="0"/>
-        <w:rPr>
-          <w:color w:val="000000"/>
-          <w:sz w:val="20"/>
-          <w:lang w:val="pt-BR"/>
-        </w:rPr>
-      </w:pPr>
-    </w:p>
-    <w:p>
-      <w:pPr>
-        <w:pStyle w:val="Heading1"/>
-        <w:pageBreakBefore/>
-        <w:rPr>
-          <w:sz w:val="20"/>
-          <w:lang w:val="pt-BR"/>
-        </w:rPr>
-      </w:pPr>
-      <w:r>
-        <w:rPr>
-          <w:lang w:val="pt-BR"/>
-        </w:rPr>
-        <w:lastRenderedPageBreak/>
-        <w:t>Bibliografia</w:t>
+        <w:ind w:firstLine="204"/>
+        <w:rPr>
+          <w:lang w:val="pt-BR"/>
+        </w:rPr>
+      </w:pPr>
+      <w:r>
+        <w:rPr>
+          <w:lang w:val="pt-BR"/>
+        </w:rPr>
+        <w:t>O trabalho serve como um estudo de caso prático sobre a aplicação de tecnologias como DuckDB e Streamlit para resolver problemas complexos de análise de investimentos.</w:t>
       </w:r>
     </w:p>
     <w:p>
@@ -4314,96 +4413,74 @@
           <w:bottom w:val="none" w:sz="4" w:space="0" w:color="000000"/>
           <w:right w:val="none" w:sz="4" w:space="0" w:color="000000"/>
         </w:pBdr>
-        <w:rPr>
-          <w:lang w:val="pt-BR"/>
-        </w:rPr>
-      </w:pPr>
-      <w:r>
-        <w:rPr>
-          <w:lang w:val="pt-BR"/>
-        </w:rPr>
-        <w:t>Livros e referências indicadas durante o desenvolvimento e base teórica do scoring:</w:t>
+        <w:ind w:firstLine="204"/>
+        <w:rPr>
+          <w:lang w:val="pt-BR"/>
+        </w:rPr>
+      </w:pPr>
+      <w:r>
+        <w:rPr>
+          <w:lang w:val="pt-BR"/>
+        </w:rPr>
+        <w:t>Em segundo lugar, a ferramenta foi concebida para ser uma solução robusta e acessível a todos os investidores</w:t>
+      </w:r>
+      <w:r>
+        <w:rPr>
+          <w:lang w:val="pt-BR"/>
+        </w:rPr>
+        <w:t xml:space="preserve">. </w:t>
+      </w:r>
+      <w:r>
+        <w:rPr>
+          <w:lang w:val="pt-BR"/>
+        </w:rPr>
+        <w:t>Seu propósito é democratizar o acesso à análise fundamentalista de qualidade, oferecendo uma plataforma que automatiza a coleta de dados e a aplicação de critérios de avaliação consagrados. Dessa forma, a "Bússola de Valor" se posiciona como um recurso educacional e de apoio à decisão, capacitando o investidor a aprimorar suas próprias análises e a construir portfólios de forma mais informada e sistemática.</w:t>
       </w:r>
     </w:p>
     <w:p>
       <w:pPr>
-        <w:pStyle w:val="ListParagraph"/>
-        <w:numPr>
-          <w:ilvl w:val="0"/>
-          <w:numId w:val="35"/>
-        </w:numPr>
         <w:pBdr>
           <w:top w:val="none" w:sz="4" w:space="0" w:color="000000"/>
           <w:left w:val="none" w:sz="4" w:space="0" w:color="000000"/>
           <w:bottom w:val="none" w:sz="4" w:space="0" w:color="000000"/>
           <w:right w:val="none" w:sz="4" w:space="0" w:color="000000"/>
         </w:pBdr>
-        <w:rPr>
-          <w:lang w:val="pt-BR"/>
-        </w:rPr>
-      </w:pPr>
-      <w:r>
-        <w:rPr>
-          <w:lang w:val="pt-BR"/>
-        </w:rPr>
-        <w:t>Bazin, D. (Décio) — Faça fortuna com ações antes que seja tarde.</w:t>
-      </w:r>
+        <w:ind w:firstLine="204"/>
+        <w:rPr>
+          <w:lang w:val="pt-BR"/>
+        </w:rPr>
+      </w:pPr>
     </w:p>
     <w:p>
       <w:pPr>
-        <w:pStyle w:val="ListParagraph"/>
-        <w:numPr>
-          <w:ilvl w:val="0"/>
-          <w:numId w:val="35"/>
-        </w:numPr>
         <w:pBdr>
           <w:top w:val="none" w:sz="4" w:space="0" w:color="000000"/>
           <w:left w:val="none" w:sz="4" w:space="0" w:color="000000"/>
           <w:bottom w:val="none" w:sz="4" w:space="0" w:color="000000"/>
           <w:right w:val="none" w:sz="4" w:space="0" w:color="000000"/>
         </w:pBdr>
-        <w:rPr>
-          <w:lang w:val="pt-BR"/>
-        </w:rPr>
-      </w:pPr>
-      <w:r>
-        <w:rPr>
-          <w:lang w:val="pt-BR"/>
-        </w:rPr>
-        <w:t>Kiyosaki, R. T. — Pai Rico, Pai Pobre.</w:t>
-      </w:r>
+        <w:ind w:firstLine="204"/>
+        <w:rPr>
+          <w:lang w:val="pt-BR"/>
+        </w:rPr>
+      </w:pPr>
     </w:p>
     <w:p>
       <w:pPr>
-        <w:pStyle w:val="ListParagraph"/>
-        <w:numPr>
-          <w:ilvl w:val="0"/>
-          <w:numId w:val="35"/>
-        </w:numPr>
         <w:pBdr>
           <w:top w:val="none" w:sz="4" w:space="0" w:color="000000"/>
           <w:left w:val="none" w:sz="4" w:space="0" w:color="000000"/>
           <w:bottom w:val="none" w:sz="4" w:space="0" w:color="000000"/>
           <w:right w:val="none" w:sz="4" w:space="0" w:color="000000"/>
         </w:pBdr>
-        <w:rPr>
-          <w:lang w:val="pt-BR"/>
-        </w:rPr>
-      </w:pPr>
-      <w:r>
-        <w:rPr>
-          <w:lang w:val="pt-BR"/>
-        </w:rPr>
-        <w:t>Fisher, P. — Ações Comuns, Lucros Extraordinários.</w:t>
-      </w:r>
+        <w:ind w:firstLine="204"/>
+        <w:rPr>
+          <w:lang w:val="pt-BR"/>
+        </w:rPr>
+      </w:pPr>
     </w:p>
     <w:p>
       <w:pPr>
-        <w:pStyle w:val="ListParagraph"/>
-        <w:numPr>
-          <w:ilvl w:val="0"/>
-          <w:numId w:val="35"/>
-        </w:numPr>
         <w:pBdr>
           <w:top w:val="none" w:sz="4" w:space="0" w:color="000000"/>
           <w:left w:val="none" w:sz="4" w:space="0" w:color="000000"/>
@@ -4414,252 +4491,691 @@
           <w:lang w:val="pt-BR"/>
         </w:rPr>
       </w:pPr>
-      <w:r>
-        <w:rPr>
-          <w:lang w:val="pt-BR"/>
-        </w:rPr>
-        <w:t>Clason, G. S. — O Homem Mais Rico da Babilônia.</w:t>
-      </w:r>
     </w:p>
     <w:p>
       <w:pPr>
-        <w:pStyle w:val="ListParagraph"/>
+        <w:pStyle w:val="BodyTextIndent"/>
+        <w:spacing w:line="252" w:lineRule="auto"/>
+        <w:ind w:firstLine="0"/>
+        <w:rPr>
+          <w:color w:val="000000"/>
+          <w:sz w:val="20"/>
+          <w:lang w:val="pt-BR"/>
+        </w:rPr>
+      </w:pPr>
+    </w:p>
+    <w:p>
+      <w:pPr>
+        <w:pStyle w:val="Heading1"/>
+        <w:pageBreakBefore/>
+        <w:rPr>
+          <w:sz w:val="20"/>
+          <w:lang w:val="pt-BR"/>
+        </w:rPr>
+      </w:pPr>
+      <w:r>
+        <w:rPr>
+          <w:lang w:val="pt-BR"/>
+        </w:rPr>
+        <w:lastRenderedPageBreak/>
+        <w:t>Bibliografia</w:t>
+      </w:r>
+    </w:p>
+    <w:p>
+      <w:pPr>
+        <w:ind w:firstLine="204"/>
+        <w:rPr>
+          <w:lang w:val="pt-BR"/>
+        </w:rPr>
+      </w:pPr>
+      <w:r>
+        <w:rPr>
+          <w:lang w:val="pt-BR"/>
+        </w:rPr>
+        <w:t>A fundamentação teórica e técnica do projeto foi embasada em um conjunto de obras e documentações de referência.</w:t>
+      </w:r>
+    </w:p>
+    <w:p>
+      <w:pPr>
+        <w:ind w:firstLine="204"/>
+        <w:rPr>
+          <w:lang w:val="pt-BR"/>
+        </w:rPr>
+      </w:pPr>
+    </w:p>
+    <w:p>
+      <w:pPr>
+        <w:rPr>
+          <w:b/>
+          <w:bCs/>
+          <w:lang w:val="pt-BR"/>
+        </w:rPr>
+      </w:pPr>
+      <w:r>
+        <w:rPr>
+          <w:b/>
+          <w:bCs/>
+          <w:lang w:val="pt-BR"/>
+        </w:rPr>
+        <w:t>Livros de Investimento e Finanças:</w:t>
+      </w:r>
+    </w:p>
+    <w:p>
+      <w:pPr>
+        <w:rPr>
+          <w:b/>
+          <w:bCs/>
+          <w:lang w:val="pt-BR"/>
+        </w:rPr>
+      </w:pPr>
+    </w:p>
+    <w:p>
+      <w:pPr>
+        <w:rPr>
+          <w:lang w:val="pt-BR"/>
+        </w:rPr>
+      </w:pPr>
+      <w:r>
+        <w:rPr>
+          <w:lang w:val="pt-BR"/>
+        </w:rPr>
+        <w:t>A base conceitual para a criação do modelo de scoring foi inspirada em obras clássicas de grandes investidores:</w:t>
+      </w:r>
+    </w:p>
+    <w:p>
+      <w:pPr>
+        <w:rPr>
+          <w:lang w:val="pt-BR"/>
+        </w:rPr>
+      </w:pPr>
+    </w:p>
+    <w:p>
+      <w:pPr>
         <w:numPr>
           <w:ilvl w:val="0"/>
-          <w:numId w:val="35"/>
+          <w:numId w:val="107"/>
         </w:numPr>
-        <w:pBdr>
-          <w:top w:val="none" w:sz="4" w:space="0" w:color="000000"/>
-          <w:left w:val="none" w:sz="4" w:space="0" w:color="000000"/>
-          <w:bottom w:val="none" w:sz="4" w:space="0" w:color="000000"/>
-          <w:right w:val="none" w:sz="4" w:space="0" w:color="000000"/>
-        </w:pBdr>
-        <w:rPr>
-          <w:lang w:val="pt-BR"/>
-        </w:rPr>
-      </w:pPr>
-      <w:r>
-        <w:rPr>
-          <w:lang w:val="pt-BR"/>
-        </w:rPr>
-        <w:t>Trump, D. — A Arte da Negociação (referência citada no README).</w:t>
+        <w:rPr>
+          <w:lang w:val="pt-BR"/>
+        </w:rPr>
+      </w:pPr>
+      <w:r>
+        <w:rPr>
+          <w:lang w:val="pt-BR"/>
+        </w:rPr>
+        <w:t>Barsi, L. - </w:t>
+      </w:r>
+      <w:r>
+        <w:rPr>
+          <w:i/>
+          <w:iCs/>
+          <w:lang w:val="pt-BR"/>
+        </w:rPr>
+        <w:t>O Rei dos Dividendos: A saga do filho de imigrantes pobres que se tornou o maior investidor pessoa física da bolsa de valores brasileira</w:t>
+      </w:r>
+      <w:r>
+        <w:rPr>
+          <w:lang w:val="pt-BR"/>
+        </w:rPr>
+        <w:t>.</w:t>
       </w:r>
     </w:p>
     <w:p>
       <w:pPr>
-        <w:pBdr>
-          <w:top w:val="none" w:sz="4" w:space="0" w:color="000000"/>
-          <w:left w:val="none" w:sz="4" w:space="0" w:color="000000"/>
-          <w:bottom w:val="none" w:sz="4" w:space="0" w:color="000000"/>
-          <w:right w:val="none" w:sz="4" w:space="0" w:color="000000"/>
-        </w:pBdr>
-        <w:rPr>
-          <w:lang w:val="pt-BR"/>
-        </w:rPr>
-      </w:pPr>
-      <w:r>
-        <w:rPr>
-          <w:lang w:val="pt-BR"/>
-        </w:rPr>
-        <w:t>Livros (Oracle / Banco de Dados) — sugestões para fundamentar a parte de banco de dados e engenharia:</w:t>
+        <w:numPr>
+          <w:ilvl w:val="0"/>
+          <w:numId w:val="107"/>
+        </w:numPr>
+        <w:rPr>
+          <w:lang w:val="pt-BR"/>
+        </w:rPr>
+      </w:pPr>
+      <w:r>
+        <w:rPr>
+          <w:lang w:val="pt-BR"/>
+        </w:rPr>
+        <w:t>Bazin, D. (Décio) — </w:t>
+      </w:r>
+      <w:r>
+        <w:rPr>
+          <w:i/>
+          <w:iCs/>
+          <w:lang w:val="pt-BR"/>
+        </w:rPr>
+        <w:t>Faça fortuna com ações antes que seja tarde</w:t>
+      </w:r>
+      <w:r>
+        <w:rPr>
+          <w:lang w:val="pt-BR"/>
+        </w:rPr>
+        <w:t>.</w:t>
       </w:r>
     </w:p>
     <w:p>
       <w:pPr>
-        <w:pStyle w:val="ListParagraph"/>
         <w:numPr>
           <w:ilvl w:val="0"/>
-          <w:numId w:val="36"/>
+          <w:numId w:val="107"/>
         </w:numPr>
-        <w:pBdr>
-          <w:top w:val="none" w:sz="4" w:space="0" w:color="000000"/>
-          <w:left w:val="none" w:sz="4" w:space="0" w:color="000000"/>
-          <w:bottom w:val="none" w:sz="4" w:space="0" w:color="000000"/>
-          <w:right w:val="none" w:sz="4" w:space="0" w:color="000000"/>
-        </w:pBdr>
-        <w:rPr>
-          <w:lang w:val="pt-BR"/>
-        </w:rPr>
-      </w:pPr>
-      <w:r>
-        <w:rPr>
-          <w:lang w:val="pt-BR"/>
-        </w:rPr>
-        <w:t>Loney, K. — Oracle Database 12c: The Complete Reference (ou edições mais recentes equivalentes).</w:t>
+        <w:rPr>
+          <w:lang w:val="pt-BR"/>
+        </w:rPr>
+      </w:pPr>
+      <w:r>
+        <w:rPr>
+          <w:lang w:val="pt-BR"/>
+        </w:rPr>
+        <w:t>Fisher, P. — </w:t>
+      </w:r>
+      <w:r>
+        <w:rPr>
+          <w:i/>
+          <w:iCs/>
+          <w:lang w:val="pt-BR"/>
+        </w:rPr>
+        <w:t>Ações Comuns, Lucros Extraordinários</w:t>
+      </w:r>
+      <w:r>
+        <w:rPr>
+          <w:lang w:val="pt-BR"/>
+        </w:rPr>
+        <w:t>.</w:t>
       </w:r>
     </w:p>
     <w:p>
       <w:pPr>
-        <w:pStyle w:val="ListParagraph"/>
         <w:numPr>
           <w:ilvl w:val="0"/>
-          <w:numId w:val="36"/>
+          <w:numId w:val="107"/>
         </w:numPr>
-        <w:pBdr>
-          <w:top w:val="none" w:sz="4" w:space="0" w:color="000000"/>
-          <w:left w:val="none" w:sz="4" w:space="0" w:color="000000"/>
-          <w:bottom w:val="none" w:sz="4" w:space="0" w:color="000000"/>
-          <w:right w:val="none" w:sz="4" w:space="0" w:color="000000"/>
-        </w:pBdr>
-      </w:pPr>
-      <w:r>
-        <w:t xml:space="preserve">Feuerstein, </w:t>
-      </w:r>
-      <w:proofErr w:type="gramStart"/>
-      <w:r>
-        <w:t>S. —</w:t>
-      </w:r>
-      <w:proofErr w:type="gramEnd"/>
-      <w:r>
-        <w:t xml:space="preserve"> Oracle PL/SQL Programming.</w:t>
+        <w:rPr>
+          <w:lang w:val="pt-BR"/>
+        </w:rPr>
+      </w:pPr>
+      <w:r>
+        <w:rPr>
+          <w:lang w:val="pt-BR"/>
+        </w:rPr>
+        <w:t>Graham, B. — </w:t>
+      </w:r>
+      <w:r>
+        <w:rPr>
+          <w:i/>
+          <w:iCs/>
+          <w:lang w:val="pt-BR"/>
+        </w:rPr>
+        <w:t>O Investidor Inteligente</w:t>
+      </w:r>
+      <w:r>
+        <w:rPr>
+          <w:lang w:val="pt-BR"/>
+        </w:rPr>
+        <w:t>.</w:t>
       </w:r>
     </w:p>
     <w:p>
       <w:pPr>
-        <w:pStyle w:val="ListParagraph"/>
         <w:numPr>
           <w:ilvl w:val="0"/>
-          <w:numId w:val="36"/>
+          <w:numId w:val="107"/>
         </w:numPr>
-        <w:pBdr>
-          <w:top w:val="none" w:sz="4" w:space="0" w:color="000000"/>
-          <w:left w:val="none" w:sz="4" w:space="0" w:color="000000"/>
-          <w:bottom w:val="none" w:sz="4" w:space="0" w:color="000000"/>
-          <w:right w:val="none" w:sz="4" w:space="0" w:color="000000"/>
-        </w:pBdr>
-      </w:pPr>
-      <w:r>
-        <w:t xml:space="preserve">Kyte, </w:t>
-      </w:r>
-      <w:proofErr w:type="gramStart"/>
-      <w:r>
-        <w:t>T. —</w:t>
-      </w:r>
-      <w:proofErr w:type="gramEnd"/>
-      <w:r>
-        <w:t xml:space="preserve"> Expert Oracle Database Architecture.</w:t>
+        <w:rPr>
+          <w:lang w:val="pt-BR"/>
+        </w:rPr>
+      </w:pPr>
+      <w:r>
+        <w:rPr>
+          <w:lang w:val="pt-BR"/>
+        </w:rPr>
+        <w:t>Kiyosaki, R. T. — </w:t>
+      </w:r>
+      <w:r>
+        <w:rPr>
+          <w:i/>
+          <w:iCs/>
+          <w:lang w:val="pt-BR"/>
+        </w:rPr>
+        <w:t>Pai Rico, Pai Pobre</w:t>
+      </w:r>
+      <w:r>
+        <w:rPr>
+          <w:lang w:val="pt-BR"/>
+        </w:rPr>
+        <w:t>.</w:t>
       </w:r>
     </w:p>
     <w:p>
       <w:pPr>
-        <w:pBdr>
-          <w:top w:val="none" w:sz="4" w:space="0" w:color="000000"/>
-          <w:left w:val="none" w:sz="4" w:space="0" w:color="000000"/>
-          <w:bottom w:val="none" w:sz="4" w:space="0" w:color="000000"/>
-          <w:right w:val="none" w:sz="4" w:space="0" w:color="000000"/>
-        </w:pBdr>
-      </w:pPr>
-      <w:proofErr w:type="spellStart"/>
-      <w:r>
-        <w:t>Artigos</w:t>
-      </w:r>
-      <w:proofErr w:type="spellEnd"/>
-      <w:r>
-        <w:t xml:space="preserve"> e </w:t>
-      </w:r>
-      <w:proofErr w:type="spellStart"/>
-      <w:r>
-        <w:t>documentação</w:t>
-      </w:r>
-      <w:proofErr w:type="spellEnd"/>
-      <w:r>
-        <w:t xml:space="preserve"> </w:t>
-      </w:r>
-      <w:proofErr w:type="spellStart"/>
-      <w:r>
-        <w:t>técnica</w:t>
-      </w:r>
-      <w:proofErr w:type="spellEnd"/>
-      <w:r>
-        <w:t>:</w:t>
+        <w:numPr>
+          <w:ilvl w:val="0"/>
+          <w:numId w:val="107"/>
+        </w:numPr>
+        <w:rPr>
+          <w:lang w:val="pt-BR"/>
+        </w:rPr>
+      </w:pPr>
+      <w:r>
+        <w:rPr>
+          <w:lang w:val="pt-BR"/>
+        </w:rPr>
+        <w:t>Lueders, A. &amp; Pora, I. - </w:t>
+      </w:r>
+      <w:r>
+        <w:rPr>
+          <w:i/>
+          <w:iCs/>
+          <w:lang w:val="pt-BR"/>
+        </w:rPr>
+        <w:t>Investindo em Small Caps: um Roteiro Completo Para se Tornar um Investidor de Sucesso</w:t>
+      </w:r>
+      <w:r>
+        <w:rPr>
+          <w:lang w:val="pt-BR"/>
+        </w:rPr>
+        <w:t>.</w:t>
       </w:r>
     </w:p>
     <w:p>
       <w:pPr>
-        <w:pStyle w:val="ListParagraph"/>
+        <w:ind w:left="720"/>
+        <w:rPr>
+          <w:lang w:val="pt-BR"/>
+        </w:rPr>
+      </w:pPr>
+    </w:p>
+    <w:p>
+      <w:pPr>
+        <w:rPr>
+          <w:b/>
+          <w:bCs/>
+          <w:lang w:val="pt-BR"/>
+        </w:rPr>
+      </w:pPr>
+      <w:r>
+        <w:rPr>
+          <w:b/>
+          <w:bCs/>
+          <w:lang w:val="pt-BR"/>
+        </w:rPr>
+        <w:t>Livros de Banco de Dados e Engenharia:</w:t>
+      </w:r>
+    </w:p>
+    <w:p>
+      <w:pPr>
+        <w:rPr>
+          <w:b/>
+          <w:bCs/>
+          <w:lang w:val="pt-BR"/>
+        </w:rPr>
+      </w:pPr>
+    </w:p>
+    <w:p>
+      <w:pPr>
+        <w:rPr>
+          <w:lang w:val="pt-BR"/>
+        </w:rPr>
+      </w:pPr>
+      <w:r>
+        <w:rPr>
+          <w:lang w:val="pt-BR"/>
+        </w:rPr>
+        <w:t>Para o aprofundamento em conceitos de banco de dados e engenharia, foram consultadas as seguintes obras de referência:</w:t>
+      </w:r>
+    </w:p>
+    <w:p>
+      <w:pPr>
+        <w:rPr>
+          <w:lang w:val="pt-BR"/>
+        </w:rPr>
+      </w:pPr>
+    </w:p>
+    <w:p>
+      <w:pPr>
         <w:numPr>
           <w:ilvl w:val="0"/>
-          <w:numId w:val="37"/>
+          <w:numId w:val="108"/>
         </w:numPr>
-        <w:pBdr>
-          <w:top w:val="none" w:sz="4" w:space="0" w:color="000000"/>
-          <w:left w:val="none" w:sz="4" w:space="0" w:color="000000"/>
-          <w:bottom w:val="none" w:sz="4" w:space="0" w:color="000000"/>
-          <w:right w:val="none" w:sz="4" w:space="0" w:color="000000"/>
-        </w:pBdr>
-        <w:rPr>
-          <w:lang w:val="pt-BR"/>
-        </w:rPr>
-      </w:pPr>
-      <w:r>
-        <w:rPr>
-          <w:lang w:val="pt-BR"/>
-        </w:rPr>
-        <w:t>Documentação do Streamlit: https://docs.streamlit.io</w:t>
+        <w:rPr>
+          <w:lang w:val="pt-BR"/>
+        </w:rPr>
+      </w:pPr>
+      <w:r>
+        <w:rPr>
+          <w:lang w:val="pt-BR"/>
+        </w:rPr>
+        <w:t>Nield, T. - </w:t>
+      </w:r>
+      <w:r>
+        <w:rPr>
+          <w:i/>
+          <w:iCs/>
+          <w:lang w:val="pt-BR"/>
+        </w:rPr>
+        <w:t>Introdução à Linguagem SQL</w:t>
+      </w:r>
+      <w:r>
+        <w:rPr>
+          <w:lang w:val="pt-BR"/>
+        </w:rPr>
+        <w:t>.</w:t>
       </w:r>
     </w:p>
     <w:p>
       <w:pPr>
-        <w:pStyle w:val="ListParagraph"/>
         <w:numPr>
           <w:ilvl w:val="0"/>
-          <w:numId w:val="37"/>
+          <w:numId w:val="108"/>
         </w:numPr>
-        <w:pBdr>
-          <w:top w:val="none" w:sz="4" w:space="0" w:color="000000"/>
-          <w:left w:val="none" w:sz="4" w:space="0" w:color="000000"/>
-          <w:bottom w:val="none" w:sz="4" w:space="0" w:color="000000"/>
-          <w:right w:val="none" w:sz="4" w:space="0" w:color="000000"/>
-        </w:pBdr>
-        <w:rPr>
-          <w:lang w:val="pt-BR"/>
-        </w:rPr>
-      </w:pPr>
-      <w:r>
-        <w:rPr>
-          <w:lang w:val="pt-BR"/>
-        </w:rPr>
-        <w:t>pandas e numpy: documentação oficial e guias de boas práticas.</w:t>
+      </w:pPr>
+      <w:r>
+        <w:t xml:space="preserve">Kyte, </w:t>
+      </w:r>
+      <w:proofErr w:type="gramStart"/>
+      <w:r>
+        <w:t>T. —</w:t>
+      </w:r>
+      <w:proofErr w:type="gramEnd"/>
+      <w:r>
+        <w:t> </w:t>
+      </w:r>
+      <w:r>
+        <w:rPr>
+          <w:i/>
+          <w:iCs/>
+        </w:rPr>
+        <w:t>Expert Oracle Database Architecture</w:t>
+      </w:r>
+      <w:r>
+        <w:t>.</w:t>
       </w:r>
     </w:p>
     <w:p>
       <w:pPr>
-        <w:pStyle w:val="ListParagraph"/>
         <w:numPr>
           <w:ilvl w:val="0"/>
-          <w:numId w:val="37"/>
+          <w:numId w:val="108"/>
         </w:numPr>
-        <w:pBdr>
-          <w:top w:val="none" w:sz="4" w:space="0" w:color="000000"/>
-          <w:left w:val="none" w:sz="4" w:space="0" w:color="000000"/>
-          <w:bottom w:val="none" w:sz="4" w:space="0" w:color="000000"/>
-          <w:right w:val="none" w:sz="4" w:space="0" w:color="000000"/>
-        </w:pBdr>
-        <w:rPr>
-          <w:lang w:val="pt-BR"/>
-        </w:rPr>
-      </w:pPr>
-      <w:r>
-        <w:rPr>
-          <w:lang w:val="pt-BR"/>
-        </w:rPr>
-        <w:t>yfinance e bibliotecas de mercado: documentação e exemplos.</w:t>
+        <w:rPr>
+          <w:lang w:val="pt-BR"/>
+        </w:rPr>
+      </w:pPr>
+      <w:r>
+        <w:rPr>
+          <w:lang w:val="pt-BR"/>
+        </w:rPr>
+        <w:t>Knaflic, C. N. - </w:t>
+      </w:r>
+      <w:r>
+        <w:rPr>
+          <w:i/>
+          <w:iCs/>
+          <w:lang w:val="pt-BR"/>
+        </w:rPr>
+        <w:t>Storytelling com Dados: um Guia Sobre Visualização de Dados Para Profissionais de Negócios</w:t>
+      </w:r>
+      <w:r>
+        <w:rPr>
+          <w:lang w:val="pt-BR"/>
+        </w:rPr>
+        <w:t>.</w:t>
       </w:r>
     </w:p>
     <w:p>
       <w:pPr>
+        <w:ind w:left="720"/>
+        <w:rPr>
+          <w:lang w:val="pt-BR"/>
+        </w:rPr>
+      </w:pPr>
+    </w:p>
+    <w:p>
+      <w:pPr>
+        <w:rPr>
+          <w:b/>
+          <w:bCs/>
+          <w:lang w:val="pt-BR"/>
+        </w:rPr>
+      </w:pPr>
+      <w:r>
+        <w:rPr>
+          <w:b/>
+          <w:bCs/>
+          <w:lang w:val="pt-BR"/>
+        </w:rPr>
+        <w:t>Artigos e Documentação Técnica:</w:t>
+      </w:r>
+    </w:p>
+    <w:p>
+      <w:pPr>
+        <w:rPr>
+          <w:b/>
+          <w:bCs/>
+          <w:lang w:val="pt-BR"/>
+        </w:rPr>
+      </w:pPr>
+    </w:p>
+    <w:p>
+      <w:pPr>
+        <w:rPr>
+          <w:lang w:val="pt-BR"/>
+        </w:rPr>
+      </w:pPr>
+      <w:r>
+        <w:rPr>
+          <w:lang w:val="pt-BR"/>
+        </w:rPr>
+        <w:t>A implementação técnica foi suportada pela documentação oficial das principais tecnologias utilizadas no projeto:</w:t>
+      </w:r>
+    </w:p>
+    <w:p>
+      <w:pPr>
+        <w:rPr>
+          <w:lang w:val="pt-BR"/>
+        </w:rPr>
+      </w:pPr>
+    </w:p>
+    <w:p>
+      <w:pPr>
+        <w:numPr>
+          <w:ilvl w:val="0"/>
+          <w:numId w:val="109"/>
+        </w:numPr>
+        <w:rPr>
+          <w:lang w:val="pt-BR"/>
+        </w:rPr>
+      </w:pPr>
+      <w:r>
+        <w:rPr>
+          <w:lang w:val="pt-BR"/>
+        </w:rPr>
+        <w:t>Documentação do DuckDB: </w:t>
+      </w:r>
+      <w:hyperlink r:id="rId21" w:history="1">
+        <w:r>
+          <w:rPr>
+            <w:rStyle w:val="Hyperlink"/>
+            <w:lang w:val="pt-BR"/>
+          </w:rPr>
+          <w:t>https://duckdb.org/docs/</w:t>
+        </w:r>
+      </w:hyperlink>
+    </w:p>
+    <w:p>
+      <w:pPr>
+        <w:numPr>
+          <w:ilvl w:val="0"/>
+          <w:numId w:val="109"/>
+        </w:numPr>
+        <w:rPr>
+          <w:lang w:val="pt-BR"/>
+        </w:rPr>
+      </w:pPr>
+      <w:r>
+        <w:rPr>
+          <w:lang w:val="pt-BR"/>
+        </w:rPr>
+        <w:t>Documentação do pandas: </w:t>
+      </w:r>
+      <w:hyperlink r:id="rId22" w:history="1">
+        <w:r>
+          <w:rPr>
+            <w:rStyle w:val="Hyperlink"/>
+            <w:lang w:val="pt-BR"/>
+          </w:rPr>
+          <w:t>https://pandas.pydata.org/docs/</w:t>
+        </w:r>
+      </w:hyperlink>
+    </w:p>
+    <w:p>
+      <w:pPr>
+        <w:numPr>
+          <w:ilvl w:val="0"/>
+          <w:numId w:val="109"/>
+        </w:numPr>
+        <w:rPr>
+          <w:lang w:val="pt-BR"/>
+        </w:rPr>
+      </w:pPr>
+      <w:r>
+        <w:rPr>
+          <w:lang w:val="pt-BR"/>
+        </w:rPr>
+        <w:t>Documentação do Plotly: </w:t>
+      </w:r>
+      <w:hyperlink r:id="rId23" w:history="1">
+        <w:r>
+          <w:rPr>
+            <w:rStyle w:val="Hyperlink"/>
+            <w:lang w:val="pt-BR"/>
+          </w:rPr>
+          <w:t>https://plotly.com/python/</w:t>
+        </w:r>
+      </w:hyperlink>
+    </w:p>
+    <w:p>
+      <w:pPr>
+        <w:numPr>
+          <w:ilvl w:val="0"/>
+          <w:numId w:val="109"/>
+        </w:numPr>
+        <w:rPr>
+          <w:lang w:val="pt-BR"/>
+        </w:rPr>
+      </w:pPr>
+      <w:r>
+        <w:rPr>
+          <w:lang w:val="pt-BR"/>
+        </w:rPr>
+        <w:t>Documentação do Streamlit: </w:t>
+      </w:r>
+      <w:hyperlink r:id="rId24" w:history="1">
+        <w:r>
+          <w:rPr>
+            <w:rStyle w:val="Hyperlink"/>
+            <w:lang w:val="pt-BR"/>
+          </w:rPr>
+          <w:t>https://docs.streamlit.io</w:t>
+        </w:r>
+      </w:hyperlink>
+    </w:p>
+    <w:p>
+      <w:pPr>
+        <w:numPr>
+          <w:ilvl w:val="0"/>
+          <w:numId w:val="109"/>
+        </w:numPr>
+        <w:rPr>
+          <w:lang w:val="pt-BR"/>
+        </w:rPr>
+      </w:pPr>
+      <w:r>
+        <w:rPr>
+          <w:lang w:val="pt-BR"/>
+        </w:rPr>
+        <w:t>Documentação do yfinance</w:t>
+      </w:r>
+      <w:r>
+        <w:rPr>
+          <w:lang w:val="pt-BR"/>
+        </w:rPr>
+        <w:t xml:space="preserve">: </w:t>
+      </w:r>
+      <w:hyperlink r:id="rId25" w:history="1">
+        <w:r>
+          <w:rPr>
+            <w:rStyle w:val="Hyperlink"/>
+            <w:lang w:val="pt-BR"/>
+          </w:rPr>
+          <w:t>https://pypi.org/project/yfinance/</w:t>
+        </w:r>
+      </w:hyperlink>
+    </w:p>
+    <w:p>
+      <w:pPr>
+        <w:numPr>
+          <w:ilvl w:val="0"/>
+          <w:numId w:val="109"/>
+        </w:numPr>
+        <w:rPr>
+          <w:lang w:val="pt-BR"/>
+        </w:rPr>
+      </w:pPr>
+      <w:r>
+        <w:rPr>
+          <w:lang w:val="pt-BR"/>
+        </w:rPr>
+        <w:t>Napkin.ai: </w:t>
+      </w:r>
+      <w:hyperlink r:id="rId26" w:history="1">
+        <w:r>
+          <w:rPr>
+            <w:rStyle w:val="Hyperlink"/>
+            <w:lang w:val="pt-BR"/>
+          </w:rPr>
+          <w:t>https://www.napkin.ai/</w:t>
+        </w:r>
+      </w:hyperlink>
+    </w:p>
+    <w:p>
+      <w:pPr>
+        <w:numPr>
+          <w:ilvl w:val="0"/>
+          <w:numId w:val="109"/>
+        </w:numPr>
+        <w:rPr>
+          <w:lang w:val="pt-BR"/>
+        </w:rPr>
+      </w:pPr>
+      <w:r>
+        <w:rPr>
+          <w:lang w:val="pt-BR"/>
+        </w:rPr>
+        <w:t>Visual Studio Code: </w:t>
+      </w:r>
+      <w:hyperlink r:id="rId27" w:history="1">
+        <w:r>
+          <w:rPr>
+            <w:rStyle w:val="Hyperlink"/>
+            <w:lang w:val="pt-BR"/>
+          </w:rPr>
+          <w:t>https://code.visualstudio.com/docs</w:t>
+        </w:r>
+      </w:hyperlink>
+    </w:p>
+    <w:p>
+      <w:pPr>
         <w:rPr>
           <w:lang w:val="pt-BR"/>
         </w:rPr>
       </w:pPr>
     </w:p>
     <w:sectPr>
-      <w:headerReference w:type="even" r:id="rId19"/>
-      <w:headerReference w:type="default" r:id="rId20"/>
-      <w:footerReference w:type="even" r:id="rId21"/>
-      <w:footerReference w:type="default" r:id="rId22"/>
-      <w:headerReference w:type="first" r:id="rId23"/>
-      <w:footerReference w:type="first" r:id="rId24"/>
+      <w:headerReference w:type="even" r:id="rId28"/>
+      <w:headerReference w:type="default" r:id="rId29"/>
+      <w:footerReference w:type="even" r:id="rId30"/>
+      <w:footerReference w:type="default" r:id="rId31"/>
+      <w:headerReference w:type="first" r:id="rId32"/>
+      <w:footerReference w:type="first" r:id="rId33"/>
       <w:pgSz w:w="12240" w:h="15840"/>
       <w:pgMar w:top="958" w:right="958" w:bottom="981" w:left="958" w:header="709" w:footer="925" w:gutter="0"/>
       <w:pgNumType w:fmt="none"/>
@@ -5148,7 +5664,7 @@
                       <v:path o:extrusionok="f" gradientshapeok="t" o:connecttype="rect"/>
                       <o:lock v:ext="edit" aspectratio="t"/>
                     </v:shapetype>
-                    <v:shape id="_x0000_i1032" type="#_x0000_t75" style="width:33.65pt;height:38.35pt;visibility:visible;mso-wrap-style:square">
+                    <v:shape id="_x0000_i1034" type="#_x0000_t75" style="width:33.65pt;height:38.35pt;visibility:visible;mso-wrap-style:square">
                       <v:imagedata r:id="rId1" o:title="" croptop="-41f" cropbottom="-41f" cropleft="-47f" cropright="-47f"/>
                     </v:shape>
                   </w:pict>
@@ -7347,6 +7863,155 @@
     </w:lvl>
   </w:abstractNum>
   <w:abstractNum w:abstractNumId="20" w15:restartNumberingAfterBreak="0">
+    <w:nsid w:val="053D16C1"/>
+    <w:multiLevelType w:val="multilevel"/>
+    <w:tmpl w:val="604A6770"/>
+    <w:lvl w:ilvl="0">
+      <w:start w:val="1"/>
+      <w:numFmt w:val="bullet"/>
+      <w:lvlText w:val=""/>
+      <w:lvlJc w:val="left"/>
+      <w:pPr>
+        <w:tabs>
+          <w:tab w:val="num" w:pos="720"/>
+        </w:tabs>
+        <w:ind w:left="720" w:hanging="360"/>
+      </w:pPr>
+      <w:rPr>
+        <w:rFonts w:ascii="Symbol" w:hAnsi="Symbol" w:hint="default"/>
+        <w:sz w:val="20"/>
+      </w:rPr>
+    </w:lvl>
+    <w:lvl w:ilvl="1" w:tentative="1">
+      <w:start w:val="1"/>
+      <w:numFmt w:val="bullet"/>
+      <w:lvlText w:val="o"/>
+      <w:lvlJc w:val="left"/>
+      <w:pPr>
+        <w:tabs>
+          <w:tab w:val="num" w:pos="1440"/>
+        </w:tabs>
+        <w:ind w:left="1440" w:hanging="360"/>
+      </w:pPr>
+      <w:rPr>
+        <w:rFonts w:ascii="Courier New" w:hAnsi="Courier New" w:hint="default"/>
+        <w:sz w:val="20"/>
+      </w:rPr>
+    </w:lvl>
+    <w:lvl w:ilvl="2" w:tentative="1">
+      <w:start w:val="1"/>
+      <w:numFmt w:val="bullet"/>
+      <w:lvlText w:val=""/>
+      <w:lvlJc w:val="left"/>
+      <w:pPr>
+        <w:tabs>
+          <w:tab w:val="num" w:pos="2160"/>
+        </w:tabs>
+        <w:ind w:left="2160" w:hanging="360"/>
+      </w:pPr>
+      <w:rPr>
+        <w:rFonts w:ascii="Wingdings" w:hAnsi="Wingdings" w:hint="default"/>
+        <w:sz w:val="20"/>
+      </w:rPr>
+    </w:lvl>
+    <w:lvl w:ilvl="3" w:tentative="1">
+      <w:start w:val="1"/>
+      <w:numFmt w:val="bullet"/>
+      <w:lvlText w:val=""/>
+      <w:lvlJc w:val="left"/>
+      <w:pPr>
+        <w:tabs>
+          <w:tab w:val="num" w:pos="2880"/>
+        </w:tabs>
+        <w:ind w:left="2880" w:hanging="360"/>
+      </w:pPr>
+      <w:rPr>
+        <w:rFonts w:ascii="Wingdings" w:hAnsi="Wingdings" w:hint="default"/>
+        <w:sz w:val="20"/>
+      </w:rPr>
+    </w:lvl>
+    <w:lvl w:ilvl="4" w:tentative="1">
+      <w:start w:val="1"/>
+      <w:numFmt w:val="bullet"/>
+      <w:lvlText w:val=""/>
+      <w:lvlJc w:val="left"/>
+      <w:pPr>
+        <w:tabs>
+          <w:tab w:val="num" w:pos="3600"/>
+        </w:tabs>
+        <w:ind w:left="3600" w:hanging="360"/>
+      </w:pPr>
+      <w:rPr>
+        <w:rFonts w:ascii="Wingdings" w:hAnsi="Wingdings" w:hint="default"/>
+        <w:sz w:val="20"/>
+      </w:rPr>
+    </w:lvl>
+    <w:lvl w:ilvl="5" w:tentative="1">
+      <w:start w:val="1"/>
+      <w:numFmt w:val="bullet"/>
+      <w:lvlText w:val=""/>
+      <w:lvlJc w:val="left"/>
+      <w:pPr>
+        <w:tabs>
+          <w:tab w:val="num" w:pos="4320"/>
+        </w:tabs>
+        <w:ind w:left="4320" w:hanging="360"/>
+      </w:pPr>
+      <w:rPr>
+        <w:rFonts w:ascii="Wingdings" w:hAnsi="Wingdings" w:hint="default"/>
+        <w:sz w:val="20"/>
+      </w:rPr>
+    </w:lvl>
+    <w:lvl w:ilvl="6" w:tentative="1">
+      <w:start w:val="1"/>
+      <w:numFmt w:val="bullet"/>
+      <w:lvlText w:val=""/>
+      <w:lvlJc w:val="left"/>
+      <w:pPr>
+        <w:tabs>
+          <w:tab w:val="num" w:pos="5040"/>
+        </w:tabs>
+        <w:ind w:left="5040" w:hanging="360"/>
+      </w:pPr>
+      <w:rPr>
+        <w:rFonts w:ascii="Wingdings" w:hAnsi="Wingdings" w:hint="default"/>
+        <w:sz w:val="20"/>
+      </w:rPr>
+    </w:lvl>
+    <w:lvl w:ilvl="7" w:tentative="1">
+      <w:start w:val="1"/>
+      <w:numFmt w:val="bullet"/>
+      <w:lvlText w:val=""/>
+      <w:lvlJc w:val="left"/>
+      <w:pPr>
+        <w:tabs>
+          <w:tab w:val="num" w:pos="5760"/>
+        </w:tabs>
+        <w:ind w:left="5760" w:hanging="360"/>
+      </w:pPr>
+      <w:rPr>
+        <w:rFonts w:ascii="Wingdings" w:hAnsi="Wingdings" w:hint="default"/>
+        <w:sz w:val="20"/>
+      </w:rPr>
+    </w:lvl>
+    <w:lvl w:ilvl="8" w:tentative="1">
+      <w:start w:val="1"/>
+      <w:numFmt w:val="bullet"/>
+      <w:lvlText w:val=""/>
+      <w:lvlJc w:val="left"/>
+      <w:pPr>
+        <w:tabs>
+          <w:tab w:val="num" w:pos="6480"/>
+        </w:tabs>
+        <w:ind w:left="6480" w:hanging="360"/>
+      </w:pPr>
+      <w:rPr>
+        <w:rFonts w:ascii="Wingdings" w:hAnsi="Wingdings" w:hint="default"/>
+        <w:sz w:val="20"/>
+      </w:rPr>
+    </w:lvl>
+  </w:abstractNum>
+  <w:abstractNum w:abstractNumId="21" w15:restartNumberingAfterBreak="0">
     <w:nsid w:val="08C5B53E"/>
     <w:multiLevelType w:val="multilevel"/>
     <w:tmpl w:val="CC989C4A"/>
@@ -7432,7 +8097,7 @@
       </w:pPr>
     </w:lvl>
   </w:abstractNum>
-  <w:abstractNum w:abstractNumId="21" w15:restartNumberingAfterBreak="0">
+  <w:abstractNum w:abstractNumId="22" w15:restartNumberingAfterBreak="0">
     <w:nsid w:val="091F0924"/>
     <w:multiLevelType w:val="multilevel"/>
     <w:tmpl w:val="D32601CE"/>
@@ -7545,7 +8210,7 @@
       </w:pPr>
     </w:lvl>
   </w:abstractNum>
-  <w:abstractNum w:abstractNumId="22" w15:restartNumberingAfterBreak="0">
+  <w:abstractNum w:abstractNumId="23" w15:restartNumberingAfterBreak="0">
     <w:nsid w:val="0AC56545"/>
     <w:multiLevelType w:val="multilevel"/>
     <w:tmpl w:val="B2B6A25A"/>
@@ -7694,7 +8359,156 @@
       </w:rPr>
     </w:lvl>
   </w:abstractNum>
-  <w:abstractNum w:abstractNumId="23" w15:restartNumberingAfterBreak="0">
+  <w:abstractNum w:abstractNumId="24" w15:restartNumberingAfterBreak="0">
+    <w:nsid w:val="0B961856"/>
+    <w:multiLevelType w:val="multilevel"/>
+    <w:tmpl w:val="844A71F0"/>
+    <w:lvl w:ilvl="0">
+      <w:start w:val="1"/>
+      <w:numFmt w:val="bullet"/>
+      <w:lvlText w:val=""/>
+      <w:lvlJc w:val="left"/>
+      <w:pPr>
+        <w:tabs>
+          <w:tab w:val="num" w:pos="720"/>
+        </w:tabs>
+        <w:ind w:left="720" w:hanging="360"/>
+      </w:pPr>
+      <w:rPr>
+        <w:rFonts w:ascii="Symbol" w:hAnsi="Symbol" w:hint="default"/>
+        <w:sz w:val="20"/>
+      </w:rPr>
+    </w:lvl>
+    <w:lvl w:ilvl="1" w:tentative="1">
+      <w:start w:val="1"/>
+      <w:numFmt w:val="bullet"/>
+      <w:lvlText w:val="o"/>
+      <w:lvlJc w:val="left"/>
+      <w:pPr>
+        <w:tabs>
+          <w:tab w:val="num" w:pos="1440"/>
+        </w:tabs>
+        <w:ind w:left="1440" w:hanging="360"/>
+      </w:pPr>
+      <w:rPr>
+        <w:rFonts w:ascii="Courier New" w:hAnsi="Courier New" w:hint="default"/>
+        <w:sz w:val="20"/>
+      </w:rPr>
+    </w:lvl>
+    <w:lvl w:ilvl="2" w:tentative="1">
+      <w:start w:val="1"/>
+      <w:numFmt w:val="bullet"/>
+      <w:lvlText w:val=""/>
+      <w:lvlJc w:val="left"/>
+      <w:pPr>
+        <w:tabs>
+          <w:tab w:val="num" w:pos="2160"/>
+        </w:tabs>
+        <w:ind w:left="2160" w:hanging="360"/>
+      </w:pPr>
+      <w:rPr>
+        <w:rFonts w:ascii="Wingdings" w:hAnsi="Wingdings" w:hint="default"/>
+        <w:sz w:val="20"/>
+      </w:rPr>
+    </w:lvl>
+    <w:lvl w:ilvl="3" w:tentative="1">
+      <w:start w:val="1"/>
+      <w:numFmt w:val="bullet"/>
+      <w:lvlText w:val=""/>
+      <w:lvlJc w:val="left"/>
+      <w:pPr>
+        <w:tabs>
+          <w:tab w:val="num" w:pos="2880"/>
+        </w:tabs>
+        <w:ind w:left="2880" w:hanging="360"/>
+      </w:pPr>
+      <w:rPr>
+        <w:rFonts w:ascii="Wingdings" w:hAnsi="Wingdings" w:hint="default"/>
+        <w:sz w:val="20"/>
+      </w:rPr>
+    </w:lvl>
+    <w:lvl w:ilvl="4" w:tentative="1">
+      <w:start w:val="1"/>
+      <w:numFmt w:val="bullet"/>
+      <w:lvlText w:val=""/>
+      <w:lvlJc w:val="left"/>
+      <w:pPr>
+        <w:tabs>
+          <w:tab w:val="num" w:pos="3600"/>
+        </w:tabs>
+        <w:ind w:left="3600" w:hanging="360"/>
+      </w:pPr>
+      <w:rPr>
+        <w:rFonts w:ascii="Wingdings" w:hAnsi="Wingdings" w:hint="default"/>
+        <w:sz w:val="20"/>
+      </w:rPr>
+    </w:lvl>
+    <w:lvl w:ilvl="5" w:tentative="1">
+      <w:start w:val="1"/>
+      <w:numFmt w:val="bullet"/>
+      <w:lvlText w:val=""/>
+      <w:lvlJc w:val="left"/>
+      <w:pPr>
+        <w:tabs>
+          <w:tab w:val="num" w:pos="4320"/>
+        </w:tabs>
+        <w:ind w:left="4320" w:hanging="360"/>
+      </w:pPr>
+      <w:rPr>
+        <w:rFonts w:ascii="Wingdings" w:hAnsi="Wingdings" w:hint="default"/>
+        <w:sz w:val="20"/>
+      </w:rPr>
+    </w:lvl>
+    <w:lvl w:ilvl="6" w:tentative="1">
+      <w:start w:val="1"/>
+      <w:numFmt w:val="bullet"/>
+      <w:lvlText w:val=""/>
+      <w:lvlJc w:val="left"/>
+      <w:pPr>
+        <w:tabs>
+          <w:tab w:val="num" w:pos="5040"/>
+        </w:tabs>
+        <w:ind w:left="5040" w:hanging="360"/>
+      </w:pPr>
+      <w:rPr>
+        <w:rFonts w:ascii="Wingdings" w:hAnsi="Wingdings" w:hint="default"/>
+        <w:sz w:val="20"/>
+      </w:rPr>
+    </w:lvl>
+    <w:lvl w:ilvl="7" w:tentative="1">
+      <w:start w:val="1"/>
+      <w:numFmt w:val="bullet"/>
+      <w:lvlText w:val=""/>
+      <w:lvlJc w:val="left"/>
+      <w:pPr>
+        <w:tabs>
+          <w:tab w:val="num" w:pos="5760"/>
+        </w:tabs>
+        <w:ind w:left="5760" w:hanging="360"/>
+      </w:pPr>
+      <w:rPr>
+        <w:rFonts w:ascii="Wingdings" w:hAnsi="Wingdings" w:hint="default"/>
+        <w:sz w:val="20"/>
+      </w:rPr>
+    </w:lvl>
+    <w:lvl w:ilvl="8" w:tentative="1">
+      <w:start w:val="1"/>
+      <w:numFmt w:val="bullet"/>
+      <w:lvlText w:val=""/>
+      <w:lvlJc w:val="left"/>
+      <w:pPr>
+        <w:tabs>
+          <w:tab w:val="num" w:pos="6480"/>
+        </w:tabs>
+        <w:ind w:left="6480" w:hanging="360"/>
+      </w:pPr>
+      <w:rPr>
+        <w:rFonts w:ascii="Wingdings" w:hAnsi="Wingdings" w:hint="default"/>
+        <w:sz w:val="20"/>
+      </w:rPr>
+    </w:lvl>
+  </w:abstractNum>
+  <w:abstractNum w:abstractNumId="25" w15:restartNumberingAfterBreak="0">
     <w:nsid w:val="0C048FA5"/>
     <w:multiLevelType w:val="multilevel"/>
     <w:tmpl w:val="73923D36"/>
@@ -7807,7 +8621,7 @@
       </w:rPr>
     </w:lvl>
   </w:abstractNum>
-  <w:abstractNum w:abstractNumId="24" w15:restartNumberingAfterBreak="0">
+  <w:abstractNum w:abstractNumId="26" w15:restartNumberingAfterBreak="0">
     <w:nsid w:val="0E699047"/>
     <w:multiLevelType w:val="multilevel"/>
     <w:tmpl w:val="519681CC"/>
@@ -7920,7 +8734,7 @@
       </w:rPr>
     </w:lvl>
   </w:abstractNum>
-  <w:abstractNum w:abstractNumId="25" w15:restartNumberingAfterBreak="0">
+  <w:abstractNum w:abstractNumId="27" w15:restartNumberingAfterBreak="0">
     <w:nsid w:val="10681D27"/>
     <w:multiLevelType w:val="multilevel"/>
     <w:tmpl w:val="21E494B8"/>
@@ -8069,7 +8883,7 @@
       </w:rPr>
     </w:lvl>
   </w:abstractNum>
-  <w:abstractNum w:abstractNumId="26" w15:restartNumberingAfterBreak="0">
+  <w:abstractNum w:abstractNumId="28" w15:restartNumberingAfterBreak="0">
     <w:nsid w:val="14C61820"/>
     <w:multiLevelType w:val="multilevel"/>
     <w:tmpl w:val="8A569414"/>
@@ -8218,7 +9032,7 @@
       </w:rPr>
     </w:lvl>
   </w:abstractNum>
-  <w:abstractNum w:abstractNumId="27" w15:restartNumberingAfterBreak="0">
+  <w:abstractNum w:abstractNumId="29" w15:restartNumberingAfterBreak="0">
     <w:nsid w:val="16376267"/>
     <w:multiLevelType w:val="multilevel"/>
     <w:tmpl w:val="8AB0E8DA"/>
@@ -8367,7 +9181,7 @@
       </w:rPr>
     </w:lvl>
   </w:abstractNum>
-  <w:abstractNum w:abstractNumId="28" w15:restartNumberingAfterBreak="0">
+  <w:abstractNum w:abstractNumId="30" w15:restartNumberingAfterBreak="0">
     <w:nsid w:val="18F0E7D5"/>
     <w:multiLevelType w:val="multilevel"/>
     <w:tmpl w:val="6AC21D3C"/>
@@ -8480,7 +9294,7 @@
       </w:rPr>
     </w:lvl>
   </w:abstractNum>
-  <w:abstractNum w:abstractNumId="29" w15:restartNumberingAfterBreak="0">
+  <w:abstractNum w:abstractNumId="31" w15:restartNumberingAfterBreak="0">
     <w:nsid w:val="1A162AD7"/>
     <w:multiLevelType w:val="multilevel"/>
     <w:tmpl w:val="71E873E8"/>
@@ -8593,7 +9407,7 @@
       </w:rPr>
     </w:lvl>
   </w:abstractNum>
-  <w:abstractNum w:abstractNumId="30" w15:restartNumberingAfterBreak="0">
+  <w:abstractNum w:abstractNumId="32" w15:restartNumberingAfterBreak="0">
     <w:nsid w:val="1AE36B7E"/>
     <w:multiLevelType w:val="multilevel"/>
     <w:tmpl w:val="D1E0F4CA"/>
@@ -8706,7 +9520,7 @@
       </w:rPr>
     </w:lvl>
   </w:abstractNum>
-  <w:abstractNum w:abstractNumId="31" w15:restartNumberingAfterBreak="0">
+  <w:abstractNum w:abstractNumId="33" w15:restartNumberingAfterBreak="0">
     <w:nsid w:val="1B006428"/>
     <w:multiLevelType w:val="multilevel"/>
     <w:tmpl w:val="413E7364"/>
@@ -8819,7 +9633,7 @@
       </w:rPr>
     </w:lvl>
   </w:abstractNum>
-  <w:abstractNum w:abstractNumId="32" w15:restartNumberingAfterBreak="0">
+  <w:abstractNum w:abstractNumId="34" w15:restartNumberingAfterBreak="0">
     <w:nsid w:val="1B5837C9"/>
     <w:multiLevelType w:val="multilevel"/>
     <w:tmpl w:val="C41E3FA4"/>
@@ -8968,7 +9782,7 @@
       </w:rPr>
     </w:lvl>
   </w:abstractNum>
-  <w:abstractNum w:abstractNumId="33" w15:restartNumberingAfterBreak="0">
+  <w:abstractNum w:abstractNumId="35" w15:restartNumberingAfterBreak="0">
     <w:nsid w:val="1BCB0F85"/>
     <w:multiLevelType w:val="multilevel"/>
     <w:tmpl w:val="178484DA"/>
@@ -9081,7 +9895,7 @@
       </w:rPr>
     </w:lvl>
   </w:abstractNum>
-  <w:abstractNum w:abstractNumId="34" w15:restartNumberingAfterBreak="0">
+  <w:abstractNum w:abstractNumId="36" w15:restartNumberingAfterBreak="0">
     <w:nsid w:val="1C76EE8F"/>
     <w:multiLevelType w:val="multilevel"/>
     <w:tmpl w:val="65224C9E"/>
@@ -9194,7 +10008,7 @@
       </w:rPr>
     </w:lvl>
   </w:abstractNum>
-  <w:abstractNum w:abstractNumId="35" w15:restartNumberingAfterBreak="0">
+  <w:abstractNum w:abstractNumId="37" w15:restartNumberingAfterBreak="0">
     <w:nsid w:val="1D6858F1"/>
     <w:multiLevelType w:val="multilevel"/>
     <w:tmpl w:val="B8A293CE"/>
@@ -9343,7 +10157,7 @@
       </w:rPr>
     </w:lvl>
   </w:abstractNum>
-  <w:abstractNum w:abstractNumId="36" w15:restartNumberingAfterBreak="0">
+  <w:abstractNum w:abstractNumId="38" w15:restartNumberingAfterBreak="0">
     <w:nsid w:val="1D8DDD83"/>
     <w:multiLevelType w:val="multilevel"/>
     <w:tmpl w:val="5EBE2D4A"/>
@@ -9456,7 +10270,7 @@
       </w:rPr>
     </w:lvl>
   </w:abstractNum>
-  <w:abstractNum w:abstractNumId="37" w15:restartNumberingAfterBreak="0">
+  <w:abstractNum w:abstractNumId="39" w15:restartNumberingAfterBreak="0">
     <w:nsid w:val="1E6A0704"/>
     <w:multiLevelType w:val="multilevel"/>
     <w:tmpl w:val="A718BB24"/>
@@ -9605,7 +10419,7 @@
       </w:rPr>
     </w:lvl>
   </w:abstractNum>
-  <w:abstractNum w:abstractNumId="38" w15:restartNumberingAfterBreak="0">
+  <w:abstractNum w:abstractNumId="40" w15:restartNumberingAfterBreak="0">
     <w:nsid w:val="1EC76050"/>
     <w:multiLevelType w:val="multilevel"/>
     <w:tmpl w:val="2D6E2C2C"/>
@@ -9754,7 +10568,7 @@
       </w:rPr>
     </w:lvl>
   </w:abstractNum>
-  <w:abstractNum w:abstractNumId="39" w15:restartNumberingAfterBreak="0">
+  <w:abstractNum w:abstractNumId="41" w15:restartNumberingAfterBreak="0">
     <w:nsid w:val="200BB1FF"/>
     <w:multiLevelType w:val="multilevel"/>
     <w:tmpl w:val="8D0C6C9E"/>
@@ -9867,7 +10681,7 @@
       </w:rPr>
     </w:lvl>
   </w:abstractNum>
-  <w:abstractNum w:abstractNumId="40" w15:restartNumberingAfterBreak="0">
+  <w:abstractNum w:abstractNumId="42" w15:restartNumberingAfterBreak="0">
     <w:nsid w:val="20DD6EA0"/>
     <w:multiLevelType w:val="multilevel"/>
     <w:tmpl w:val="ECCCF9B0"/>
@@ -9980,7 +10794,7 @@
       </w:rPr>
     </w:lvl>
   </w:abstractNum>
-  <w:abstractNum w:abstractNumId="41" w15:restartNumberingAfterBreak="0">
+  <w:abstractNum w:abstractNumId="43" w15:restartNumberingAfterBreak="0">
     <w:nsid w:val="219E766A"/>
     <w:multiLevelType w:val="multilevel"/>
     <w:tmpl w:val="868E8B10"/>
@@ -10093,7 +10907,7 @@
       </w:rPr>
     </w:lvl>
   </w:abstractNum>
-  <w:abstractNum w:abstractNumId="42" w15:restartNumberingAfterBreak="0">
+  <w:abstractNum w:abstractNumId="44" w15:restartNumberingAfterBreak="0">
     <w:nsid w:val="22BAFC71"/>
     <w:multiLevelType w:val="multilevel"/>
     <w:tmpl w:val="F244DD36"/>
@@ -10206,7 +11020,7 @@
       </w:rPr>
     </w:lvl>
   </w:abstractNum>
-  <w:abstractNum w:abstractNumId="43" w15:restartNumberingAfterBreak="0">
+  <w:abstractNum w:abstractNumId="45" w15:restartNumberingAfterBreak="0">
     <w:nsid w:val="24D539D9"/>
     <w:multiLevelType w:val="multilevel"/>
     <w:tmpl w:val="04F6C8B8"/>
@@ -10319,7 +11133,7 @@
       </w:rPr>
     </w:lvl>
   </w:abstractNum>
-  <w:abstractNum w:abstractNumId="44" w15:restartNumberingAfterBreak="0">
+  <w:abstractNum w:abstractNumId="46" w15:restartNumberingAfterBreak="0">
     <w:nsid w:val="278434D5"/>
     <w:multiLevelType w:val="hybridMultilevel"/>
     <w:tmpl w:val="31F263D0"/>
@@ -10432,7 +11246,156 @@
       </w:rPr>
     </w:lvl>
   </w:abstractNum>
-  <w:abstractNum w:abstractNumId="45" w15:restartNumberingAfterBreak="0">
+  <w:abstractNum w:abstractNumId="47" w15:restartNumberingAfterBreak="0">
+    <w:nsid w:val="27C200CF"/>
+    <w:multiLevelType w:val="multilevel"/>
+    <w:tmpl w:val="583E996C"/>
+    <w:lvl w:ilvl="0">
+      <w:start w:val="1"/>
+      <w:numFmt w:val="bullet"/>
+      <w:lvlText w:val=""/>
+      <w:lvlJc w:val="left"/>
+      <w:pPr>
+        <w:tabs>
+          <w:tab w:val="num" w:pos="720"/>
+        </w:tabs>
+        <w:ind w:left="720" w:hanging="360"/>
+      </w:pPr>
+      <w:rPr>
+        <w:rFonts w:ascii="Symbol" w:hAnsi="Symbol" w:hint="default"/>
+        <w:sz w:val="20"/>
+      </w:rPr>
+    </w:lvl>
+    <w:lvl w:ilvl="1" w:tentative="1">
+      <w:start w:val="1"/>
+      <w:numFmt w:val="bullet"/>
+      <w:lvlText w:val="o"/>
+      <w:lvlJc w:val="left"/>
+      <w:pPr>
+        <w:tabs>
+          <w:tab w:val="num" w:pos="1440"/>
+        </w:tabs>
+        <w:ind w:left="1440" w:hanging="360"/>
+      </w:pPr>
+      <w:rPr>
+        <w:rFonts w:ascii="Courier New" w:hAnsi="Courier New" w:hint="default"/>
+        <w:sz w:val="20"/>
+      </w:rPr>
+    </w:lvl>
+    <w:lvl w:ilvl="2" w:tentative="1">
+      <w:start w:val="1"/>
+      <w:numFmt w:val="bullet"/>
+      <w:lvlText w:val=""/>
+      <w:lvlJc w:val="left"/>
+      <w:pPr>
+        <w:tabs>
+          <w:tab w:val="num" w:pos="2160"/>
+        </w:tabs>
+        <w:ind w:left="2160" w:hanging="360"/>
+      </w:pPr>
+      <w:rPr>
+        <w:rFonts w:ascii="Wingdings" w:hAnsi="Wingdings" w:hint="default"/>
+        <w:sz w:val="20"/>
+      </w:rPr>
+    </w:lvl>
+    <w:lvl w:ilvl="3" w:tentative="1">
+      <w:start w:val="1"/>
+      <w:numFmt w:val="bullet"/>
+      <w:lvlText w:val=""/>
+      <w:lvlJc w:val="left"/>
+      <w:pPr>
+        <w:tabs>
+          <w:tab w:val="num" w:pos="2880"/>
+        </w:tabs>
+        <w:ind w:left="2880" w:hanging="360"/>
+      </w:pPr>
+      <w:rPr>
+        <w:rFonts w:ascii="Wingdings" w:hAnsi="Wingdings" w:hint="default"/>
+        <w:sz w:val="20"/>
+      </w:rPr>
+    </w:lvl>
+    <w:lvl w:ilvl="4" w:tentative="1">
+      <w:start w:val="1"/>
+      <w:numFmt w:val="bullet"/>
+      <w:lvlText w:val=""/>
+      <w:lvlJc w:val="left"/>
+      <w:pPr>
+        <w:tabs>
+          <w:tab w:val="num" w:pos="3600"/>
+        </w:tabs>
+        <w:ind w:left="3600" w:hanging="360"/>
+      </w:pPr>
+      <w:rPr>
+        <w:rFonts w:ascii="Wingdings" w:hAnsi="Wingdings" w:hint="default"/>
+        <w:sz w:val="20"/>
+      </w:rPr>
+    </w:lvl>
+    <w:lvl w:ilvl="5" w:tentative="1">
+      <w:start w:val="1"/>
+      <w:numFmt w:val="bullet"/>
+      <w:lvlText w:val=""/>
+      <w:lvlJc w:val="left"/>
+      <w:pPr>
+        <w:tabs>
+          <w:tab w:val="num" w:pos="4320"/>
+        </w:tabs>
+        <w:ind w:left="4320" w:hanging="360"/>
+      </w:pPr>
+      <w:rPr>
+        <w:rFonts w:ascii="Wingdings" w:hAnsi="Wingdings" w:hint="default"/>
+        <w:sz w:val="20"/>
+      </w:rPr>
+    </w:lvl>
+    <w:lvl w:ilvl="6" w:tentative="1">
+      <w:start w:val="1"/>
+      <w:numFmt w:val="bullet"/>
+      <w:lvlText w:val=""/>
+      <w:lvlJc w:val="left"/>
+      <w:pPr>
+        <w:tabs>
+          <w:tab w:val="num" w:pos="5040"/>
+        </w:tabs>
+        <w:ind w:left="5040" w:hanging="360"/>
+      </w:pPr>
+      <w:rPr>
+        <w:rFonts w:ascii="Wingdings" w:hAnsi="Wingdings" w:hint="default"/>
+        <w:sz w:val="20"/>
+      </w:rPr>
+    </w:lvl>
+    <w:lvl w:ilvl="7" w:tentative="1">
+      <w:start w:val="1"/>
+      <w:numFmt w:val="bullet"/>
+      <w:lvlText w:val=""/>
+      <w:lvlJc w:val="left"/>
+      <w:pPr>
+        <w:tabs>
+          <w:tab w:val="num" w:pos="5760"/>
+        </w:tabs>
+        <w:ind w:left="5760" w:hanging="360"/>
+      </w:pPr>
+      <w:rPr>
+        <w:rFonts w:ascii="Wingdings" w:hAnsi="Wingdings" w:hint="default"/>
+        <w:sz w:val="20"/>
+      </w:rPr>
+    </w:lvl>
+    <w:lvl w:ilvl="8" w:tentative="1">
+      <w:start w:val="1"/>
+      <w:numFmt w:val="bullet"/>
+      <w:lvlText w:val=""/>
+      <w:lvlJc w:val="left"/>
+      <w:pPr>
+        <w:tabs>
+          <w:tab w:val="num" w:pos="6480"/>
+        </w:tabs>
+        <w:ind w:left="6480" w:hanging="360"/>
+      </w:pPr>
+      <w:rPr>
+        <w:rFonts w:ascii="Wingdings" w:hAnsi="Wingdings" w:hint="default"/>
+        <w:sz w:val="20"/>
+      </w:rPr>
+    </w:lvl>
+  </w:abstractNum>
+  <w:abstractNum w:abstractNumId="48" w15:restartNumberingAfterBreak="0">
     <w:nsid w:val="2AB178AE"/>
     <w:multiLevelType w:val="multilevel"/>
     <w:tmpl w:val="F51032A4"/>
@@ -10581,7 +11544,7 @@
       </w:rPr>
     </w:lvl>
   </w:abstractNum>
-  <w:abstractNum w:abstractNumId="46" w15:restartNumberingAfterBreak="0">
+  <w:abstractNum w:abstractNumId="49" w15:restartNumberingAfterBreak="0">
     <w:nsid w:val="2AF12AD5"/>
     <w:multiLevelType w:val="multilevel"/>
     <w:tmpl w:val="CDA0ECDC"/>
@@ -10730,7 +11693,7 @@
       </w:rPr>
     </w:lvl>
   </w:abstractNum>
-  <w:abstractNum w:abstractNumId="47" w15:restartNumberingAfterBreak="0">
+  <w:abstractNum w:abstractNumId="50" w15:restartNumberingAfterBreak="0">
     <w:nsid w:val="2BAE6055"/>
     <w:multiLevelType w:val="multilevel"/>
     <w:tmpl w:val="DA3478E8"/>
@@ -10879,7 +11842,7 @@
       </w:rPr>
     </w:lvl>
   </w:abstractNum>
-  <w:abstractNum w:abstractNumId="48" w15:restartNumberingAfterBreak="0">
+  <w:abstractNum w:abstractNumId="51" w15:restartNumberingAfterBreak="0">
     <w:nsid w:val="2CA3375E"/>
     <w:multiLevelType w:val="multilevel"/>
     <w:tmpl w:val="E39C6C36"/>
@@ -10966,7 +11929,7 @@
       </w:pPr>
     </w:lvl>
   </w:abstractNum>
-  <w:abstractNum w:abstractNumId="49" w15:restartNumberingAfterBreak="0">
+  <w:abstractNum w:abstractNumId="52" w15:restartNumberingAfterBreak="0">
     <w:nsid w:val="341F10C6"/>
     <w:multiLevelType w:val="multilevel"/>
     <w:tmpl w:val="E222ED94"/>
@@ -11079,7 +12042,7 @@
       </w:rPr>
     </w:lvl>
   </w:abstractNum>
-  <w:abstractNum w:abstractNumId="50" w15:restartNumberingAfterBreak="0">
+  <w:abstractNum w:abstractNumId="53" w15:restartNumberingAfterBreak="0">
     <w:nsid w:val="344959F9"/>
     <w:multiLevelType w:val="multilevel"/>
     <w:tmpl w:val="5100C184"/>
@@ -11165,7 +12128,7 @@
       </w:pPr>
     </w:lvl>
   </w:abstractNum>
-  <w:abstractNum w:abstractNumId="51" w15:restartNumberingAfterBreak="0">
+  <w:abstractNum w:abstractNumId="54" w15:restartNumberingAfterBreak="0">
     <w:nsid w:val="34AE421C"/>
     <w:multiLevelType w:val="multilevel"/>
     <w:tmpl w:val="E06C4F94"/>
@@ -11314,7 +12277,7 @@
       </w:rPr>
     </w:lvl>
   </w:abstractNum>
-  <w:abstractNum w:abstractNumId="52" w15:restartNumberingAfterBreak="0">
+  <w:abstractNum w:abstractNumId="55" w15:restartNumberingAfterBreak="0">
     <w:nsid w:val="36D704DC"/>
     <w:multiLevelType w:val="multilevel"/>
     <w:tmpl w:val="413E5A1C"/>
@@ -11463,7 +12426,7 @@
       </w:rPr>
     </w:lvl>
   </w:abstractNum>
-  <w:abstractNum w:abstractNumId="53" w15:restartNumberingAfterBreak="0">
+  <w:abstractNum w:abstractNumId="56" w15:restartNumberingAfterBreak="0">
     <w:nsid w:val="3959432A"/>
     <w:multiLevelType w:val="multilevel"/>
     <w:tmpl w:val="AC6676A0"/>
@@ -11612,7 +12575,7 @@
       </w:rPr>
     </w:lvl>
   </w:abstractNum>
-  <w:abstractNum w:abstractNumId="54" w15:restartNumberingAfterBreak="0">
+  <w:abstractNum w:abstractNumId="57" w15:restartNumberingAfterBreak="0">
     <w:nsid w:val="3AFE5BC8"/>
     <w:multiLevelType w:val="multilevel"/>
     <w:tmpl w:val="AC0CF8B4"/>
@@ -11761,7 +12724,7 @@
       </w:rPr>
     </w:lvl>
   </w:abstractNum>
-  <w:abstractNum w:abstractNumId="55" w15:restartNumberingAfterBreak="0">
+  <w:abstractNum w:abstractNumId="58" w15:restartNumberingAfterBreak="0">
     <w:nsid w:val="3CD57C30"/>
     <w:multiLevelType w:val="hybridMultilevel"/>
     <w:tmpl w:val="2AA44DBA"/>
@@ -11874,7 +12837,7 @@
       </w:rPr>
     </w:lvl>
   </w:abstractNum>
-  <w:abstractNum w:abstractNumId="56" w15:restartNumberingAfterBreak="0">
+  <w:abstractNum w:abstractNumId="59" w15:restartNumberingAfterBreak="0">
     <w:nsid w:val="42CF6067"/>
     <w:multiLevelType w:val="multilevel"/>
     <w:tmpl w:val="6EC017EE"/>
@@ -11987,7 +12950,7 @@
       </w:rPr>
     </w:lvl>
   </w:abstractNum>
-  <w:abstractNum w:abstractNumId="57" w15:restartNumberingAfterBreak="0">
+  <w:abstractNum w:abstractNumId="60" w15:restartNumberingAfterBreak="0">
     <w:nsid w:val="473B6770"/>
     <w:multiLevelType w:val="multilevel"/>
     <w:tmpl w:val="ED8CA99C"/>
@@ -12136,7 +13099,7 @@
       </w:rPr>
     </w:lvl>
   </w:abstractNum>
-  <w:abstractNum w:abstractNumId="58" w15:restartNumberingAfterBreak="0">
+  <w:abstractNum w:abstractNumId="61" w15:restartNumberingAfterBreak="0">
     <w:nsid w:val="473F0B9F"/>
     <w:multiLevelType w:val="multilevel"/>
     <w:tmpl w:val="15049C82"/>
@@ -12285,7 +13248,7 @@
       </w:rPr>
     </w:lvl>
   </w:abstractNum>
-  <w:abstractNum w:abstractNumId="59" w15:restartNumberingAfterBreak="0">
+  <w:abstractNum w:abstractNumId="62" w15:restartNumberingAfterBreak="0">
     <w:nsid w:val="4B2466AB"/>
     <w:multiLevelType w:val="multilevel"/>
     <w:tmpl w:val="D4DA3914"/>
@@ -12434,7 +13397,7 @@
       </w:rPr>
     </w:lvl>
   </w:abstractNum>
-  <w:abstractNum w:abstractNumId="60" w15:restartNumberingAfterBreak="0">
+  <w:abstractNum w:abstractNumId="63" w15:restartNumberingAfterBreak="0">
     <w:nsid w:val="4BD76098"/>
     <w:multiLevelType w:val="multilevel"/>
     <w:tmpl w:val="ECD2B61C"/>
@@ -12520,7 +13483,7 @@
       </w:pPr>
     </w:lvl>
   </w:abstractNum>
-  <w:abstractNum w:abstractNumId="61" w15:restartNumberingAfterBreak="0">
+  <w:abstractNum w:abstractNumId="64" w15:restartNumberingAfterBreak="0">
     <w:nsid w:val="4FA7CD35"/>
     <w:multiLevelType w:val="multilevel"/>
     <w:tmpl w:val="70249006"/>
@@ -12633,7 +13596,7 @@
       </w:rPr>
     </w:lvl>
   </w:abstractNum>
-  <w:abstractNum w:abstractNumId="62" w15:restartNumberingAfterBreak="0">
+  <w:abstractNum w:abstractNumId="65" w15:restartNumberingAfterBreak="0">
     <w:nsid w:val="50DC4C8A"/>
     <w:multiLevelType w:val="multilevel"/>
     <w:tmpl w:val="FFD06BCC"/>
@@ -12782,7 +13745,7 @@
       </w:rPr>
     </w:lvl>
   </w:abstractNum>
-  <w:abstractNum w:abstractNumId="63" w15:restartNumberingAfterBreak="0">
+  <w:abstractNum w:abstractNumId="66" w15:restartNumberingAfterBreak="0">
     <w:nsid w:val="50DC6F38"/>
     <w:multiLevelType w:val="multilevel"/>
     <w:tmpl w:val="51B4D78E"/>
@@ -12895,7 +13858,7 @@
       </w:rPr>
     </w:lvl>
   </w:abstractNum>
-  <w:abstractNum w:abstractNumId="64" w15:restartNumberingAfterBreak="0">
+  <w:abstractNum w:abstractNumId="67" w15:restartNumberingAfterBreak="0">
     <w:nsid w:val="51A0EF7A"/>
     <w:multiLevelType w:val="multilevel"/>
     <w:tmpl w:val="E2102D82"/>
@@ -13008,7 +13971,7 @@
       </w:rPr>
     </w:lvl>
   </w:abstractNum>
-  <w:abstractNum w:abstractNumId="65" w15:restartNumberingAfterBreak="0">
+  <w:abstractNum w:abstractNumId="68" w15:restartNumberingAfterBreak="0">
     <w:nsid w:val="552202CE"/>
     <w:multiLevelType w:val="multilevel"/>
     <w:tmpl w:val="28FCC784"/>
@@ -13121,7 +14084,7 @@
       </w:rPr>
     </w:lvl>
   </w:abstractNum>
-  <w:abstractNum w:abstractNumId="66" w15:restartNumberingAfterBreak="0">
+  <w:abstractNum w:abstractNumId="69" w15:restartNumberingAfterBreak="0">
     <w:nsid w:val="55CD6C84"/>
     <w:multiLevelType w:val="multilevel"/>
     <w:tmpl w:val="7722E212"/>
@@ -13234,7 +14197,156 @@
       </w:rPr>
     </w:lvl>
   </w:abstractNum>
-  <w:abstractNum w:abstractNumId="67" w15:restartNumberingAfterBreak="0">
+  <w:abstractNum w:abstractNumId="70" w15:restartNumberingAfterBreak="0">
+    <w:nsid w:val="586E45CF"/>
+    <w:multiLevelType w:val="multilevel"/>
+    <w:tmpl w:val="8E54AE88"/>
+    <w:lvl w:ilvl="0">
+      <w:start w:val="1"/>
+      <w:numFmt w:val="bullet"/>
+      <w:lvlText w:val=""/>
+      <w:lvlJc w:val="left"/>
+      <w:pPr>
+        <w:tabs>
+          <w:tab w:val="num" w:pos="720"/>
+        </w:tabs>
+        <w:ind w:left="720" w:hanging="360"/>
+      </w:pPr>
+      <w:rPr>
+        <w:rFonts w:ascii="Symbol" w:hAnsi="Symbol" w:hint="default"/>
+        <w:sz w:val="20"/>
+      </w:rPr>
+    </w:lvl>
+    <w:lvl w:ilvl="1" w:tentative="1">
+      <w:start w:val="1"/>
+      <w:numFmt w:val="bullet"/>
+      <w:lvlText w:val="o"/>
+      <w:lvlJc w:val="left"/>
+      <w:pPr>
+        <w:tabs>
+          <w:tab w:val="num" w:pos="1440"/>
+        </w:tabs>
+        <w:ind w:left="1440" w:hanging="360"/>
+      </w:pPr>
+      <w:rPr>
+        <w:rFonts w:ascii="Courier New" w:hAnsi="Courier New" w:hint="default"/>
+        <w:sz w:val="20"/>
+      </w:rPr>
+    </w:lvl>
+    <w:lvl w:ilvl="2" w:tentative="1">
+      <w:start w:val="1"/>
+      <w:numFmt w:val="bullet"/>
+      <w:lvlText w:val=""/>
+      <w:lvlJc w:val="left"/>
+      <w:pPr>
+        <w:tabs>
+          <w:tab w:val="num" w:pos="2160"/>
+        </w:tabs>
+        <w:ind w:left="2160" w:hanging="360"/>
+      </w:pPr>
+      <w:rPr>
+        <w:rFonts w:ascii="Wingdings" w:hAnsi="Wingdings" w:hint="default"/>
+        <w:sz w:val="20"/>
+      </w:rPr>
+    </w:lvl>
+    <w:lvl w:ilvl="3" w:tentative="1">
+      <w:start w:val="1"/>
+      <w:numFmt w:val="bullet"/>
+      <w:lvlText w:val=""/>
+      <w:lvlJc w:val="left"/>
+      <w:pPr>
+        <w:tabs>
+          <w:tab w:val="num" w:pos="2880"/>
+        </w:tabs>
+        <w:ind w:left="2880" w:hanging="360"/>
+      </w:pPr>
+      <w:rPr>
+        <w:rFonts w:ascii="Wingdings" w:hAnsi="Wingdings" w:hint="default"/>
+        <w:sz w:val="20"/>
+      </w:rPr>
+    </w:lvl>
+    <w:lvl w:ilvl="4" w:tentative="1">
+      <w:start w:val="1"/>
+      <w:numFmt w:val="bullet"/>
+      <w:lvlText w:val=""/>
+      <w:lvlJc w:val="left"/>
+      <w:pPr>
+        <w:tabs>
+          <w:tab w:val="num" w:pos="3600"/>
+        </w:tabs>
+        <w:ind w:left="3600" w:hanging="360"/>
+      </w:pPr>
+      <w:rPr>
+        <w:rFonts w:ascii="Wingdings" w:hAnsi="Wingdings" w:hint="default"/>
+        <w:sz w:val="20"/>
+      </w:rPr>
+    </w:lvl>
+    <w:lvl w:ilvl="5" w:tentative="1">
+      <w:start w:val="1"/>
+      <w:numFmt w:val="bullet"/>
+      <w:lvlText w:val=""/>
+      <w:lvlJc w:val="left"/>
+      <w:pPr>
+        <w:tabs>
+          <w:tab w:val="num" w:pos="4320"/>
+        </w:tabs>
+        <w:ind w:left="4320" w:hanging="360"/>
+      </w:pPr>
+      <w:rPr>
+        <w:rFonts w:ascii="Wingdings" w:hAnsi="Wingdings" w:hint="default"/>
+        <w:sz w:val="20"/>
+      </w:rPr>
+    </w:lvl>
+    <w:lvl w:ilvl="6" w:tentative="1">
+      <w:start w:val="1"/>
+      <w:numFmt w:val="bullet"/>
+      <w:lvlText w:val=""/>
+      <w:lvlJc w:val="left"/>
+      <w:pPr>
+        <w:tabs>
+          <w:tab w:val="num" w:pos="5040"/>
+        </w:tabs>
+        <w:ind w:left="5040" w:hanging="360"/>
+      </w:pPr>
+      <w:rPr>
+        <w:rFonts w:ascii="Wingdings" w:hAnsi="Wingdings" w:hint="default"/>
+        <w:sz w:val="20"/>
+      </w:rPr>
+    </w:lvl>
+    <w:lvl w:ilvl="7" w:tentative="1">
+      <w:start w:val="1"/>
+      <w:numFmt w:val="bullet"/>
+      <w:lvlText w:val=""/>
+      <w:lvlJc w:val="left"/>
+      <w:pPr>
+        <w:tabs>
+          <w:tab w:val="num" w:pos="5760"/>
+        </w:tabs>
+        <w:ind w:left="5760" w:hanging="360"/>
+      </w:pPr>
+      <w:rPr>
+        <w:rFonts w:ascii="Wingdings" w:hAnsi="Wingdings" w:hint="default"/>
+        <w:sz w:val="20"/>
+      </w:rPr>
+    </w:lvl>
+    <w:lvl w:ilvl="8" w:tentative="1">
+      <w:start w:val="1"/>
+      <w:numFmt w:val="bullet"/>
+      <w:lvlText w:val=""/>
+      <w:lvlJc w:val="left"/>
+      <w:pPr>
+        <w:tabs>
+          <w:tab w:val="num" w:pos="6480"/>
+        </w:tabs>
+        <w:ind w:left="6480" w:hanging="360"/>
+      </w:pPr>
+      <w:rPr>
+        <w:rFonts w:ascii="Wingdings" w:hAnsi="Wingdings" w:hint="default"/>
+        <w:sz w:val="20"/>
+      </w:rPr>
+    </w:lvl>
+  </w:abstractNum>
+  <w:abstractNum w:abstractNumId="71" w15:restartNumberingAfterBreak="0">
     <w:nsid w:val="59AD0751"/>
     <w:multiLevelType w:val="multilevel"/>
     <w:tmpl w:val="DCD6A658"/>
@@ -13383,7 +14495,7 @@
       </w:rPr>
     </w:lvl>
   </w:abstractNum>
-  <w:abstractNum w:abstractNumId="68" w15:restartNumberingAfterBreak="0">
+  <w:abstractNum w:abstractNumId="72" w15:restartNumberingAfterBreak="0">
     <w:nsid w:val="5C258F87"/>
     <w:multiLevelType w:val="multilevel"/>
     <w:tmpl w:val="8FE0FA1A"/>
@@ -13496,7 +14608,7 @@
       </w:rPr>
     </w:lvl>
   </w:abstractNum>
-  <w:abstractNum w:abstractNumId="69" w15:restartNumberingAfterBreak="0">
+  <w:abstractNum w:abstractNumId="73" w15:restartNumberingAfterBreak="0">
     <w:nsid w:val="60EB6E42"/>
     <w:multiLevelType w:val="multilevel"/>
     <w:tmpl w:val="2D16F360"/>
@@ -13645,7 +14757,7 @@
       </w:rPr>
     </w:lvl>
   </w:abstractNum>
-  <w:abstractNum w:abstractNumId="70" w15:restartNumberingAfterBreak="0">
+  <w:abstractNum w:abstractNumId="74" w15:restartNumberingAfterBreak="0">
     <w:nsid w:val="625362F9"/>
     <w:multiLevelType w:val="multilevel"/>
     <w:tmpl w:val="835C08F6"/>
@@ -13794,7 +14906,7 @@
       </w:rPr>
     </w:lvl>
   </w:abstractNum>
-  <w:abstractNum w:abstractNumId="71" w15:restartNumberingAfterBreak="0">
+  <w:abstractNum w:abstractNumId="75" w15:restartNumberingAfterBreak="0">
     <w:nsid w:val="63CA1BA9"/>
     <w:multiLevelType w:val="multilevel"/>
     <w:tmpl w:val="36142540"/>
@@ -13880,7 +14992,7 @@
       </w:pPr>
     </w:lvl>
   </w:abstractNum>
-  <w:abstractNum w:abstractNumId="72" w15:restartNumberingAfterBreak="0">
+  <w:abstractNum w:abstractNumId="76" w15:restartNumberingAfterBreak="0">
     <w:nsid w:val="645BCE3E"/>
     <w:multiLevelType w:val="multilevel"/>
     <w:tmpl w:val="5B764DB8"/>
@@ -13993,7 +15105,7 @@
       </w:rPr>
     </w:lvl>
   </w:abstractNum>
-  <w:abstractNum w:abstractNumId="73" w15:restartNumberingAfterBreak="0">
+  <w:abstractNum w:abstractNumId="77" w15:restartNumberingAfterBreak="0">
     <w:nsid w:val="68146330"/>
     <w:multiLevelType w:val="multilevel"/>
     <w:tmpl w:val="F6C0CC5C"/>
@@ -14106,7 +15218,7 @@
       </w:rPr>
     </w:lvl>
   </w:abstractNum>
-  <w:abstractNum w:abstractNumId="74" w15:restartNumberingAfterBreak="0">
+  <w:abstractNum w:abstractNumId="78" w15:restartNumberingAfterBreak="0">
     <w:nsid w:val="695F404D"/>
     <w:multiLevelType w:val="hybridMultilevel"/>
     <w:tmpl w:val="026ADB0C"/>
@@ -14192,7 +15304,7 @@
       </w:pPr>
     </w:lvl>
   </w:abstractNum>
-  <w:abstractNum w:abstractNumId="75" w15:restartNumberingAfterBreak="0">
+  <w:abstractNum w:abstractNumId="79" w15:restartNumberingAfterBreak="0">
     <w:nsid w:val="6A314C40"/>
     <w:multiLevelType w:val="multilevel"/>
     <w:tmpl w:val="5C1E7AC2"/>
@@ -14305,7 +15417,156 @@
       </w:rPr>
     </w:lvl>
   </w:abstractNum>
-  <w:abstractNum w:abstractNumId="76" w15:restartNumberingAfterBreak="0">
+  <w:abstractNum w:abstractNumId="80" w15:restartNumberingAfterBreak="0">
+    <w:nsid w:val="6D080E37"/>
+    <w:multiLevelType w:val="multilevel"/>
+    <w:tmpl w:val="08C028E4"/>
+    <w:lvl w:ilvl="0">
+      <w:start w:val="1"/>
+      <w:numFmt w:val="bullet"/>
+      <w:lvlText w:val=""/>
+      <w:lvlJc w:val="left"/>
+      <w:pPr>
+        <w:tabs>
+          <w:tab w:val="num" w:pos="720"/>
+        </w:tabs>
+        <w:ind w:left="720" w:hanging="360"/>
+      </w:pPr>
+      <w:rPr>
+        <w:rFonts w:ascii="Symbol" w:hAnsi="Symbol" w:hint="default"/>
+        <w:sz w:val="20"/>
+      </w:rPr>
+    </w:lvl>
+    <w:lvl w:ilvl="1" w:tentative="1">
+      <w:start w:val="1"/>
+      <w:numFmt w:val="bullet"/>
+      <w:lvlText w:val="o"/>
+      <w:lvlJc w:val="left"/>
+      <w:pPr>
+        <w:tabs>
+          <w:tab w:val="num" w:pos="1440"/>
+        </w:tabs>
+        <w:ind w:left="1440" w:hanging="360"/>
+      </w:pPr>
+      <w:rPr>
+        <w:rFonts w:ascii="Courier New" w:hAnsi="Courier New" w:hint="default"/>
+        <w:sz w:val="20"/>
+      </w:rPr>
+    </w:lvl>
+    <w:lvl w:ilvl="2" w:tentative="1">
+      <w:start w:val="1"/>
+      <w:numFmt w:val="bullet"/>
+      <w:lvlText w:val=""/>
+      <w:lvlJc w:val="left"/>
+      <w:pPr>
+        <w:tabs>
+          <w:tab w:val="num" w:pos="2160"/>
+        </w:tabs>
+        <w:ind w:left="2160" w:hanging="360"/>
+      </w:pPr>
+      <w:rPr>
+        <w:rFonts w:ascii="Wingdings" w:hAnsi="Wingdings" w:hint="default"/>
+        <w:sz w:val="20"/>
+      </w:rPr>
+    </w:lvl>
+    <w:lvl w:ilvl="3" w:tentative="1">
+      <w:start w:val="1"/>
+      <w:numFmt w:val="bullet"/>
+      <w:lvlText w:val=""/>
+      <w:lvlJc w:val="left"/>
+      <w:pPr>
+        <w:tabs>
+          <w:tab w:val="num" w:pos="2880"/>
+        </w:tabs>
+        <w:ind w:left="2880" w:hanging="360"/>
+      </w:pPr>
+      <w:rPr>
+        <w:rFonts w:ascii="Wingdings" w:hAnsi="Wingdings" w:hint="default"/>
+        <w:sz w:val="20"/>
+      </w:rPr>
+    </w:lvl>
+    <w:lvl w:ilvl="4" w:tentative="1">
+      <w:start w:val="1"/>
+      <w:numFmt w:val="bullet"/>
+      <w:lvlText w:val=""/>
+      <w:lvlJc w:val="left"/>
+      <w:pPr>
+        <w:tabs>
+          <w:tab w:val="num" w:pos="3600"/>
+        </w:tabs>
+        <w:ind w:left="3600" w:hanging="360"/>
+      </w:pPr>
+      <w:rPr>
+        <w:rFonts w:ascii="Wingdings" w:hAnsi="Wingdings" w:hint="default"/>
+        <w:sz w:val="20"/>
+      </w:rPr>
+    </w:lvl>
+    <w:lvl w:ilvl="5" w:tentative="1">
+      <w:start w:val="1"/>
+      <w:numFmt w:val="bullet"/>
+      <w:lvlText w:val=""/>
+      <w:lvlJc w:val="left"/>
+      <w:pPr>
+        <w:tabs>
+          <w:tab w:val="num" w:pos="4320"/>
+        </w:tabs>
+        <w:ind w:left="4320" w:hanging="360"/>
+      </w:pPr>
+      <w:rPr>
+        <w:rFonts w:ascii="Wingdings" w:hAnsi="Wingdings" w:hint="default"/>
+        <w:sz w:val="20"/>
+      </w:rPr>
+    </w:lvl>
+    <w:lvl w:ilvl="6" w:tentative="1">
+      <w:start w:val="1"/>
+      <w:numFmt w:val="bullet"/>
+      <w:lvlText w:val=""/>
+      <w:lvlJc w:val="left"/>
+      <w:pPr>
+        <w:tabs>
+          <w:tab w:val="num" w:pos="5040"/>
+        </w:tabs>
+        <w:ind w:left="5040" w:hanging="360"/>
+      </w:pPr>
+      <w:rPr>
+        <w:rFonts w:ascii="Wingdings" w:hAnsi="Wingdings" w:hint="default"/>
+        <w:sz w:val="20"/>
+      </w:rPr>
+    </w:lvl>
+    <w:lvl w:ilvl="7" w:tentative="1">
+      <w:start w:val="1"/>
+      <w:numFmt w:val="bullet"/>
+      <w:lvlText w:val=""/>
+      <w:lvlJc w:val="left"/>
+      <w:pPr>
+        <w:tabs>
+          <w:tab w:val="num" w:pos="5760"/>
+        </w:tabs>
+        <w:ind w:left="5760" w:hanging="360"/>
+      </w:pPr>
+      <w:rPr>
+        <w:rFonts w:ascii="Wingdings" w:hAnsi="Wingdings" w:hint="default"/>
+        <w:sz w:val="20"/>
+      </w:rPr>
+    </w:lvl>
+    <w:lvl w:ilvl="8" w:tentative="1">
+      <w:start w:val="1"/>
+      <w:numFmt w:val="bullet"/>
+      <w:lvlText w:val=""/>
+      <w:lvlJc w:val="left"/>
+      <w:pPr>
+        <w:tabs>
+          <w:tab w:val="num" w:pos="6480"/>
+        </w:tabs>
+        <w:ind w:left="6480" w:hanging="360"/>
+      </w:pPr>
+      <w:rPr>
+        <w:rFonts w:ascii="Wingdings" w:hAnsi="Wingdings" w:hint="default"/>
+        <w:sz w:val="20"/>
+      </w:rPr>
+    </w:lvl>
+  </w:abstractNum>
+  <w:abstractNum w:abstractNumId="81" w15:restartNumberingAfterBreak="0">
     <w:nsid w:val="70BD70E7"/>
     <w:multiLevelType w:val="multilevel"/>
     <w:tmpl w:val="DDB2A4BA"/>
@@ -14418,7 +15679,7 @@
       </w:rPr>
     </w:lvl>
   </w:abstractNum>
-  <w:abstractNum w:abstractNumId="77" w15:restartNumberingAfterBreak="0">
+  <w:abstractNum w:abstractNumId="82" w15:restartNumberingAfterBreak="0">
     <w:nsid w:val="724E6825"/>
     <w:multiLevelType w:val="multilevel"/>
     <w:tmpl w:val="1C9E3D6A"/>
@@ -14567,7 +15828,7 @@
       </w:rPr>
     </w:lvl>
   </w:abstractNum>
-  <w:abstractNum w:abstractNumId="78" w15:restartNumberingAfterBreak="0">
+  <w:abstractNum w:abstractNumId="83" w15:restartNumberingAfterBreak="0">
     <w:nsid w:val="73334696"/>
     <w:multiLevelType w:val="multilevel"/>
     <w:tmpl w:val="1A4C4ECE"/>
@@ -14680,7 +15941,7 @@
       </w:rPr>
     </w:lvl>
   </w:abstractNum>
-  <w:abstractNum w:abstractNumId="79" w15:restartNumberingAfterBreak="0">
+  <w:abstractNum w:abstractNumId="84" w15:restartNumberingAfterBreak="0">
     <w:nsid w:val="73EA4EC7"/>
     <w:multiLevelType w:val="multilevel"/>
     <w:tmpl w:val="227402C2"/>
@@ -14793,7 +16054,7 @@
       </w:rPr>
     </w:lvl>
   </w:abstractNum>
-  <w:abstractNum w:abstractNumId="80" w15:restartNumberingAfterBreak="0">
+  <w:abstractNum w:abstractNumId="85" w15:restartNumberingAfterBreak="0">
     <w:nsid w:val="73F8B39F"/>
     <w:multiLevelType w:val="multilevel"/>
     <w:tmpl w:val="C972D340"/>
@@ -14906,7 +16167,156 @@
       </w:rPr>
     </w:lvl>
   </w:abstractNum>
-  <w:abstractNum w:abstractNumId="81" w15:restartNumberingAfterBreak="0">
+  <w:abstractNum w:abstractNumId="86" w15:restartNumberingAfterBreak="0">
+    <w:nsid w:val="75F93081"/>
+    <w:multiLevelType w:val="multilevel"/>
+    <w:tmpl w:val="EA00AC3E"/>
+    <w:lvl w:ilvl="0">
+      <w:start w:val="1"/>
+      <w:numFmt w:val="bullet"/>
+      <w:lvlText w:val=""/>
+      <w:lvlJc w:val="left"/>
+      <w:pPr>
+        <w:tabs>
+          <w:tab w:val="num" w:pos="720"/>
+        </w:tabs>
+        <w:ind w:left="720" w:hanging="360"/>
+      </w:pPr>
+      <w:rPr>
+        <w:rFonts w:ascii="Symbol" w:hAnsi="Symbol" w:hint="default"/>
+        <w:sz w:val="20"/>
+      </w:rPr>
+    </w:lvl>
+    <w:lvl w:ilvl="1" w:tentative="1">
+      <w:start w:val="1"/>
+      <w:numFmt w:val="bullet"/>
+      <w:lvlText w:val="o"/>
+      <w:lvlJc w:val="left"/>
+      <w:pPr>
+        <w:tabs>
+          <w:tab w:val="num" w:pos="1440"/>
+        </w:tabs>
+        <w:ind w:left="1440" w:hanging="360"/>
+      </w:pPr>
+      <w:rPr>
+        <w:rFonts w:ascii="Courier New" w:hAnsi="Courier New" w:hint="default"/>
+        <w:sz w:val="20"/>
+      </w:rPr>
+    </w:lvl>
+    <w:lvl w:ilvl="2" w:tentative="1">
+      <w:start w:val="1"/>
+      <w:numFmt w:val="bullet"/>
+      <w:lvlText w:val=""/>
+      <w:lvlJc w:val="left"/>
+      <w:pPr>
+        <w:tabs>
+          <w:tab w:val="num" w:pos="2160"/>
+        </w:tabs>
+        <w:ind w:left="2160" w:hanging="360"/>
+      </w:pPr>
+      <w:rPr>
+        <w:rFonts w:ascii="Wingdings" w:hAnsi="Wingdings" w:hint="default"/>
+        <w:sz w:val="20"/>
+      </w:rPr>
+    </w:lvl>
+    <w:lvl w:ilvl="3" w:tentative="1">
+      <w:start w:val="1"/>
+      <w:numFmt w:val="bullet"/>
+      <w:lvlText w:val=""/>
+      <w:lvlJc w:val="left"/>
+      <w:pPr>
+        <w:tabs>
+          <w:tab w:val="num" w:pos="2880"/>
+        </w:tabs>
+        <w:ind w:left="2880" w:hanging="360"/>
+      </w:pPr>
+      <w:rPr>
+        <w:rFonts w:ascii="Wingdings" w:hAnsi="Wingdings" w:hint="default"/>
+        <w:sz w:val="20"/>
+      </w:rPr>
+    </w:lvl>
+    <w:lvl w:ilvl="4" w:tentative="1">
+      <w:start w:val="1"/>
+      <w:numFmt w:val="bullet"/>
+      <w:lvlText w:val=""/>
+      <w:lvlJc w:val="left"/>
+      <w:pPr>
+        <w:tabs>
+          <w:tab w:val="num" w:pos="3600"/>
+        </w:tabs>
+        <w:ind w:left="3600" w:hanging="360"/>
+      </w:pPr>
+      <w:rPr>
+        <w:rFonts w:ascii="Wingdings" w:hAnsi="Wingdings" w:hint="default"/>
+        <w:sz w:val="20"/>
+      </w:rPr>
+    </w:lvl>
+    <w:lvl w:ilvl="5" w:tentative="1">
+      <w:start w:val="1"/>
+      <w:numFmt w:val="bullet"/>
+      <w:lvlText w:val=""/>
+      <w:lvlJc w:val="left"/>
+      <w:pPr>
+        <w:tabs>
+          <w:tab w:val="num" w:pos="4320"/>
+        </w:tabs>
+        <w:ind w:left="4320" w:hanging="360"/>
+      </w:pPr>
+      <w:rPr>
+        <w:rFonts w:ascii="Wingdings" w:hAnsi="Wingdings" w:hint="default"/>
+        <w:sz w:val="20"/>
+      </w:rPr>
+    </w:lvl>
+    <w:lvl w:ilvl="6" w:tentative="1">
+      <w:start w:val="1"/>
+      <w:numFmt w:val="bullet"/>
+      <w:lvlText w:val=""/>
+      <w:lvlJc w:val="left"/>
+      <w:pPr>
+        <w:tabs>
+          <w:tab w:val="num" w:pos="5040"/>
+        </w:tabs>
+        <w:ind w:left="5040" w:hanging="360"/>
+      </w:pPr>
+      <w:rPr>
+        <w:rFonts w:ascii="Wingdings" w:hAnsi="Wingdings" w:hint="default"/>
+        <w:sz w:val="20"/>
+      </w:rPr>
+    </w:lvl>
+    <w:lvl w:ilvl="7" w:tentative="1">
+      <w:start w:val="1"/>
+      <w:numFmt w:val="bullet"/>
+      <w:lvlText w:val=""/>
+      <w:lvlJc w:val="left"/>
+      <w:pPr>
+        <w:tabs>
+          <w:tab w:val="num" w:pos="5760"/>
+        </w:tabs>
+        <w:ind w:left="5760" w:hanging="360"/>
+      </w:pPr>
+      <w:rPr>
+        <w:rFonts w:ascii="Wingdings" w:hAnsi="Wingdings" w:hint="default"/>
+        <w:sz w:val="20"/>
+      </w:rPr>
+    </w:lvl>
+    <w:lvl w:ilvl="8" w:tentative="1">
+      <w:start w:val="1"/>
+      <w:numFmt w:val="bullet"/>
+      <w:lvlText w:val=""/>
+      <w:lvlJc w:val="left"/>
+      <w:pPr>
+        <w:tabs>
+          <w:tab w:val="num" w:pos="6480"/>
+        </w:tabs>
+        <w:ind w:left="6480" w:hanging="360"/>
+      </w:pPr>
+      <w:rPr>
+        <w:rFonts w:ascii="Wingdings" w:hAnsi="Wingdings" w:hint="default"/>
+        <w:sz w:val="20"/>
+      </w:rPr>
+    </w:lvl>
+  </w:abstractNum>
+  <w:abstractNum w:abstractNumId="87" w15:restartNumberingAfterBreak="0">
     <w:nsid w:val="763F1854"/>
     <w:multiLevelType w:val="multilevel"/>
     <w:tmpl w:val="FD7E9984"/>
@@ -15055,7 +16465,7 @@
       </w:rPr>
     </w:lvl>
   </w:abstractNum>
-  <w:abstractNum w:abstractNumId="82" w15:restartNumberingAfterBreak="0">
+  <w:abstractNum w:abstractNumId="88" w15:restartNumberingAfterBreak="0">
     <w:nsid w:val="76624F53"/>
     <w:multiLevelType w:val="multilevel"/>
     <w:tmpl w:val="BAFE19B4"/>
@@ -15204,7 +16614,7 @@
       </w:rPr>
     </w:lvl>
   </w:abstractNum>
-  <w:abstractNum w:abstractNumId="83" w15:restartNumberingAfterBreak="0">
+  <w:abstractNum w:abstractNumId="89" w15:restartNumberingAfterBreak="0">
     <w:nsid w:val="778A70AB"/>
     <w:multiLevelType w:val="multilevel"/>
     <w:tmpl w:val="C5CE2C22"/>
@@ -15317,7 +16727,7 @@
       </w:rPr>
     </w:lvl>
   </w:abstractNum>
-  <w:abstractNum w:abstractNumId="84" w15:restartNumberingAfterBreak="0">
+  <w:abstractNum w:abstractNumId="90" w15:restartNumberingAfterBreak="0">
     <w:nsid w:val="77997042"/>
     <w:multiLevelType w:val="multilevel"/>
     <w:tmpl w:val="6A5A672A"/>
@@ -15435,7 +16845,156 @@
       </w:pPr>
     </w:lvl>
   </w:abstractNum>
-  <w:abstractNum w:abstractNumId="85" w15:restartNumberingAfterBreak="0">
+  <w:abstractNum w:abstractNumId="91" w15:restartNumberingAfterBreak="0">
+    <w:nsid w:val="779F6572"/>
+    <w:multiLevelType w:val="multilevel"/>
+    <w:tmpl w:val="4AAC0FB6"/>
+    <w:lvl w:ilvl="0">
+      <w:start w:val="1"/>
+      <w:numFmt w:val="bullet"/>
+      <w:lvlText w:val=""/>
+      <w:lvlJc w:val="left"/>
+      <w:pPr>
+        <w:tabs>
+          <w:tab w:val="num" w:pos="720"/>
+        </w:tabs>
+        <w:ind w:left="720" w:hanging="360"/>
+      </w:pPr>
+      <w:rPr>
+        <w:rFonts w:ascii="Symbol" w:hAnsi="Symbol" w:hint="default"/>
+        <w:sz w:val="20"/>
+      </w:rPr>
+    </w:lvl>
+    <w:lvl w:ilvl="1" w:tentative="1">
+      <w:start w:val="1"/>
+      <w:numFmt w:val="bullet"/>
+      <w:lvlText w:val="o"/>
+      <w:lvlJc w:val="left"/>
+      <w:pPr>
+        <w:tabs>
+          <w:tab w:val="num" w:pos="1440"/>
+        </w:tabs>
+        <w:ind w:left="1440" w:hanging="360"/>
+      </w:pPr>
+      <w:rPr>
+        <w:rFonts w:ascii="Courier New" w:hAnsi="Courier New" w:hint="default"/>
+        <w:sz w:val="20"/>
+      </w:rPr>
+    </w:lvl>
+    <w:lvl w:ilvl="2" w:tentative="1">
+      <w:start w:val="1"/>
+      <w:numFmt w:val="bullet"/>
+      <w:lvlText w:val=""/>
+      <w:lvlJc w:val="left"/>
+      <w:pPr>
+        <w:tabs>
+          <w:tab w:val="num" w:pos="2160"/>
+        </w:tabs>
+        <w:ind w:left="2160" w:hanging="360"/>
+      </w:pPr>
+      <w:rPr>
+        <w:rFonts w:ascii="Wingdings" w:hAnsi="Wingdings" w:hint="default"/>
+        <w:sz w:val="20"/>
+      </w:rPr>
+    </w:lvl>
+    <w:lvl w:ilvl="3" w:tentative="1">
+      <w:start w:val="1"/>
+      <w:numFmt w:val="bullet"/>
+      <w:lvlText w:val=""/>
+      <w:lvlJc w:val="left"/>
+      <w:pPr>
+        <w:tabs>
+          <w:tab w:val="num" w:pos="2880"/>
+        </w:tabs>
+        <w:ind w:left="2880" w:hanging="360"/>
+      </w:pPr>
+      <w:rPr>
+        <w:rFonts w:ascii="Wingdings" w:hAnsi="Wingdings" w:hint="default"/>
+        <w:sz w:val="20"/>
+      </w:rPr>
+    </w:lvl>
+    <w:lvl w:ilvl="4" w:tentative="1">
+      <w:start w:val="1"/>
+      <w:numFmt w:val="bullet"/>
+      <w:lvlText w:val=""/>
+      <w:lvlJc w:val="left"/>
+      <w:pPr>
+        <w:tabs>
+          <w:tab w:val="num" w:pos="3600"/>
+        </w:tabs>
+        <w:ind w:left="3600" w:hanging="360"/>
+      </w:pPr>
+      <w:rPr>
+        <w:rFonts w:ascii="Wingdings" w:hAnsi="Wingdings" w:hint="default"/>
+        <w:sz w:val="20"/>
+      </w:rPr>
+    </w:lvl>
+    <w:lvl w:ilvl="5" w:tentative="1">
+      <w:start w:val="1"/>
+      <w:numFmt w:val="bullet"/>
+      <w:lvlText w:val=""/>
+      <w:lvlJc w:val="left"/>
+      <w:pPr>
+        <w:tabs>
+          <w:tab w:val="num" w:pos="4320"/>
+        </w:tabs>
+        <w:ind w:left="4320" w:hanging="360"/>
+      </w:pPr>
+      <w:rPr>
+        <w:rFonts w:ascii="Wingdings" w:hAnsi="Wingdings" w:hint="default"/>
+        <w:sz w:val="20"/>
+      </w:rPr>
+    </w:lvl>
+    <w:lvl w:ilvl="6" w:tentative="1">
+      <w:start w:val="1"/>
+      <w:numFmt w:val="bullet"/>
+      <w:lvlText w:val=""/>
+      <w:lvlJc w:val="left"/>
+      <w:pPr>
+        <w:tabs>
+          <w:tab w:val="num" w:pos="5040"/>
+        </w:tabs>
+        <w:ind w:left="5040" w:hanging="360"/>
+      </w:pPr>
+      <w:rPr>
+        <w:rFonts w:ascii="Wingdings" w:hAnsi="Wingdings" w:hint="default"/>
+        <w:sz w:val="20"/>
+      </w:rPr>
+    </w:lvl>
+    <w:lvl w:ilvl="7" w:tentative="1">
+      <w:start w:val="1"/>
+      <w:numFmt w:val="bullet"/>
+      <w:lvlText w:val=""/>
+      <w:lvlJc w:val="left"/>
+      <w:pPr>
+        <w:tabs>
+          <w:tab w:val="num" w:pos="5760"/>
+        </w:tabs>
+        <w:ind w:left="5760" w:hanging="360"/>
+      </w:pPr>
+      <w:rPr>
+        <w:rFonts w:ascii="Wingdings" w:hAnsi="Wingdings" w:hint="default"/>
+        <w:sz w:val="20"/>
+      </w:rPr>
+    </w:lvl>
+    <w:lvl w:ilvl="8" w:tentative="1">
+      <w:start w:val="1"/>
+      <w:numFmt w:val="bullet"/>
+      <w:lvlText w:val=""/>
+      <w:lvlJc w:val="left"/>
+      <w:pPr>
+        <w:tabs>
+          <w:tab w:val="num" w:pos="6480"/>
+        </w:tabs>
+        <w:ind w:left="6480" w:hanging="360"/>
+      </w:pPr>
+      <w:rPr>
+        <w:rFonts w:ascii="Wingdings" w:hAnsi="Wingdings" w:hint="default"/>
+        <w:sz w:val="20"/>
+      </w:rPr>
+    </w:lvl>
+  </w:abstractNum>
+  <w:abstractNum w:abstractNumId="92" w15:restartNumberingAfterBreak="0">
     <w:nsid w:val="77AD169C"/>
     <w:multiLevelType w:val="multilevel"/>
     <w:tmpl w:val="D074808E"/>
@@ -15548,7 +17107,7 @@
       </w:rPr>
     </w:lvl>
   </w:abstractNum>
-  <w:abstractNum w:abstractNumId="86" w15:restartNumberingAfterBreak="0">
+  <w:abstractNum w:abstractNumId="93" w15:restartNumberingAfterBreak="0">
     <w:nsid w:val="78F2613E"/>
     <w:multiLevelType w:val="multilevel"/>
     <w:tmpl w:val="D8AA70D6"/>
@@ -15661,7 +17220,7 @@
       </w:rPr>
     </w:lvl>
   </w:abstractNum>
-  <w:abstractNum w:abstractNumId="87" w15:restartNumberingAfterBreak="0">
+  <w:abstractNum w:abstractNumId="94" w15:restartNumberingAfterBreak="0">
     <w:nsid w:val="7F2FC6EE"/>
     <w:multiLevelType w:val="multilevel"/>
     <w:tmpl w:val="C762B06E"/>
@@ -15814,19 +17373,19 @@
     <w:abstractNumId w:val="12"/>
   </w:num>
   <w:num w:numId="14" w16cid:durableId="529221570">
-    <w:abstractNumId w:val="76"/>
+    <w:abstractNumId w:val="81"/>
   </w:num>
   <w:num w:numId="15" w16cid:durableId="1142385339">
-    <w:abstractNumId w:val="65"/>
+    <w:abstractNumId w:val="68"/>
   </w:num>
   <w:num w:numId="16" w16cid:durableId="722600668">
-    <w:abstractNumId w:val="30"/>
+    <w:abstractNumId w:val="32"/>
   </w:num>
   <w:num w:numId="17" w16cid:durableId="1785421879">
-    <w:abstractNumId w:val="66"/>
+    <w:abstractNumId w:val="69"/>
   </w:num>
   <w:num w:numId="18" w16cid:durableId="1580675634">
-    <w:abstractNumId w:val="80"/>
+    <w:abstractNumId w:val="85"/>
   </w:num>
   <w:num w:numId="19" w16cid:durableId="199437134">
     <w:abstractNumId w:val="10"/>
@@ -15835,34 +17394,34 @@
     <w:abstractNumId w:val="11"/>
   </w:num>
   <w:num w:numId="21" w16cid:durableId="123500261">
+    <w:abstractNumId w:val="84"/>
+  </w:num>
+  <w:num w:numId="22" w16cid:durableId="997921216">
+    <w:abstractNumId w:val="76"/>
+  </w:num>
+  <w:num w:numId="23" w16cid:durableId="625698855">
+    <w:abstractNumId w:val="21"/>
+  </w:num>
+  <w:num w:numId="24" w16cid:durableId="945649585">
+    <w:abstractNumId w:val="67"/>
+  </w:num>
+  <w:num w:numId="25" w16cid:durableId="1650859603">
+    <w:abstractNumId w:val="35"/>
+  </w:num>
+  <w:num w:numId="26" w16cid:durableId="1007559445">
     <w:abstractNumId w:val="79"/>
   </w:num>
-  <w:num w:numId="22" w16cid:durableId="997921216">
-    <w:abstractNumId w:val="72"/>
-  </w:num>
-  <w:num w:numId="23" w16cid:durableId="625698855">
-    <w:abstractNumId w:val="20"/>
-  </w:num>
-  <w:num w:numId="24" w16cid:durableId="945649585">
-    <w:abstractNumId w:val="64"/>
-  </w:num>
-  <w:num w:numId="25" w16cid:durableId="1650859603">
-    <w:abstractNumId w:val="33"/>
-  </w:num>
-  <w:num w:numId="26" w16cid:durableId="1007559445">
-    <w:abstractNumId w:val="75"/>
-  </w:num>
   <w:num w:numId="27" w16cid:durableId="2099012544">
-    <w:abstractNumId w:val="29"/>
+    <w:abstractNumId w:val="31"/>
   </w:num>
   <w:num w:numId="28" w16cid:durableId="1862009156">
-    <w:abstractNumId w:val="73"/>
+    <w:abstractNumId w:val="77"/>
   </w:num>
   <w:num w:numId="29" w16cid:durableId="1875578040">
-    <w:abstractNumId w:val="28"/>
+    <w:abstractNumId w:val="30"/>
   </w:num>
   <w:num w:numId="30" w16cid:durableId="1455906051">
-    <w:abstractNumId w:val="40"/>
+    <w:abstractNumId w:val="42"/>
   </w:num>
   <w:num w:numId="31" w16cid:durableId="404377295">
     <w:abstractNumId w:val="15"/>
@@ -15874,10 +17433,10 @@
     <w:abstractNumId w:val="3"/>
   </w:num>
   <w:num w:numId="34" w16cid:durableId="1310743648">
-    <w:abstractNumId w:val="40"/>
+    <w:abstractNumId w:val="42"/>
   </w:num>
   <w:num w:numId="35" w16cid:durableId="523714964">
-    <w:abstractNumId w:val="83"/>
+    <w:abstractNumId w:val="89"/>
   </w:num>
   <w:num w:numId="36" w16cid:durableId="412433772">
     <w:abstractNumId w:val="17"/>
@@ -15886,10 +17445,10 @@
     <w:abstractNumId w:val="14"/>
   </w:num>
   <w:num w:numId="38" w16cid:durableId="1735546316">
-    <w:abstractNumId w:val="48"/>
+    <w:abstractNumId w:val="51"/>
   </w:num>
   <w:num w:numId="39" w16cid:durableId="906112504">
-    <w:abstractNumId w:val="48"/>
+    <w:abstractNumId w:val="51"/>
   </w:num>
   <w:num w:numId="40" w16cid:durableId="948851685">
     <w:abstractNumId w:val="3"/>
@@ -15916,175 +17475,196 @@
     <w:abstractNumId w:val="3"/>
   </w:num>
   <w:num w:numId="48" w16cid:durableId="478890572">
-    <w:abstractNumId w:val="30"/>
+    <w:abstractNumId w:val="32"/>
   </w:num>
   <w:num w:numId="49" w16cid:durableId="790783635">
-    <w:abstractNumId w:val="43"/>
+    <w:abstractNumId w:val="45"/>
   </w:num>
   <w:num w:numId="50" w16cid:durableId="1378431365">
-    <w:abstractNumId w:val="86"/>
+    <w:abstractNumId w:val="93"/>
   </w:num>
   <w:num w:numId="51" w16cid:durableId="880705438">
-    <w:abstractNumId w:val="36"/>
+    <w:abstractNumId w:val="38"/>
   </w:num>
   <w:num w:numId="52" w16cid:durableId="291328794">
-    <w:abstractNumId w:val="63"/>
+    <w:abstractNumId w:val="66"/>
   </w:num>
   <w:num w:numId="53" w16cid:durableId="872427884">
-    <w:abstractNumId w:val="49"/>
+    <w:abstractNumId w:val="52"/>
   </w:num>
   <w:num w:numId="54" w16cid:durableId="1809470626">
-    <w:abstractNumId w:val="56"/>
+    <w:abstractNumId w:val="59"/>
   </w:num>
   <w:num w:numId="55" w16cid:durableId="330329287">
-    <w:abstractNumId w:val="60"/>
+    <w:abstractNumId w:val="63"/>
   </w:num>
   <w:num w:numId="56" w16cid:durableId="1593972145">
     <w:abstractNumId w:val="16"/>
   </w:num>
   <w:num w:numId="57" w16cid:durableId="1339504176">
-    <w:abstractNumId w:val="50"/>
+    <w:abstractNumId w:val="53"/>
   </w:num>
   <w:num w:numId="58" w16cid:durableId="1200703363">
-    <w:abstractNumId w:val="71"/>
+    <w:abstractNumId w:val="75"/>
   </w:num>
   <w:num w:numId="59" w16cid:durableId="1255436926">
-    <w:abstractNumId w:val="87"/>
+    <w:abstractNumId w:val="94"/>
   </w:num>
   <w:num w:numId="60" w16cid:durableId="1883783377">
-    <w:abstractNumId w:val="41"/>
+    <w:abstractNumId w:val="43"/>
   </w:num>
   <w:num w:numId="61" w16cid:durableId="1185709850">
-    <w:abstractNumId w:val="23"/>
+    <w:abstractNumId w:val="25"/>
   </w:num>
   <w:num w:numId="62" w16cid:durableId="1707634542">
-    <w:abstractNumId w:val="24"/>
+    <w:abstractNumId w:val="26"/>
   </w:num>
   <w:num w:numId="63" w16cid:durableId="1680228811">
     <w:abstractNumId w:val="13"/>
   </w:num>
   <w:num w:numId="64" w16cid:durableId="2003074570">
-    <w:abstractNumId w:val="31"/>
+    <w:abstractNumId w:val="33"/>
   </w:num>
   <w:num w:numId="65" w16cid:durableId="433402220">
-    <w:abstractNumId w:val="42"/>
+    <w:abstractNumId w:val="44"/>
   </w:num>
   <w:num w:numId="66" w16cid:durableId="470288995">
-    <w:abstractNumId w:val="85"/>
+    <w:abstractNumId w:val="92"/>
   </w:num>
   <w:num w:numId="67" w16cid:durableId="1972780306">
-    <w:abstractNumId w:val="61"/>
+    <w:abstractNumId w:val="64"/>
   </w:num>
   <w:num w:numId="68" w16cid:durableId="970210938">
-    <w:abstractNumId w:val="78"/>
+    <w:abstractNumId w:val="83"/>
   </w:num>
   <w:num w:numId="69" w16cid:durableId="1018703210">
-    <w:abstractNumId w:val="73"/>
+    <w:abstractNumId w:val="77"/>
   </w:num>
   <w:num w:numId="70" w16cid:durableId="1924290672">
-    <w:abstractNumId w:val="34"/>
+    <w:abstractNumId w:val="36"/>
   </w:num>
   <w:num w:numId="71" w16cid:durableId="377046912">
     <w:abstractNumId w:val="18"/>
   </w:num>
   <w:num w:numId="72" w16cid:durableId="1561289015">
-    <w:abstractNumId w:val="68"/>
+    <w:abstractNumId w:val="72"/>
   </w:num>
   <w:num w:numId="73" w16cid:durableId="1634752345">
-    <w:abstractNumId w:val="39"/>
+    <w:abstractNumId w:val="41"/>
   </w:num>
   <w:num w:numId="74" w16cid:durableId="1325205155">
-    <w:abstractNumId w:val="55"/>
+    <w:abstractNumId w:val="58"/>
   </w:num>
   <w:num w:numId="75" w16cid:durableId="17389404">
-    <w:abstractNumId w:val="44"/>
+    <w:abstractNumId w:val="46"/>
   </w:num>
   <w:num w:numId="76" w16cid:durableId="549344230">
-    <w:abstractNumId w:val="53"/>
+    <w:abstractNumId w:val="56"/>
   </w:num>
   <w:num w:numId="77" w16cid:durableId="2066634862">
-    <w:abstractNumId w:val="25"/>
+    <w:abstractNumId w:val="27"/>
   </w:num>
   <w:num w:numId="78" w16cid:durableId="187331588">
-    <w:abstractNumId w:val="45"/>
+    <w:abstractNumId w:val="48"/>
   </w:num>
   <w:num w:numId="79" w16cid:durableId="1183592466">
-    <w:abstractNumId w:val="74"/>
+    <w:abstractNumId w:val="78"/>
   </w:num>
   <w:num w:numId="80" w16cid:durableId="2046364860">
-    <w:abstractNumId w:val="38"/>
+    <w:abstractNumId w:val="40"/>
   </w:num>
   <w:num w:numId="81" w16cid:durableId="841239566">
-    <w:abstractNumId w:val="51"/>
+    <w:abstractNumId w:val="54"/>
   </w:num>
   <w:num w:numId="82" w16cid:durableId="1399326230">
-    <w:abstractNumId w:val="84"/>
+    <w:abstractNumId w:val="90"/>
   </w:num>
   <w:num w:numId="83" w16cid:durableId="732579212">
-    <w:abstractNumId w:val="46"/>
+    <w:abstractNumId w:val="49"/>
   </w:num>
   <w:num w:numId="84" w16cid:durableId="1540819718">
-    <w:abstractNumId w:val="54"/>
+    <w:abstractNumId w:val="57"/>
   </w:num>
   <w:num w:numId="85" w16cid:durableId="1030956082">
-    <w:abstractNumId w:val="21"/>
+    <w:abstractNumId w:val="22"/>
   </w:num>
   <w:num w:numId="86" w16cid:durableId="1021662624">
-    <w:abstractNumId w:val="82"/>
+    <w:abstractNumId w:val="88"/>
   </w:num>
   <w:num w:numId="87" w16cid:durableId="25494376">
-    <w:abstractNumId w:val="32"/>
+    <w:abstractNumId w:val="34"/>
   </w:num>
   <w:num w:numId="88" w16cid:durableId="553199839">
-    <w:abstractNumId w:val="69"/>
+    <w:abstractNumId w:val="73"/>
   </w:num>
   <w:num w:numId="89" w16cid:durableId="360130897">
-    <w:abstractNumId w:val="67"/>
+    <w:abstractNumId w:val="71"/>
   </w:num>
   <w:num w:numId="90" w16cid:durableId="1336230915">
-    <w:abstractNumId w:val="27"/>
+    <w:abstractNumId w:val="29"/>
   </w:num>
   <w:num w:numId="91" w16cid:durableId="1321811658">
-    <w:abstractNumId w:val="58"/>
+    <w:abstractNumId w:val="61"/>
   </w:num>
   <w:num w:numId="92" w16cid:durableId="1701004871">
     <w:abstractNumId w:val="19"/>
   </w:num>
   <w:num w:numId="93" w16cid:durableId="111364503">
-    <w:abstractNumId w:val="59"/>
+    <w:abstractNumId w:val="62"/>
   </w:num>
   <w:num w:numId="94" w16cid:durableId="78911628">
-    <w:abstractNumId w:val="70"/>
+    <w:abstractNumId w:val="74"/>
   </w:num>
   <w:num w:numId="95" w16cid:durableId="104470346">
-    <w:abstractNumId w:val="81"/>
+    <w:abstractNumId w:val="87"/>
   </w:num>
   <w:num w:numId="96" w16cid:durableId="920259857">
-    <w:abstractNumId w:val="57"/>
+    <w:abstractNumId w:val="60"/>
   </w:num>
   <w:num w:numId="97" w16cid:durableId="1663971191">
-    <w:abstractNumId w:val="22"/>
+    <w:abstractNumId w:val="23"/>
   </w:num>
   <w:num w:numId="98" w16cid:durableId="2139646884">
+    <w:abstractNumId w:val="50"/>
+  </w:num>
+  <w:num w:numId="99" w16cid:durableId="96947687">
+    <w:abstractNumId w:val="39"/>
+  </w:num>
+  <w:num w:numId="100" w16cid:durableId="1810516620">
+    <w:abstractNumId w:val="65"/>
+  </w:num>
+  <w:num w:numId="101" w16cid:durableId="1818497628">
+    <w:abstractNumId w:val="37"/>
+  </w:num>
+  <w:num w:numId="102" w16cid:durableId="931399840">
+    <w:abstractNumId w:val="28"/>
+  </w:num>
+  <w:num w:numId="103" w16cid:durableId="1096168012">
+    <w:abstractNumId w:val="82"/>
+  </w:num>
+  <w:num w:numId="104" w16cid:durableId="1019621938">
+    <w:abstractNumId w:val="55"/>
+  </w:num>
+  <w:num w:numId="105" w16cid:durableId="504174288">
+    <w:abstractNumId w:val="86"/>
+  </w:num>
+  <w:num w:numId="106" w16cid:durableId="1158614176">
+    <w:abstractNumId w:val="20"/>
+  </w:num>
+  <w:num w:numId="107" w16cid:durableId="1111126172">
+    <w:abstractNumId w:val="24"/>
+  </w:num>
+  <w:num w:numId="108" w16cid:durableId="2096391954">
+    <w:abstractNumId w:val="80"/>
+  </w:num>
+  <w:num w:numId="109" w16cid:durableId="77484860">
+    <w:abstractNumId w:val="91"/>
+  </w:num>
+  <w:num w:numId="110" w16cid:durableId="443382927">
     <w:abstractNumId w:val="47"/>
   </w:num>
-  <w:num w:numId="99" w16cid:durableId="96947687">
-    <w:abstractNumId w:val="37"/>
-  </w:num>
-  <w:num w:numId="100" w16cid:durableId="1810516620">
-    <w:abstractNumId w:val="62"/>
-  </w:num>
-  <w:num w:numId="101" w16cid:durableId="1818497628">
-    <w:abstractNumId w:val="35"/>
-  </w:num>
-  <w:num w:numId="102" w16cid:durableId="931399840">
-    <w:abstractNumId w:val="26"/>
-  </w:num>
-  <w:num w:numId="103" w16cid:durableId="1096168012">
-    <w:abstractNumId w:val="77"/>
-  </w:num>
-  <w:num w:numId="104" w16cid:durableId="1019621938">
-    <w:abstractNumId w:val="52"/>
+  <w:num w:numId="111" w16cid:durableId="105076280">
+    <w:abstractNumId w:val="70"/>
   </w:num>
 </w:numbering>
 </file>
@@ -28255,6 +29835,17 @@
       <w:lang w:val="en-US" w:eastAsia="en-US"/>
     </w:rPr>
   </w:style>
+  <w:style w:type="character" w:styleId="UnresolvedMention">
+    <w:name w:val="Unresolved Mention"/>
+    <w:uiPriority w:val="99"/>
+    <w:semiHidden/>
+    <w:unhideWhenUsed/>
+    <w:rsid w:val="00C358F8"/>
+    <w:rPr>
+      <w:color w:val="605E5C"/>
+      <w:shd w:val="clear" w:color="auto" w:fill="E1DFDD"/>
+    </w:rPr>
+  </w:style>
 </w:styles>
 </file>
 
